--- a/DataBases/lab1/Лабораторная работа 1. Кучерявый Игорь.docx
+++ b/DataBases/lab1/Лабораторная работа 1. Кучерявый Игорь.docx
@@ -53,7 +53,14 @@
           <w:rFonts w:ascii="Calibri" w:hAnsi="Calibri" w:cs="Calibri"/>
           <w:color w:val="000000" w:themeColor="text1"/>
         </w:rPr>
-        <w:t>Вариант №26603</w:t>
+        <w:t>Вариант №</w:t>
+      </w:r>
+      <w:r>
+        <w:rPr>
+          <w:rFonts w:ascii="Calibri" w:hAnsi="Calibri" w:cs="Calibri"/>
+          <w:color w:val="000000" w:themeColor="text1"/>
+        </w:rPr>
+        <w:t>501603</w:t>
       </w:r>
     </w:p>
     <w:p>
@@ -143,7 +150,52 @@
           <w:sz w:val="28"/>
           <w:szCs w:val="28"/>
         </w:rPr>
-        <w:t>Деменев Т. Г.</w:t>
+        <w:t>Ермаков</w:t>
+      </w:r>
+      <w:r>
+        <w:rPr>
+          <w:rFonts w:ascii="Calibri" w:hAnsi="Calibri" w:cs="Calibri"/>
+          <w:color w:val="000000" w:themeColor="text1"/>
+          <w:sz w:val="28"/>
+          <w:szCs w:val="28"/>
+        </w:rPr>
+        <w:t xml:space="preserve"> </w:t>
+      </w:r>
+      <w:r>
+        <w:rPr>
+          <w:rFonts w:ascii="Calibri" w:hAnsi="Calibri" w:cs="Calibri"/>
+          <w:color w:val="000000" w:themeColor="text1"/>
+          <w:sz w:val="28"/>
+          <w:szCs w:val="28"/>
+        </w:rPr>
+        <w:t>М</w:t>
+      </w:r>
+      <w:r>
+        <w:rPr>
+          <w:rFonts w:ascii="Calibri" w:hAnsi="Calibri" w:cs="Calibri"/>
+          <w:color w:val="000000" w:themeColor="text1"/>
+          <w:sz w:val="28"/>
+          <w:szCs w:val="28"/>
+        </w:rPr>
+        <w:t xml:space="preserve">. </w:t>
+      </w:r>
+      <w:r>
+        <w:rPr>
+          <w:rFonts w:ascii="Calibri" w:hAnsi="Calibri" w:cs="Calibri"/>
+          <w:color w:val="000000" w:themeColor="text1"/>
+          <w:sz w:val="28"/>
+          <w:szCs w:val="28"/>
+        </w:rPr>
+        <w:t>К</w:t>
+      </w:r>
+      <w:r>
+        <w:rPr>
+          <w:rFonts w:ascii="Calibri" w:hAnsi="Calibri" w:cs="Calibri"/>
+          <w:color w:val="000000" w:themeColor="text1"/>
+          <w:sz w:val="28"/>
+          <w:szCs w:val="28"/>
+        </w:rPr>
+        <w:t>.</w:t>
       </w:r>
     </w:p>
     <w:p>
@@ -510,7 +562,37 @@
           <w:szCs w:val="24"/>
           <w:lang w:eastAsia="ru-RU"/>
         </w:rPr>
-        <w:t>Исследователь – имя, фамилия, национальность, возраст</w:t>
+        <w:t xml:space="preserve">Исследователь – имя, фамилия, </w:t>
+      </w:r>
+      <w:r>
+        <w:rPr>
+          <w:rFonts w:ascii="Segoe UI" w:eastAsia="Times New Roman" w:hAnsi="Segoe UI" w:cs="Segoe UI"/>
+          <w:color w:val="212529"/>
+          <w:sz w:val="24"/>
+          <w:szCs w:val="24"/>
+          <w:lang w:eastAsia="ru-RU"/>
+        </w:rPr>
+        <w:t>страна</w:t>
+      </w:r>
+      <w:r>
+        <w:rPr>
+          <w:rFonts w:ascii="Segoe UI" w:eastAsia="Times New Roman" w:hAnsi="Segoe UI" w:cs="Segoe UI"/>
+          <w:color w:val="212529"/>
+          <w:sz w:val="24"/>
+          <w:szCs w:val="24"/>
+          <w:lang w:eastAsia="ru-RU"/>
+        </w:rPr>
+        <w:t xml:space="preserve">, </w:t>
+      </w:r>
+      <w:r>
+        <w:rPr>
+          <w:rFonts w:ascii="Segoe UI" w:eastAsia="Times New Roman" w:hAnsi="Segoe UI" w:cs="Segoe UI"/>
+          <w:color w:val="212529"/>
+          <w:sz w:val="24"/>
+          <w:szCs w:val="24"/>
+          <w:lang w:eastAsia="ru-RU"/>
+        </w:rPr>
+        <w:t>год рождения, описание</w:t>
       </w:r>
     </w:p>
     <w:p>
@@ -639,8 +721,55 @@
           <w:color w:val="212529"/>
           <w:shd w:val="clear" w:color="auto" w:fill="FFFFFF"/>
         </w:rPr>
-        <w:t>Характерестические</w:t>
-      </w:r>
+        <w:t>Характерестические сущности:</w:t>
+      </w:r>
+    </w:p>
+    <w:p>
+      <w:pPr>
+        <w:pStyle w:val="af2"/>
+        <w:spacing w:line="259" w:lineRule="auto"/>
+        <w:rPr>
+          <w:rFonts w:ascii="Segoe UI" w:eastAsia="Times New Roman" w:hAnsi="Segoe UI" w:cs="Segoe UI"/>
+          <w:color w:val="212529"/>
+          <w:sz w:val="24"/>
+          <w:szCs w:val="24"/>
+          <w:lang w:eastAsia="ru-RU"/>
+        </w:rPr>
+      </w:pPr>
+      <w:r>
+        <w:rPr>
+          <w:rFonts w:ascii="Segoe UI" w:eastAsia="Times New Roman" w:hAnsi="Segoe UI" w:cs="Segoe UI"/>
+          <w:color w:val="212529"/>
+          <w:sz w:val="24"/>
+          <w:szCs w:val="24"/>
+          <w:lang w:eastAsia="ru-RU"/>
+        </w:rPr>
+        <w:t>Цель</w:t>
+      </w:r>
+      <w:r>
+        <w:rPr>
+          <w:rFonts w:ascii="Segoe UI" w:eastAsia="Times New Roman" w:hAnsi="Segoe UI" w:cs="Segoe UI"/>
+          <w:color w:val="212529"/>
+          <w:sz w:val="24"/>
+          <w:szCs w:val="24"/>
+          <w:lang w:eastAsia="ru-RU"/>
+        </w:rPr>
+        <w:t xml:space="preserve"> - описание</w:t>
+      </w:r>
+    </w:p>
+    <w:p>
+      <w:pPr>
+        <w:pStyle w:val="af2"/>
+        <w:spacing w:line="259" w:lineRule="auto"/>
+        <w:rPr>
+          <w:rFonts w:ascii="Arial" w:eastAsia="Times New Roman" w:hAnsi="Arial" w:cs="Times New Roman"/>
+          <w:b/>
+          <w:color w:val="000000" w:themeColor="text1"/>
+          <w:sz w:val="32"/>
+          <w:szCs w:val="32"/>
+          <w:lang w:eastAsia="ru-RU"/>
+        </w:rPr>
+      </w:pPr>
       <w:r>
         <w:rPr>
           <w:rFonts w:ascii="Segoe UI" w:hAnsi="Segoe UI" w:cs="Segoe UI"/>
@@ -649,7 +778,7 @@
           <w:color w:val="212529"/>
           <w:shd w:val="clear" w:color="auto" w:fill="FFFFFF"/>
         </w:rPr>
-        <w:t xml:space="preserve"> сущности:</w:t>
+        <w:t>Ассоциативные сущности:</w:t>
       </w:r>
     </w:p>
     <w:p>
@@ -672,7 +801,7 @@
           <w:szCs w:val="24"/>
           <w:lang w:eastAsia="ru-RU"/>
         </w:rPr>
-        <w:t>Цель</w:t>
+        <w:t>Ожидание – объект, субъект,</w:t>
       </w:r>
       <w:r>
         <w:rPr>
@@ -682,8 +811,94 @@
           <w:szCs w:val="24"/>
           <w:lang w:eastAsia="ru-RU"/>
         </w:rPr>
-        <w:t xml:space="preserve"> - описание</w:t>
-      </w:r>
+        <w:t xml:space="preserve"> описание,</w:t>
+      </w:r>
+      <w:r>
+        <w:rPr>
+          <w:rFonts w:ascii="Segoe UI" w:eastAsia="Times New Roman" w:hAnsi="Segoe UI" w:cs="Segoe UI"/>
+          <w:color w:val="212529"/>
+          <w:sz w:val="24"/>
+          <w:szCs w:val="24"/>
+          <w:lang w:eastAsia="ru-RU"/>
+        </w:rPr>
+        <w:t xml:space="preserve"> цель, уверенност</w:t>
+      </w:r>
+      <w:r>
+        <w:rPr>
+          <w:rFonts w:ascii="Segoe UI" w:eastAsia="Times New Roman" w:hAnsi="Segoe UI" w:cs="Segoe UI"/>
+          <w:color w:val="212529"/>
+          <w:sz w:val="24"/>
+          <w:szCs w:val="24"/>
+          <w:lang w:eastAsia="ru-RU"/>
+        </w:rPr>
+        <w:t>ь</w:t>
+      </w:r>
+    </w:p>
+    <w:p>
+      <w:pPr>
+        <w:pStyle w:val="af2"/>
+        <w:spacing w:line="259" w:lineRule="auto"/>
+        <w:rPr>
+          <w:rFonts w:ascii="Segoe UI" w:eastAsia="Times New Roman" w:hAnsi="Segoe UI" w:cs="Segoe UI"/>
+          <w:color w:val="212529"/>
+          <w:sz w:val="24"/>
+          <w:szCs w:val="24"/>
+          <w:lang w:eastAsia="ru-RU"/>
+        </w:rPr>
+      </w:pPr>
+      <w:r>
+        <w:rPr>
+          <w:rFonts w:ascii="Segoe UI" w:eastAsia="Times New Roman" w:hAnsi="Segoe UI" w:cs="Segoe UI"/>
+          <w:color w:val="212529"/>
+          <w:sz w:val="24"/>
+          <w:szCs w:val="24"/>
+          <w:lang w:eastAsia="ru-RU"/>
+        </w:rPr>
+        <w:t xml:space="preserve">Исследование </w:t>
+      </w:r>
+      <w:r>
+        <w:rPr>
+          <w:rFonts w:ascii="Segoe UI" w:eastAsia="Times New Roman" w:hAnsi="Segoe UI" w:cs="Segoe UI"/>
+          <w:color w:val="212529"/>
+          <w:sz w:val="24"/>
+          <w:szCs w:val="24"/>
+          <w:lang w:eastAsia="ru-RU"/>
+        </w:rPr>
+        <w:t>–</w:t>
+      </w:r>
+      <w:r>
+        <w:rPr>
+          <w:rFonts w:ascii="Segoe UI" w:eastAsia="Times New Roman" w:hAnsi="Segoe UI" w:cs="Segoe UI"/>
+          <w:color w:val="212529"/>
+          <w:sz w:val="24"/>
+          <w:szCs w:val="24"/>
+          <w:lang w:eastAsia="ru-RU"/>
+        </w:rPr>
+        <w:t xml:space="preserve"> </w:t>
+      </w:r>
+      <w:r>
+        <w:rPr>
+          <w:rFonts w:ascii="Segoe UI" w:eastAsia="Times New Roman" w:hAnsi="Segoe UI" w:cs="Segoe UI"/>
+          <w:color w:val="212529"/>
+          <w:sz w:val="24"/>
+          <w:szCs w:val="24"/>
+          <w:lang w:eastAsia="ru-RU"/>
+        </w:rPr>
+        <w:t>исследователь, открытие, научный объект</w:t>
+      </w:r>
+    </w:p>
+    <w:p>
+      <w:pPr>
+        <w:pStyle w:val="af2"/>
+        <w:spacing w:line="259" w:lineRule="auto"/>
+        <w:rPr>
+          <w:rFonts w:ascii="Segoe UI" w:eastAsia="Times New Roman" w:hAnsi="Segoe UI" w:cs="Segoe UI"/>
+          <w:color w:val="212529"/>
+          <w:sz w:val="24"/>
+          <w:szCs w:val="24"/>
+          <w:lang w:eastAsia="ru-RU"/>
+        </w:rPr>
+      </w:pPr>
     </w:p>
     <w:p>
       <w:pPr>
@@ -700,136 +915,6 @@
       </w:pPr>
       <w:r>
         <w:rPr>
-          <w:rFonts w:ascii="Segoe UI" w:hAnsi="Segoe UI" w:cs="Segoe UI"/>
-          <w:b/>
-          <w:bCs/>
-          <w:color w:val="212529"/>
-          <w:shd w:val="clear" w:color="auto" w:fill="FFFFFF"/>
-        </w:rPr>
-        <w:t>Ассоциативные</w:t>
-      </w:r>
-      <w:r>
-        <w:rPr>
-          <w:rFonts w:ascii="Segoe UI" w:hAnsi="Segoe UI" w:cs="Segoe UI"/>
-          <w:b/>
-          <w:bCs/>
-          <w:color w:val="212529"/>
-          <w:shd w:val="clear" w:color="auto" w:fill="FFFFFF"/>
-        </w:rPr>
-        <w:t xml:space="preserve"> сущности:</w:t>
-      </w:r>
-    </w:p>
-    <w:p>
-      <w:pPr>
-        <w:pStyle w:val="af2"/>
-        <w:spacing w:line="259" w:lineRule="auto"/>
-        <w:rPr>
-          <w:rFonts w:ascii="Segoe UI" w:eastAsia="Times New Roman" w:hAnsi="Segoe UI" w:cs="Segoe UI"/>
-          <w:color w:val="212529"/>
-          <w:sz w:val="24"/>
-          <w:szCs w:val="24"/>
-          <w:lang w:eastAsia="ru-RU"/>
-        </w:rPr>
-      </w:pPr>
-      <w:r>
-        <w:rPr>
-          <w:rFonts w:ascii="Segoe UI" w:eastAsia="Times New Roman" w:hAnsi="Segoe UI" w:cs="Segoe UI"/>
-          <w:color w:val="212529"/>
-          <w:sz w:val="24"/>
-          <w:szCs w:val="24"/>
-          <w:lang w:eastAsia="ru-RU"/>
-        </w:rPr>
-        <w:t>Ожидание</w:t>
-      </w:r>
-      <w:r>
-        <w:rPr>
-          <w:rFonts w:ascii="Segoe UI" w:eastAsia="Times New Roman" w:hAnsi="Segoe UI" w:cs="Segoe UI"/>
-          <w:color w:val="212529"/>
-          <w:sz w:val="24"/>
-          <w:szCs w:val="24"/>
-          <w:lang w:eastAsia="ru-RU"/>
-        </w:rPr>
-        <w:t xml:space="preserve"> – </w:t>
-      </w:r>
-      <w:r>
-        <w:rPr>
-          <w:rFonts w:ascii="Segoe UI" w:eastAsia="Times New Roman" w:hAnsi="Segoe UI" w:cs="Segoe UI"/>
-          <w:color w:val="212529"/>
-          <w:sz w:val="24"/>
-          <w:szCs w:val="24"/>
-          <w:lang w:eastAsia="ru-RU"/>
-        </w:rPr>
-        <w:t>объект, субъект, цель, уверенност</w:t>
-      </w:r>
-      <w:r>
-        <w:rPr>
-          <w:rFonts w:ascii="Segoe UI" w:eastAsia="Times New Roman" w:hAnsi="Segoe UI" w:cs="Segoe UI"/>
-          <w:color w:val="212529"/>
-          <w:sz w:val="24"/>
-          <w:szCs w:val="24"/>
-          <w:lang w:eastAsia="ru-RU"/>
-        </w:rPr>
-        <w:t>ь</w:t>
-      </w:r>
-    </w:p>
-    <w:p>
-      <w:pPr>
-        <w:pStyle w:val="af2"/>
-        <w:spacing w:line="259" w:lineRule="auto"/>
-        <w:rPr>
-          <w:rFonts w:ascii="Segoe UI" w:eastAsia="Times New Roman" w:hAnsi="Segoe UI" w:cs="Segoe UI"/>
-          <w:color w:val="212529"/>
-          <w:sz w:val="24"/>
-          <w:szCs w:val="24"/>
-          <w:lang w:val="en-US" w:eastAsia="ru-RU"/>
-        </w:rPr>
-      </w:pPr>
-      <w:r>
-        <w:rPr>
-          <w:rFonts w:ascii="Segoe UI" w:eastAsia="Times New Roman" w:hAnsi="Segoe UI" w:cs="Segoe UI"/>
-          <w:color w:val="212529"/>
-          <w:sz w:val="24"/>
-          <w:szCs w:val="24"/>
-          <w:lang w:eastAsia="ru-RU"/>
-        </w:rPr>
-        <w:t xml:space="preserve">Исследование </w:t>
-      </w:r>
-      <w:r>
-        <w:rPr>
-          <w:rFonts w:ascii="Segoe UI" w:eastAsia="Times New Roman" w:hAnsi="Segoe UI" w:cs="Segoe UI"/>
-          <w:color w:val="212529"/>
-          <w:sz w:val="24"/>
-          <w:szCs w:val="24"/>
-          <w:lang w:eastAsia="ru-RU"/>
-        </w:rPr>
-        <w:t>–</w:t>
-      </w:r>
-      <w:r>
-        <w:rPr>
-          <w:rFonts w:ascii="Segoe UI" w:eastAsia="Times New Roman" w:hAnsi="Segoe UI" w:cs="Segoe UI"/>
-          <w:color w:val="212529"/>
-          <w:sz w:val="24"/>
-          <w:szCs w:val="24"/>
-          <w:lang w:eastAsia="ru-RU"/>
-        </w:rPr>
-        <w:t xml:space="preserve"> </w:t>
-      </w:r>
-      <w:r>
-        <w:rPr>
-          <w:rFonts w:ascii="Segoe UI" w:eastAsia="Times New Roman" w:hAnsi="Segoe UI" w:cs="Segoe UI"/>
-          <w:color w:val="212529"/>
-          <w:sz w:val="24"/>
-          <w:szCs w:val="24"/>
-          <w:lang w:eastAsia="ru-RU"/>
-        </w:rPr>
-        <w:t>исследователь, открытие, научный объект</w:t>
-      </w:r>
-    </w:p>
-    <w:p>
-      <w:pPr>
-        <w:pStyle w:val="af2"/>
-        <w:spacing w:line="259" w:lineRule="auto"/>
-        <w:rPr>
           <w:rFonts w:ascii="Arial" w:eastAsia="Times New Roman" w:hAnsi="Arial" w:cs="Times New Roman"/>
           <w:b/>
           <w:color w:val="000000" w:themeColor="text1"/>
@@ -837,6 +922,6709 @@
           <w:szCs w:val="32"/>
           <w:lang w:eastAsia="ru-RU"/>
         </w:rPr>
+        <w:t>3</w:t>
+      </w:r>
+      <w:r>
+        <w:rPr>
+          <w:rFonts w:ascii="Arial" w:eastAsia="Times New Roman" w:hAnsi="Arial" w:cs="Times New Roman"/>
+          <w:b/>
+          <w:color w:val="000000" w:themeColor="text1"/>
+          <w:sz w:val="32"/>
+          <w:szCs w:val="32"/>
+          <w:lang w:eastAsia="ru-RU"/>
+        </w:rPr>
+        <w:t xml:space="preserve">) </w:t>
+      </w:r>
+      <w:r>
+        <w:rPr>
+          <w:rFonts w:ascii="Arial" w:eastAsia="Times New Roman" w:hAnsi="Arial" w:cs="Times New Roman"/>
+          <w:b/>
+          <w:color w:val="000000" w:themeColor="text1"/>
+          <w:sz w:val="32"/>
+          <w:szCs w:val="32"/>
+          <w:lang w:eastAsia="ru-RU"/>
+        </w:rPr>
+        <w:t>Инфологическая модель</w:t>
+      </w:r>
+    </w:p>
+    <w:p>
+      <w:pPr>
+        <w:pStyle w:val="af2"/>
+        <w:spacing w:line="259" w:lineRule="auto"/>
+        <w:rPr>
+          <w:rFonts w:ascii="Arial" w:eastAsia="Times New Roman" w:hAnsi="Arial" w:cs="Times New Roman"/>
+          <w:b/>
+          <w:color w:val="000000" w:themeColor="text1"/>
+          <w:sz w:val="32"/>
+          <w:szCs w:val="32"/>
+          <w:lang w:eastAsia="ru-RU"/>
+        </w:rPr>
+      </w:pPr>
+      <w:r>
+        <w:rPr>
+          <w:rFonts w:ascii="Arial" w:eastAsia="Times New Roman" w:hAnsi="Arial" w:cs="Times New Roman"/>
+          <w:b/>
+          <w:noProof/>
+          <w:color w:val="000000" w:themeColor="text1"/>
+          <w:sz w:val="32"/>
+          <w:szCs w:val="32"/>
+          <w:lang w:eastAsia="ru-RU"/>
+        </w:rPr>
+        <w:lastRenderedPageBreak/>
+        <w:drawing>
+          <wp:inline distT="0" distB="0" distL="0" distR="0" wp14:anchorId="7CAA355B" wp14:editId="6CC21ACC">
+            <wp:extent cx="6930390" cy="3802380"/>
+            <wp:effectExtent l="0" t="0" r="0" b="0"/>
+            <wp:docPr id="8" name="Рисунок 8"/>
+            <wp:cNvGraphicFramePr>
+              <a:graphicFrameLocks xmlns:a="http://schemas.openxmlformats.org/drawingml/2006/main" noChangeAspect="1"/>
+            </wp:cNvGraphicFramePr>
+            <a:graphic xmlns:a="http://schemas.openxmlformats.org/drawingml/2006/main">
+              <a:graphicData uri="http://schemas.openxmlformats.org/drawingml/2006/picture">
+                <pic:pic xmlns:pic="http://schemas.openxmlformats.org/drawingml/2006/picture">
+                  <pic:nvPicPr>
+                    <pic:cNvPr id="8" name="Рисунок 8"/>
+                    <pic:cNvPicPr/>
+                  </pic:nvPicPr>
+                  <pic:blipFill>
+                    <a:blip r:embed="rId8">
+                      <a:extLst>
+                        <a:ext uri="{28A0092B-C50C-407E-A947-70E740481C1C}">
+                          <a14:useLocalDpi xmlns:a14="http://schemas.microsoft.com/office/drawing/2010/main" val="0"/>
+                        </a:ext>
+                      </a:extLst>
+                    </a:blip>
+                    <a:stretch>
+                      <a:fillRect/>
+                    </a:stretch>
+                  </pic:blipFill>
+                  <pic:spPr>
+                    <a:xfrm>
+                      <a:off x="0" y="0"/>
+                      <a:ext cx="6930390" cy="3802380"/>
+                    </a:xfrm>
+                    <a:prstGeom prst="rect">
+                      <a:avLst/>
+                    </a:prstGeom>
+                  </pic:spPr>
+                </pic:pic>
+              </a:graphicData>
+            </a:graphic>
+          </wp:inline>
+        </w:drawing>
+      </w:r>
+    </w:p>
+    <w:p>
+      <w:pPr>
+        <w:pStyle w:val="af2"/>
+        <w:spacing w:line="259" w:lineRule="auto"/>
+        <w:rPr>
+          <w:rFonts w:ascii="Arial" w:eastAsia="Times New Roman" w:hAnsi="Arial" w:cs="Times New Roman"/>
+          <w:b/>
+          <w:color w:val="000000" w:themeColor="text1"/>
+          <w:sz w:val="32"/>
+          <w:szCs w:val="32"/>
+          <w:lang w:val="en-US" w:eastAsia="ru-RU"/>
+        </w:rPr>
+      </w:pPr>
+    </w:p>
+    <w:p>
+      <w:pPr>
+        <w:pStyle w:val="af2"/>
+        <w:spacing w:line="259" w:lineRule="auto"/>
+        <w:rPr>
+          <w:rFonts w:ascii="Arial" w:eastAsia="Times New Roman" w:hAnsi="Arial" w:cs="Times New Roman"/>
+          <w:b/>
+          <w:color w:val="000000" w:themeColor="text1"/>
+          <w:sz w:val="32"/>
+          <w:szCs w:val="32"/>
+          <w:lang w:eastAsia="ru-RU"/>
+        </w:rPr>
+      </w:pPr>
+      <w:r>
+        <w:rPr>
+          <w:rFonts w:ascii="Arial" w:eastAsia="Times New Roman" w:hAnsi="Arial" w:cs="Times New Roman"/>
+          <w:b/>
+          <w:color w:val="000000" w:themeColor="text1"/>
+          <w:sz w:val="32"/>
+          <w:szCs w:val="32"/>
+          <w:lang w:val="en-US" w:eastAsia="ru-RU"/>
+        </w:rPr>
+        <w:t>4</w:t>
+      </w:r>
+      <w:r>
+        <w:rPr>
+          <w:rFonts w:ascii="Arial" w:eastAsia="Times New Roman" w:hAnsi="Arial" w:cs="Times New Roman"/>
+          <w:b/>
+          <w:color w:val="000000" w:themeColor="text1"/>
+          <w:sz w:val="32"/>
+          <w:szCs w:val="32"/>
+          <w:lang w:eastAsia="ru-RU"/>
+        </w:rPr>
+        <w:t xml:space="preserve">) </w:t>
+      </w:r>
+      <w:r>
+        <w:rPr>
+          <w:rFonts w:ascii="Arial" w:eastAsia="Times New Roman" w:hAnsi="Arial" w:cs="Times New Roman"/>
+          <w:b/>
+          <w:color w:val="000000" w:themeColor="text1"/>
+          <w:sz w:val="32"/>
+          <w:szCs w:val="32"/>
+          <w:lang w:eastAsia="ru-RU"/>
+        </w:rPr>
+        <w:t>Даталогическая</w:t>
+      </w:r>
+      <w:r>
+        <w:rPr>
+          <w:rFonts w:ascii="Arial" w:eastAsia="Times New Roman" w:hAnsi="Arial" w:cs="Times New Roman"/>
+          <w:b/>
+          <w:color w:val="000000" w:themeColor="text1"/>
+          <w:sz w:val="32"/>
+          <w:szCs w:val="32"/>
+          <w:lang w:eastAsia="ru-RU"/>
+        </w:rPr>
+        <w:t xml:space="preserve"> модель</w:t>
+      </w:r>
+    </w:p>
+    <w:p>
+      <w:pPr>
+        <w:pStyle w:val="af2"/>
+        <w:spacing w:line="259" w:lineRule="auto"/>
+        <w:jc w:val="center"/>
+        <w:rPr>
+          <w:rFonts w:ascii="Arial" w:eastAsia="Times New Roman" w:hAnsi="Arial" w:cs="Times New Roman"/>
+          <w:b/>
+          <w:color w:val="000000" w:themeColor="text1"/>
+          <w:sz w:val="32"/>
+          <w:szCs w:val="32"/>
+          <w:lang w:eastAsia="ru-RU"/>
+        </w:rPr>
+      </w:pPr>
+      <w:r>
+        <w:rPr>
+          <w:rFonts w:ascii="Arial" w:eastAsia="Times New Roman" w:hAnsi="Arial" w:cs="Times New Roman"/>
+          <w:b/>
+          <w:noProof/>
+          <w:color w:val="000000" w:themeColor="text1"/>
+          <w:sz w:val="32"/>
+          <w:szCs w:val="32"/>
+          <w:lang w:eastAsia="ru-RU"/>
+        </w:rPr>
+        <w:drawing>
+          <wp:inline distT="0" distB="0" distL="0" distR="0" wp14:anchorId="67E3E8C8" wp14:editId="79EA09AF">
+            <wp:extent cx="6930390" cy="4832350"/>
+            <wp:effectExtent l="0" t="0" r="0" b="0"/>
+            <wp:docPr id="6" name="Рисунок 6"/>
+            <wp:cNvGraphicFramePr>
+              <a:graphicFrameLocks xmlns:a="http://schemas.openxmlformats.org/drawingml/2006/main" noChangeAspect="1"/>
+            </wp:cNvGraphicFramePr>
+            <a:graphic xmlns:a="http://schemas.openxmlformats.org/drawingml/2006/main">
+              <a:graphicData uri="http://schemas.openxmlformats.org/drawingml/2006/picture">
+                <pic:pic xmlns:pic="http://schemas.openxmlformats.org/drawingml/2006/picture">
+                  <pic:nvPicPr>
+                    <pic:cNvPr id="6" name="Рисунок 6"/>
+                    <pic:cNvPicPr/>
+                  </pic:nvPicPr>
+                  <pic:blipFill>
+                    <a:blip r:embed="rId9">
+                      <a:extLst>
+                        <a:ext uri="{28A0092B-C50C-407E-A947-70E740481C1C}">
+                          <a14:useLocalDpi xmlns:a14="http://schemas.microsoft.com/office/drawing/2010/main" val="0"/>
+                        </a:ext>
+                      </a:extLst>
+                    </a:blip>
+                    <a:stretch>
+                      <a:fillRect/>
+                    </a:stretch>
+                  </pic:blipFill>
+                  <pic:spPr>
+                    <a:xfrm>
+                      <a:off x="0" y="0"/>
+                      <a:ext cx="6930390" cy="4832350"/>
+                    </a:xfrm>
+                    <a:prstGeom prst="rect">
+                      <a:avLst/>
+                    </a:prstGeom>
+                  </pic:spPr>
+                </pic:pic>
+              </a:graphicData>
+            </a:graphic>
+          </wp:inline>
+        </w:drawing>
+      </w:r>
+    </w:p>
+    <w:p>
+      <w:pPr>
+        <w:pStyle w:val="af2"/>
+        <w:spacing w:line="259" w:lineRule="auto"/>
+        <w:rPr>
+          <w:rFonts w:ascii="Arial" w:eastAsia="Times New Roman" w:hAnsi="Arial" w:cs="Times New Roman"/>
+          <w:b/>
+          <w:color w:val="000000" w:themeColor="text1"/>
+          <w:sz w:val="32"/>
+          <w:szCs w:val="32"/>
+          <w:lang w:val="en-US" w:eastAsia="ru-RU"/>
+        </w:rPr>
+      </w:pPr>
+      <w:r>
+        <w:rPr>
+          <w:rFonts w:ascii="Arial" w:eastAsia="Times New Roman" w:hAnsi="Arial" w:cs="Times New Roman"/>
+          <w:b/>
+          <w:color w:val="000000" w:themeColor="text1"/>
+          <w:sz w:val="32"/>
+          <w:szCs w:val="32"/>
+          <w:lang w:eastAsia="ru-RU"/>
+        </w:rPr>
+        <w:lastRenderedPageBreak/>
+        <w:t>5</w:t>
+      </w:r>
+      <w:r>
+        <w:rPr>
+          <w:rFonts w:ascii="Arial" w:eastAsia="Times New Roman" w:hAnsi="Arial" w:cs="Times New Roman"/>
+          <w:b/>
+          <w:color w:val="000000" w:themeColor="text1"/>
+          <w:sz w:val="32"/>
+          <w:szCs w:val="32"/>
+          <w:lang w:eastAsia="ru-RU"/>
+        </w:rPr>
+        <w:t xml:space="preserve">) </w:t>
+      </w:r>
+      <w:r>
+        <w:rPr>
+          <w:rFonts w:ascii="Arial" w:eastAsia="Times New Roman" w:hAnsi="Arial" w:cs="Times New Roman"/>
+          <w:b/>
+          <w:color w:val="000000" w:themeColor="text1"/>
+          <w:sz w:val="32"/>
+          <w:szCs w:val="32"/>
+          <w:lang w:eastAsia="ru-RU"/>
+        </w:rPr>
+        <w:t xml:space="preserve">Реализация на </w:t>
+      </w:r>
+      <w:r>
+        <w:rPr>
+          <w:rFonts w:ascii="Arial" w:eastAsia="Times New Roman" w:hAnsi="Arial" w:cs="Times New Roman"/>
+          <w:b/>
+          <w:color w:val="000000" w:themeColor="text1"/>
+          <w:sz w:val="32"/>
+          <w:szCs w:val="32"/>
+          <w:lang w:val="en-US" w:eastAsia="ru-RU"/>
+        </w:rPr>
+        <w:t>SQL</w:t>
+      </w:r>
+    </w:p>
+    <w:p>
+      <w:pPr>
+        <w:shd w:val="clear" w:color="auto" w:fill="1F1F1F"/>
+        <w:suppressAutoHyphens w:val="0"/>
+        <w:spacing w:after="0" w:line="285" w:lineRule="atLeast"/>
+        <w:rPr>
+          <w:rFonts w:ascii="Consolas" w:eastAsia="Times New Roman" w:hAnsi="Consolas" w:cs="Times New Roman"/>
+          <w:color w:val="CCCCCC"/>
+          <w:sz w:val="21"/>
+          <w:szCs w:val="21"/>
+          <w:lang w:val="en-US" w:eastAsia="ru-RU"/>
+        </w:rPr>
+      </w:pPr>
+      <w:r>
+        <w:rPr>
+          <w:rFonts w:ascii="Consolas" w:eastAsia="Times New Roman" w:hAnsi="Consolas" w:cs="Times New Roman"/>
+          <w:color w:val="569CD6"/>
+          <w:sz w:val="21"/>
+          <w:szCs w:val="21"/>
+          <w:lang w:val="en-US" w:eastAsia="ru-RU"/>
+        </w:rPr>
+        <w:t>CREATE</w:t>
+      </w:r>
+      <w:r>
+        <w:rPr>
+          <w:rFonts w:ascii="Consolas" w:eastAsia="Times New Roman" w:hAnsi="Consolas" w:cs="Times New Roman"/>
+          <w:color w:val="CCCCCC"/>
+          <w:sz w:val="21"/>
+          <w:szCs w:val="21"/>
+          <w:lang w:val="en-US" w:eastAsia="ru-RU"/>
+        </w:rPr>
+        <w:t xml:space="preserve"> </w:t>
+      </w:r>
+      <w:r>
+        <w:rPr>
+          <w:rFonts w:ascii="Consolas" w:eastAsia="Times New Roman" w:hAnsi="Consolas" w:cs="Times New Roman"/>
+          <w:color w:val="569CD6"/>
+          <w:sz w:val="21"/>
+          <w:szCs w:val="21"/>
+          <w:lang w:val="en-US" w:eastAsia="ru-RU"/>
+        </w:rPr>
+        <w:t>TABLE</w:t>
+      </w:r>
+      <w:r>
+        <w:rPr>
+          <w:rFonts w:ascii="Consolas" w:eastAsia="Times New Roman" w:hAnsi="Consolas" w:cs="Times New Roman"/>
+          <w:color w:val="CCCCCC"/>
+          <w:sz w:val="21"/>
+          <w:szCs w:val="21"/>
+          <w:lang w:val="en-US" w:eastAsia="ru-RU"/>
+        </w:rPr>
+        <w:t xml:space="preserve"> "</w:t>
+      </w:r>
+      <w:r>
+        <w:rPr>
+          <w:rFonts w:ascii="Consolas" w:eastAsia="Times New Roman" w:hAnsi="Consolas" w:cs="Times New Roman"/>
+          <w:color w:val="DCDCAA"/>
+          <w:sz w:val="21"/>
+          <w:szCs w:val="21"/>
+          <w:lang w:val="en-US" w:eastAsia="ru-RU"/>
+        </w:rPr>
+        <w:t>researcher</w:t>
+      </w:r>
+      <w:r>
+        <w:rPr>
+          <w:rFonts w:ascii="Consolas" w:eastAsia="Times New Roman" w:hAnsi="Consolas" w:cs="Times New Roman"/>
+          <w:color w:val="CCCCCC"/>
+          <w:sz w:val="21"/>
+          <w:szCs w:val="21"/>
+          <w:lang w:val="en-US" w:eastAsia="ru-RU"/>
+        </w:rPr>
+        <w:t>" (</w:t>
+      </w:r>
+    </w:p>
+    <w:p>
+      <w:pPr>
+        <w:shd w:val="clear" w:color="auto" w:fill="1F1F1F"/>
+        <w:suppressAutoHyphens w:val="0"/>
+        <w:spacing w:after="0" w:line="285" w:lineRule="atLeast"/>
+        <w:rPr>
+          <w:rFonts w:ascii="Consolas" w:eastAsia="Times New Roman" w:hAnsi="Consolas" w:cs="Times New Roman"/>
+          <w:color w:val="CCCCCC"/>
+          <w:sz w:val="21"/>
+          <w:szCs w:val="21"/>
+          <w:lang w:val="en-US" w:eastAsia="ru-RU"/>
+        </w:rPr>
+      </w:pPr>
+      <w:r>
+        <w:rPr>
+          <w:rFonts w:ascii="Consolas" w:eastAsia="Times New Roman" w:hAnsi="Consolas" w:cs="Times New Roman"/>
+          <w:color w:val="CCCCCC"/>
+          <w:sz w:val="21"/>
+          <w:szCs w:val="21"/>
+          <w:lang w:val="en-US" w:eastAsia="ru-RU"/>
+        </w:rPr>
+        <w:t xml:space="preserve">  </w:t>
+      </w:r>
+      <w:r>
+        <w:rPr>
+          <w:rFonts w:ascii="Consolas" w:eastAsia="Times New Roman" w:hAnsi="Consolas" w:cs="Times New Roman"/>
+          <w:color w:val="CE9178"/>
+          <w:sz w:val="21"/>
+          <w:szCs w:val="21"/>
+          <w:lang w:val="en-US" w:eastAsia="ru-RU"/>
+        </w:rPr>
+        <w:t>"id"</w:t>
+      </w:r>
+      <w:r>
+        <w:rPr>
+          <w:rFonts w:ascii="Consolas" w:eastAsia="Times New Roman" w:hAnsi="Consolas" w:cs="Times New Roman"/>
+          <w:color w:val="CCCCCC"/>
+          <w:sz w:val="21"/>
+          <w:szCs w:val="21"/>
+          <w:lang w:val="en-US" w:eastAsia="ru-RU"/>
+        </w:rPr>
+        <w:t xml:space="preserve"> </w:t>
+      </w:r>
+      <w:r>
+        <w:rPr>
+          <w:rFonts w:ascii="Consolas" w:eastAsia="Times New Roman" w:hAnsi="Consolas" w:cs="Times New Roman"/>
+          <w:color w:val="569CD6"/>
+          <w:sz w:val="21"/>
+          <w:szCs w:val="21"/>
+          <w:lang w:val="en-US" w:eastAsia="ru-RU"/>
+        </w:rPr>
+        <w:t>SERIAL</w:t>
+      </w:r>
+      <w:r>
+        <w:rPr>
+          <w:rFonts w:ascii="Consolas" w:eastAsia="Times New Roman" w:hAnsi="Consolas" w:cs="Times New Roman"/>
+          <w:color w:val="CCCCCC"/>
+          <w:sz w:val="21"/>
+          <w:szCs w:val="21"/>
+          <w:lang w:val="en-US" w:eastAsia="ru-RU"/>
+        </w:rPr>
+        <w:t xml:space="preserve"> </w:t>
+      </w:r>
+      <w:r>
+        <w:rPr>
+          <w:rFonts w:ascii="Consolas" w:eastAsia="Times New Roman" w:hAnsi="Consolas" w:cs="Times New Roman"/>
+          <w:color w:val="569CD6"/>
+          <w:sz w:val="21"/>
+          <w:szCs w:val="21"/>
+          <w:lang w:val="en-US" w:eastAsia="ru-RU"/>
+        </w:rPr>
+        <w:t>PRIMARY KEY</w:t>
+      </w:r>
+      <w:r>
+        <w:rPr>
+          <w:rFonts w:ascii="Consolas" w:eastAsia="Times New Roman" w:hAnsi="Consolas" w:cs="Times New Roman"/>
+          <w:color w:val="CCCCCC"/>
+          <w:sz w:val="21"/>
+          <w:szCs w:val="21"/>
+          <w:lang w:val="en-US" w:eastAsia="ru-RU"/>
+        </w:rPr>
+        <w:t>,</w:t>
+      </w:r>
+    </w:p>
+    <w:p>
+      <w:pPr>
+        <w:shd w:val="clear" w:color="auto" w:fill="1F1F1F"/>
+        <w:suppressAutoHyphens w:val="0"/>
+        <w:spacing w:after="0" w:line="285" w:lineRule="atLeast"/>
+        <w:rPr>
+          <w:rFonts w:ascii="Consolas" w:eastAsia="Times New Roman" w:hAnsi="Consolas" w:cs="Times New Roman"/>
+          <w:color w:val="CCCCCC"/>
+          <w:sz w:val="21"/>
+          <w:szCs w:val="21"/>
+          <w:lang w:val="en-US" w:eastAsia="ru-RU"/>
+        </w:rPr>
+      </w:pPr>
+      <w:r>
+        <w:rPr>
+          <w:rFonts w:ascii="Consolas" w:eastAsia="Times New Roman" w:hAnsi="Consolas" w:cs="Times New Roman"/>
+          <w:color w:val="CCCCCC"/>
+          <w:sz w:val="21"/>
+          <w:szCs w:val="21"/>
+          <w:lang w:val="en-US" w:eastAsia="ru-RU"/>
+        </w:rPr>
+        <w:t xml:space="preserve">  </w:t>
+      </w:r>
+      <w:r>
+        <w:rPr>
+          <w:rFonts w:ascii="Consolas" w:eastAsia="Times New Roman" w:hAnsi="Consolas" w:cs="Times New Roman"/>
+          <w:color w:val="CE9178"/>
+          <w:sz w:val="21"/>
+          <w:szCs w:val="21"/>
+          <w:lang w:val="en-US" w:eastAsia="ru-RU"/>
+        </w:rPr>
+        <w:t>"name"</w:t>
+      </w:r>
+      <w:r>
+        <w:rPr>
+          <w:rFonts w:ascii="Consolas" w:eastAsia="Times New Roman" w:hAnsi="Consolas" w:cs="Times New Roman"/>
+          <w:color w:val="CCCCCC"/>
+          <w:sz w:val="21"/>
+          <w:szCs w:val="21"/>
+          <w:lang w:val="en-US" w:eastAsia="ru-RU"/>
+        </w:rPr>
+        <w:t xml:space="preserve"> </w:t>
+      </w:r>
+      <w:r>
+        <w:rPr>
+          <w:rFonts w:ascii="Consolas" w:eastAsia="Times New Roman" w:hAnsi="Consolas" w:cs="Times New Roman"/>
+          <w:color w:val="569CD6"/>
+          <w:sz w:val="21"/>
+          <w:szCs w:val="21"/>
+          <w:lang w:val="en-US" w:eastAsia="ru-RU"/>
+        </w:rPr>
+        <w:t>varchar</w:t>
+      </w:r>
+      <w:r>
+        <w:rPr>
+          <w:rFonts w:ascii="Consolas" w:eastAsia="Times New Roman" w:hAnsi="Consolas" w:cs="Times New Roman"/>
+          <w:color w:val="CCCCCC"/>
+          <w:sz w:val="21"/>
+          <w:szCs w:val="21"/>
+          <w:lang w:val="en-US" w:eastAsia="ru-RU"/>
+        </w:rPr>
+        <w:t>,</w:t>
+      </w:r>
+    </w:p>
+    <w:p>
+      <w:pPr>
+        <w:shd w:val="clear" w:color="auto" w:fill="1F1F1F"/>
+        <w:suppressAutoHyphens w:val="0"/>
+        <w:spacing w:after="0" w:line="285" w:lineRule="atLeast"/>
+        <w:rPr>
+          <w:rFonts w:ascii="Consolas" w:eastAsia="Times New Roman" w:hAnsi="Consolas" w:cs="Times New Roman"/>
+          <w:color w:val="CCCCCC"/>
+          <w:sz w:val="21"/>
+          <w:szCs w:val="21"/>
+          <w:lang w:val="en-US" w:eastAsia="ru-RU"/>
+        </w:rPr>
+      </w:pPr>
+      <w:r>
+        <w:rPr>
+          <w:rFonts w:ascii="Consolas" w:eastAsia="Times New Roman" w:hAnsi="Consolas" w:cs="Times New Roman"/>
+          <w:color w:val="CCCCCC"/>
+          <w:sz w:val="21"/>
+          <w:szCs w:val="21"/>
+          <w:lang w:val="en-US" w:eastAsia="ru-RU"/>
+        </w:rPr>
+        <w:t xml:space="preserve">  </w:t>
+      </w:r>
+      <w:r>
+        <w:rPr>
+          <w:rFonts w:ascii="Consolas" w:eastAsia="Times New Roman" w:hAnsi="Consolas" w:cs="Times New Roman"/>
+          <w:color w:val="CE9178"/>
+          <w:sz w:val="21"/>
+          <w:szCs w:val="21"/>
+          <w:lang w:val="en-US" w:eastAsia="ru-RU"/>
+        </w:rPr>
+        <w:t>"surname"</w:t>
+      </w:r>
+      <w:r>
+        <w:rPr>
+          <w:rFonts w:ascii="Consolas" w:eastAsia="Times New Roman" w:hAnsi="Consolas" w:cs="Times New Roman"/>
+          <w:color w:val="CCCCCC"/>
+          <w:sz w:val="21"/>
+          <w:szCs w:val="21"/>
+          <w:lang w:val="en-US" w:eastAsia="ru-RU"/>
+        </w:rPr>
+        <w:t xml:space="preserve"> </w:t>
+      </w:r>
+      <w:r>
+        <w:rPr>
+          <w:rFonts w:ascii="Consolas" w:eastAsia="Times New Roman" w:hAnsi="Consolas" w:cs="Times New Roman"/>
+          <w:color w:val="569CD6"/>
+          <w:sz w:val="21"/>
+          <w:szCs w:val="21"/>
+          <w:lang w:val="en-US" w:eastAsia="ru-RU"/>
+        </w:rPr>
+        <w:t>varchar</w:t>
+      </w:r>
+      <w:r>
+        <w:rPr>
+          <w:rFonts w:ascii="Consolas" w:eastAsia="Times New Roman" w:hAnsi="Consolas" w:cs="Times New Roman"/>
+          <w:color w:val="CCCCCC"/>
+          <w:sz w:val="21"/>
+          <w:szCs w:val="21"/>
+          <w:lang w:val="en-US" w:eastAsia="ru-RU"/>
+        </w:rPr>
+        <w:t>,</w:t>
+      </w:r>
+    </w:p>
+    <w:p>
+      <w:pPr>
+        <w:shd w:val="clear" w:color="auto" w:fill="1F1F1F"/>
+        <w:suppressAutoHyphens w:val="0"/>
+        <w:spacing w:after="0" w:line="285" w:lineRule="atLeast"/>
+        <w:rPr>
+          <w:rFonts w:ascii="Consolas" w:eastAsia="Times New Roman" w:hAnsi="Consolas" w:cs="Times New Roman"/>
+          <w:color w:val="CCCCCC"/>
+          <w:sz w:val="21"/>
+          <w:szCs w:val="21"/>
+          <w:lang w:val="en-US" w:eastAsia="ru-RU"/>
+        </w:rPr>
+      </w:pPr>
+      <w:r>
+        <w:rPr>
+          <w:rFonts w:ascii="Consolas" w:eastAsia="Times New Roman" w:hAnsi="Consolas" w:cs="Times New Roman"/>
+          <w:color w:val="CCCCCC"/>
+          <w:sz w:val="21"/>
+          <w:szCs w:val="21"/>
+          <w:lang w:val="en-US" w:eastAsia="ru-RU"/>
+        </w:rPr>
+        <w:t xml:space="preserve">  </w:t>
+      </w:r>
+      <w:r>
+        <w:rPr>
+          <w:rFonts w:ascii="Consolas" w:eastAsia="Times New Roman" w:hAnsi="Consolas" w:cs="Times New Roman"/>
+          <w:color w:val="CE9178"/>
+          <w:sz w:val="21"/>
+          <w:szCs w:val="21"/>
+          <w:lang w:val="en-US" w:eastAsia="ru-RU"/>
+        </w:rPr>
+        <w:t>"country"</w:t>
+      </w:r>
+      <w:r>
+        <w:rPr>
+          <w:rFonts w:ascii="Consolas" w:eastAsia="Times New Roman" w:hAnsi="Consolas" w:cs="Times New Roman"/>
+          <w:color w:val="CCCCCC"/>
+          <w:sz w:val="21"/>
+          <w:szCs w:val="21"/>
+          <w:lang w:val="en-US" w:eastAsia="ru-RU"/>
+        </w:rPr>
+        <w:t xml:space="preserve"> </w:t>
+      </w:r>
+      <w:r>
+        <w:rPr>
+          <w:rFonts w:ascii="Consolas" w:eastAsia="Times New Roman" w:hAnsi="Consolas" w:cs="Times New Roman"/>
+          <w:color w:val="569CD6"/>
+          <w:sz w:val="21"/>
+          <w:szCs w:val="21"/>
+          <w:lang w:val="en-US" w:eastAsia="ru-RU"/>
+        </w:rPr>
+        <w:t>varchar</w:t>
+      </w:r>
+      <w:r>
+        <w:rPr>
+          <w:rFonts w:ascii="Consolas" w:eastAsia="Times New Roman" w:hAnsi="Consolas" w:cs="Times New Roman"/>
+          <w:color w:val="CCCCCC"/>
+          <w:sz w:val="21"/>
+          <w:szCs w:val="21"/>
+          <w:lang w:val="en-US" w:eastAsia="ru-RU"/>
+        </w:rPr>
+        <w:t>,</w:t>
+      </w:r>
+    </w:p>
+    <w:p>
+      <w:pPr>
+        <w:shd w:val="clear" w:color="auto" w:fill="1F1F1F"/>
+        <w:suppressAutoHyphens w:val="0"/>
+        <w:spacing w:after="0" w:line="285" w:lineRule="atLeast"/>
+        <w:rPr>
+          <w:rFonts w:ascii="Consolas" w:eastAsia="Times New Roman" w:hAnsi="Consolas" w:cs="Times New Roman"/>
+          <w:color w:val="CCCCCC"/>
+          <w:sz w:val="21"/>
+          <w:szCs w:val="21"/>
+          <w:lang w:val="en-US" w:eastAsia="ru-RU"/>
+        </w:rPr>
+      </w:pPr>
+      <w:r>
+        <w:rPr>
+          <w:rFonts w:ascii="Consolas" w:eastAsia="Times New Roman" w:hAnsi="Consolas" w:cs="Times New Roman"/>
+          <w:color w:val="CCCCCC"/>
+          <w:sz w:val="21"/>
+          <w:szCs w:val="21"/>
+          <w:lang w:val="en-US" w:eastAsia="ru-RU"/>
+        </w:rPr>
+        <w:t xml:space="preserve">  </w:t>
+      </w:r>
+      <w:r>
+        <w:rPr>
+          <w:rFonts w:ascii="Consolas" w:eastAsia="Times New Roman" w:hAnsi="Consolas" w:cs="Times New Roman"/>
+          <w:color w:val="CE9178"/>
+          <w:sz w:val="21"/>
+          <w:szCs w:val="21"/>
+          <w:lang w:val="en-US" w:eastAsia="ru-RU"/>
+        </w:rPr>
+        <w:t>"birth_year"</w:t>
+      </w:r>
+      <w:r>
+        <w:rPr>
+          <w:rFonts w:ascii="Consolas" w:eastAsia="Times New Roman" w:hAnsi="Consolas" w:cs="Times New Roman"/>
+          <w:color w:val="CCCCCC"/>
+          <w:sz w:val="21"/>
+          <w:szCs w:val="21"/>
+          <w:lang w:val="en-US" w:eastAsia="ru-RU"/>
+        </w:rPr>
+        <w:t xml:space="preserve"> </w:t>
+      </w:r>
+      <w:r>
+        <w:rPr>
+          <w:rFonts w:ascii="Consolas" w:eastAsia="Times New Roman" w:hAnsi="Consolas" w:cs="Times New Roman"/>
+          <w:color w:val="569CD6"/>
+          <w:sz w:val="21"/>
+          <w:szCs w:val="21"/>
+          <w:lang w:val="en-US" w:eastAsia="ru-RU"/>
+        </w:rPr>
+        <w:t>integer</w:t>
+      </w:r>
+      <w:r>
+        <w:rPr>
+          <w:rFonts w:ascii="Consolas" w:eastAsia="Times New Roman" w:hAnsi="Consolas" w:cs="Times New Roman"/>
+          <w:color w:val="CCCCCC"/>
+          <w:sz w:val="21"/>
+          <w:szCs w:val="21"/>
+          <w:lang w:val="en-US" w:eastAsia="ru-RU"/>
+        </w:rPr>
+        <w:t>,</w:t>
+      </w:r>
+    </w:p>
+    <w:p>
+      <w:pPr>
+        <w:shd w:val="clear" w:color="auto" w:fill="1F1F1F"/>
+        <w:suppressAutoHyphens w:val="0"/>
+        <w:spacing w:after="0" w:line="285" w:lineRule="atLeast"/>
+        <w:rPr>
+          <w:rFonts w:ascii="Consolas" w:eastAsia="Times New Roman" w:hAnsi="Consolas" w:cs="Times New Roman"/>
+          <w:color w:val="CCCCCC"/>
+          <w:sz w:val="21"/>
+          <w:szCs w:val="21"/>
+          <w:lang w:val="en-US" w:eastAsia="ru-RU"/>
+        </w:rPr>
+      </w:pPr>
+      <w:r>
+        <w:rPr>
+          <w:rFonts w:ascii="Consolas" w:eastAsia="Times New Roman" w:hAnsi="Consolas" w:cs="Times New Roman"/>
+          <w:color w:val="CCCCCC"/>
+          <w:sz w:val="21"/>
+          <w:szCs w:val="21"/>
+          <w:lang w:val="en-US" w:eastAsia="ru-RU"/>
+        </w:rPr>
+        <w:t xml:space="preserve">  </w:t>
+      </w:r>
+      <w:r>
+        <w:rPr>
+          <w:rFonts w:ascii="Consolas" w:eastAsia="Times New Roman" w:hAnsi="Consolas" w:cs="Times New Roman"/>
+          <w:color w:val="CE9178"/>
+          <w:sz w:val="21"/>
+          <w:szCs w:val="21"/>
+          <w:lang w:val="en-US" w:eastAsia="ru-RU"/>
+        </w:rPr>
+        <w:t>"description"</w:t>
+      </w:r>
+      <w:r>
+        <w:rPr>
+          <w:rFonts w:ascii="Consolas" w:eastAsia="Times New Roman" w:hAnsi="Consolas" w:cs="Times New Roman"/>
+          <w:color w:val="CCCCCC"/>
+          <w:sz w:val="21"/>
+          <w:szCs w:val="21"/>
+          <w:lang w:val="en-US" w:eastAsia="ru-RU"/>
+        </w:rPr>
+        <w:t xml:space="preserve"> </w:t>
+      </w:r>
+      <w:r>
+        <w:rPr>
+          <w:rFonts w:ascii="Consolas" w:eastAsia="Times New Roman" w:hAnsi="Consolas" w:cs="Times New Roman"/>
+          <w:color w:val="569CD6"/>
+          <w:sz w:val="21"/>
+          <w:szCs w:val="21"/>
+          <w:lang w:val="en-US" w:eastAsia="ru-RU"/>
+        </w:rPr>
+        <w:t>varchar</w:t>
+      </w:r>
+    </w:p>
+    <w:p>
+      <w:pPr>
+        <w:shd w:val="clear" w:color="auto" w:fill="1F1F1F"/>
+        <w:suppressAutoHyphens w:val="0"/>
+        <w:spacing w:after="0" w:line="285" w:lineRule="atLeast"/>
+        <w:rPr>
+          <w:rFonts w:ascii="Consolas" w:eastAsia="Times New Roman" w:hAnsi="Consolas" w:cs="Times New Roman"/>
+          <w:color w:val="CCCCCC"/>
+          <w:sz w:val="21"/>
+          <w:szCs w:val="21"/>
+          <w:lang w:val="en-US" w:eastAsia="ru-RU"/>
+        </w:rPr>
+      </w:pPr>
+      <w:r>
+        <w:rPr>
+          <w:rFonts w:ascii="Consolas" w:eastAsia="Times New Roman" w:hAnsi="Consolas" w:cs="Times New Roman"/>
+          <w:color w:val="CCCCCC"/>
+          <w:sz w:val="21"/>
+          <w:szCs w:val="21"/>
+          <w:lang w:val="en-US" w:eastAsia="ru-RU"/>
+        </w:rPr>
+        <w:t>);</w:t>
+      </w:r>
+    </w:p>
+    <w:p>
+      <w:pPr>
+        <w:shd w:val="clear" w:color="auto" w:fill="1F1F1F"/>
+        <w:suppressAutoHyphens w:val="0"/>
+        <w:spacing w:after="0" w:line="285" w:lineRule="atLeast"/>
+        <w:rPr>
+          <w:rFonts w:ascii="Consolas" w:eastAsia="Times New Roman" w:hAnsi="Consolas" w:cs="Times New Roman"/>
+          <w:color w:val="CCCCCC"/>
+          <w:sz w:val="21"/>
+          <w:szCs w:val="21"/>
+          <w:lang w:val="en-US" w:eastAsia="ru-RU"/>
+        </w:rPr>
+      </w:pPr>
+    </w:p>
+    <w:p>
+      <w:pPr>
+        <w:shd w:val="clear" w:color="auto" w:fill="1F1F1F"/>
+        <w:suppressAutoHyphens w:val="0"/>
+        <w:spacing w:after="0" w:line="285" w:lineRule="atLeast"/>
+        <w:rPr>
+          <w:rFonts w:ascii="Consolas" w:eastAsia="Times New Roman" w:hAnsi="Consolas" w:cs="Times New Roman"/>
+          <w:color w:val="CCCCCC"/>
+          <w:sz w:val="21"/>
+          <w:szCs w:val="21"/>
+          <w:lang w:val="en-US" w:eastAsia="ru-RU"/>
+        </w:rPr>
+      </w:pPr>
+      <w:r>
+        <w:rPr>
+          <w:rFonts w:ascii="Consolas" w:eastAsia="Times New Roman" w:hAnsi="Consolas" w:cs="Times New Roman"/>
+          <w:color w:val="569CD6"/>
+          <w:sz w:val="21"/>
+          <w:szCs w:val="21"/>
+          <w:lang w:val="en-US" w:eastAsia="ru-RU"/>
+        </w:rPr>
+        <w:t>CREATE</w:t>
+      </w:r>
+      <w:r>
+        <w:rPr>
+          <w:rFonts w:ascii="Consolas" w:eastAsia="Times New Roman" w:hAnsi="Consolas" w:cs="Times New Roman"/>
+          <w:color w:val="CCCCCC"/>
+          <w:sz w:val="21"/>
+          <w:szCs w:val="21"/>
+          <w:lang w:val="en-US" w:eastAsia="ru-RU"/>
+        </w:rPr>
+        <w:t xml:space="preserve"> </w:t>
+      </w:r>
+      <w:r>
+        <w:rPr>
+          <w:rFonts w:ascii="Consolas" w:eastAsia="Times New Roman" w:hAnsi="Consolas" w:cs="Times New Roman"/>
+          <w:color w:val="569CD6"/>
+          <w:sz w:val="21"/>
+          <w:szCs w:val="21"/>
+          <w:lang w:val="en-US" w:eastAsia="ru-RU"/>
+        </w:rPr>
+        <w:t>TABLE</w:t>
+      </w:r>
+      <w:r>
+        <w:rPr>
+          <w:rFonts w:ascii="Consolas" w:eastAsia="Times New Roman" w:hAnsi="Consolas" w:cs="Times New Roman"/>
+          <w:color w:val="CCCCCC"/>
+          <w:sz w:val="21"/>
+          <w:szCs w:val="21"/>
+          <w:lang w:val="en-US" w:eastAsia="ru-RU"/>
+        </w:rPr>
+        <w:t xml:space="preserve"> "</w:t>
+      </w:r>
+      <w:r>
+        <w:rPr>
+          <w:rFonts w:ascii="Consolas" w:eastAsia="Times New Roman" w:hAnsi="Consolas" w:cs="Times New Roman"/>
+          <w:color w:val="DCDCAA"/>
+          <w:sz w:val="21"/>
+          <w:szCs w:val="21"/>
+          <w:lang w:val="en-US" w:eastAsia="ru-RU"/>
+        </w:rPr>
+        <w:t>discovery</w:t>
+      </w:r>
+      <w:r>
+        <w:rPr>
+          <w:rFonts w:ascii="Consolas" w:eastAsia="Times New Roman" w:hAnsi="Consolas" w:cs="Times New Roman"/>
+          <w:color w:val="CCCCCC"/>
+          <w:sz w:val="21"/>
+          <w:szCs w:val="21"/>
+          <w:lang w:val="en-US" w:eastAsia="ru-RU"/>
+        </w:rPr>
+        <w:t>" (</w:t>
+      </w:r>
+    </w:p>
+    <w:p>
+      <w:pPr>
+        <w:shd w:val="clear" w:color="auto" w:fill="1F1F1F"/>
+        <w:suppressAutoHyphens w:val="0"/>
+        <w:spacing w:after="0" w:line="285" w:lineRule="atLeast"/>
+        <w:rPr>
+          <w:rFonts w:ascii="Consolas" w:eastAsia="Times New Roman" w:hAnsi="Consolas" w:cs="Times New Roman"/>
+          <w:color w:val="CCCCCC"/>
+          <w:sz w:val="21"/>
+          <w:szCs w:val="21"/>
+          <w:lang w:val="en-US" w:eastAsia="ru-RU"/>
+        </w:rPr>
+      </w:pPr>
+      <w:r>
+        <w:rPr>
+          <w:rFonts w:ascii="Consolas" w:eastAsia="Times New Roman" w:hAnsi="Consolas" w:cs="Times New Roman"/>
+          <w:color w:val="CCCCCC"/>
+          <w:sz w:val="21"/>
+          <w:szCs w:val="21"/>
+          <w:lang w:val="en-US" w:eastAsia="ru-RU"/>
+        </w:rPr>
+        <w:t xml:space="preserve">  </w:t>
+      </w:r>
+      <w:r>
+        <w:rPr>
+          <w:rFonts w:ascii="Consolas" w:eastAsia="Times New Roman" w:hAnsi="Consolas" w:cs="Times New Roman"/>
+          <w:color w:val="CE9178"/>
+          <w:sz w:val="21"/>
+          <w:szCs w:val="21"/>
+          <w:lang w:val="en-US" w:eastAsia="ru-RU"/>
+        </w:rPr>
+        <w:t>"id"</w:t>
+      </w:r>
+      <w:r>
+        <w:rPr>
+          <w:rFonts w:ascii="Consolas" w:eastAsia="Times New Roman" w:hAnsi="Consolas" w:cs="Times New Roman"/>
+          <w:color w:val="CCCCCC"/>
+          <w:sz w:val="21"/>
+          <w:szCs w:val="21"/>
+          <w:lang w:val="en-US" w:eastAsia="ru-RU"/>
+        </w:rPr>
+        <w:t xml:space="preserve"> </w:t>
+      </w:r>
+      <w:r>
+        <w:rPr>
+          <w:rFonts w:ascii="Consolas" w:eastAsia="Times New Roman" w:hAnsi="Consolas" w:cs="Times New Roman"/>
+          <w:color w:val="569CD6"/>
+          <w:sz w:val="21"/>
+          <w:szCs w:val="21"/>
+          <w:lang w:val="en-US" w:eastAsia="ru-RU"/>
+        </w:rPr>
+        <w:t>SERIAL</w:t>
+      </w:r>
+      <w:r>
+        <w:rPr>
+          <w:rFonts w:ascii="Consolas" w:eastAsia="Times New Roman" w:hAnsi="Consolas" w:cs="Times New Roman"/>
+          <w:color w:val="CCCCCC"/>
+          <w:sz w:val="21"/>
+          <w:szCs w:val="21"/>
+          <w:lang w:val="en-US" w:eastAsia="ru-RU"/>
+        </w:rPr>
+        <w:t xml:space="preserve"> </w:t>
+      </w:r>
+      <w:r>
+        <w:rPr>
+          <w:rFonts w:ascii="Consolas" w:eastAsia="Times New Roman" w:hAnsi="Consolas" w:cs="Times New Roman"/>
+          <w:color w:val="569CD6"/>
+          <w:sz w:val="21"/>
+          <w:szCs w:val="21"/>
+          <w:lang w:val="en-US" w:eastAsia="ru-RU"/>
+        </w:rPr>
+        <w:t>PRIMARY KEY</w:t>
+      </w:r>
+      <w:r>
+        <w:rPr>
+          <w:rFonts w:ascii="Consolas" w:eastAsia="Times New Roman" w:hAnsi="Consolas" w:cs="Times New Roman"/>
+          <w:color w:val="CCCCCC"/>
+          <w:sz w:val="21"/>
+          <w:szCs w:val="21"/>
+          <w:lang w:val="en-US" w:eastAsia="ru-RU"/>
+        </w:rPr>
+        <w:t>,</w:t>
+      </w:r>
+    </w:p>
+    <w:p>
+      <w:pPr>
+        <w:shd w:val="clear" w:color="auto" w:fill="1F1F1F"/>
+        <w:suppressAutoHyphens w:val="0"/>
+        <w:spacing w:after="0" w:line="285" w:lineRule="atLeast"/>
+        <w:rPr>
+          <w:rFonts w:ascii="Consolas" w:eastAsia="Times New Roman" w:hAnsi="Consolas" w:cs="Times New Roman"/>
+          <w:color w:val="CCCCCC"/>
+          <w:sz w:val="21"/>
+          <w:szCs w:val="21"/>
+          <w:lang w:val="en-US" w:eastAsia="ru-RU"/>
+        </w:rPr>
+      </w:pPr>
+      <w:r>
+        <w:rPr>
+          <w:rFonts w:ascii="Consolas" w:eastAsia="Times New Roman" w:hAnsi="Consolas" w:cs="Times New Roman"/>
+          <w:color w:val="CCCCCC"/>
+          <w:sz w:val="21"/>
+          <w:szCs w:val="21"/>
+          <w:lang w:val="en-US" w:eastAsia="ru-RU"/>
+        </w:rPr>
+        <w:t xml:space="preserve">  </w:t>
+      </w:r>
+      <w:r>
+        <w:rPr>
+          <w:rFonts w:ascii="Consolas" w:eastAsia="Times New Roman" w:hAnsi="Consolas" w:cs="Times New Roman"/>
+          <w:color w:val="CE9178"/>
+          <w:sz w:val="21"/>
+          <w:szCs w:val="21"/>
+          <w:lang w:val="en-US" w:eastAsia="ru-RU"/>
+        </w:rPr>
+        <w:t>"title"</w:t>
+      </w:r>
+      <w:r>
+        <w:rPr>
+          <w:rFonts w:ascii="Consolas" w:eastAsia="Times New Roman" w:hAnsi="Consolas" w:cs="Times New Roman"/>
+          <w:color w:val="CCCCCC"/>
+          <w:sz w:val="21"/>
+          <w:szCs w:val="21"/>
+          <w:lang w:val="en-US" w:eastAsia="ru-RU"/>
+        </w:rPr>
+        <w:t xml:space="preserve"> </w:t>
+      </w:r>
+      <w:r>
+        <w:rPr>
+          <w:rFonts w:ascii="Consolas" w:eastAsia="Times New Roman" w:hAnsi="Consolas" w:cs="Times New Roman"/>
+          <w:color w:val="569CD6"/>
+          <w:sz w:val="21"/>
+          <w:szCs w:val="21"/>
+          <w:lang w:val="en-US" w:eastAsia="ru-RU"/>
+        </w:rPr>
+        <w:t>varchar</w:t>
+      </w:r>
+      <w:r>
+        <w:rPr>
+          <w:rFonts w:ascii="Consolas" w:eastAsia="Times New Roman" w:hAnsi="Consolas" w:cs="Times New Roman"/>
+          <w:color w:val="CCCCCC"/>
+          <w:sz w:val="21"/>
+          <w:szCs w:val="21"/>
+          <w:lang w:val="en-US" w:eastAsia="ru-RU"/>
+        </w:rPr>
+        <w:t>,</w:t>
+      </w:r>
+    </w:p>
+    <w:p>
+      <w:pPr>
+        <w:shd w:val="clear" w:color="auto" w:fill="1F1F1F"/>
+        <w:suppressAutoHyphens w:val="0"/>
+        <w:spacing w:after="0" w:line="285" w:lineRule="atLeast"/>
+        <w:rPr>
+          <w:rFonts w:ascii="Consolas" w:eastAsia="Times New Roman" w:hAnsi="Consolas" w:cs="Times New Roman"/>
+          <w:color w:val="CCCCCC"/>
+          <w:sz w:val="21"/>
+          <w:szCs w:val="21"/>
+          <w:lang w:val="en-US" w:eastAsia="ru-RU"/>
+        </w:rPr>
+      </w:pPr>
+      <w:r>
+        <w:rPr>
+          <w:rFonts w:ascii="Consolas" w:eastAsia="Times New Roman" w:hAnsi="Consolas" w:cs="Times New Roman"/>
+          <w:color w:val="CCCCCC"/>
+          <w:sz w:val="21"/>
+          <w:szCs w:val="21"/>
+          <w:lang w:val="en-US" w:eastAsia="ru-RU"/>
+        </w:rPr>
+        <w:t xml:space="preserve">  </w:t>
+      </w:r>
+      <w:r>
+        <w:rPr>
+          <w:rFonts w:ascii="Consolas" w:eastAsia="Times New Roman" w:hAnsi="Consolas" w:cs="Times New Roman"/>
+          <w:color w:val="CE9178"/>
+          <w:sz w:val="21"/>
+          <w:szCs w:val="21"/>
+          <w:lang w:val="en-US" w:eastAsia="ru-RU"/>
+        </w:rPr>
+        <w:t>"d_year"</w:t>
+      </w:r>
+      <w:r>
+        <w:rPr>
+          <w:rFonts w:ascii="Consolas" w:eastAsia="Times New Roman" w:hAnsi="Consolas" w:cs="Times New Roman"/>
+          <w:color w:val="CCCCCC"/>
+          <w:sz w:val="21"/>
+          <w:szCs w:val="21"/>
+          <w:lang w:val="en-US" w:eastAsia="ru-RU"/>
+        </w:rPr>
+        <w:t xml:space="preserve"> </w:t>
+      </w:r>
+      <w:r>
+        <w:rPr>
+          <w:rFonts w:ascii="Consolas" w:eastAsia="Times New Roman" w:hAnsi="Consolas" w:cs="Times New Roman"/>
+          <w:color w:val="569CD6"/>
+          <w:sz w:val="21"/>
+          <w:szCs w:val="21"/>
+          <w:lang w:val="en-US" w:eastAsia="ru-RU"/>
+        </w:rPr>
+        <w:t>integer</w:t>
+      </w:r>
+      <w:r>
+        <w:rPr>
+          <w:rFonts w:ascii="Consolas" w:eastAsia="Times New Roman" w:hAnsi="Consolas" w:cs="Times New Roman"/>
+          <w:color w:val="CCCCCC"/>
+          <w:sz w:val="21"/>
+          <w:szCs w:val="21"/>
+          <w:lang w:val="en-US" w:eastAsia="ru-RU"/>
+        </w:rPr>
+        <w:t>,</w:t>
+      </w:r>
+    </w:p>
+    <w:p>
+      <w:pPr>
+        <w:shd w:val="clear" w:color="auto" w:fill="1F1F1F"/>
+        <w:suppressAutoHyphens w:val="0"/>
+        <w:spacing w:after="0" w:line="285" w:lineRule="atLeast"/>
+        <w:rPr>
+          <w:rFonts w:ascii="Consolas" w:eastAsia="Times New Roman" w:hAnsi="Consolas" w:cs="Times New Roman"/>
+          <w:color w:val="CCCCCC"/>
+          <w:sz w:val="21"/>
+          <w:szCs w:val="21"/>
+          <w:lang w:val="en-US" w:eastAsia="ru-RU"/>
+        </w:rPr>
+      </w:pPr>
+      <w:r>
+        <w:rPr>
+          <w:rFonts w:ascii="Consolas" w:eastAsia="Times New Roman" w:hAnsi="Consolas" w:cs="Times New Roman"/>
+          <w:color w:val="CCCCCC"/>
+          <w:sz w:val="21"/>
+          <w:szCs w:val="21"/>
+          <w:lang w:val="en-US" w:eastAsia="ru-RU"/>
+        </w:rPr>
+        <w:t xml:space="preserve">  </w:t>
+      </w:r>
+      <w:r>
+        <w:rPr>
+          <w:rFonts w:ascii="Consolas" w:eastAsia="Times New Roman" w:hAnsi="Consolas" w:cs="Times New Roman"/>
+          <w:color w:val="CE9178"/>
+          <w:sz w:val="21"/>
+          <w:szCs w:val="21"/>
+          <w:lang w:val="en-US" w:eastAsia="ru-RU"/>
+        </w:rPr>
+        <w:t>"temperament"</w:t>
+      </w:r>
+      <w:r>
+        <w:rPr>
+          <w:rFonts w:ascii="Consolas" w:eastAsia="Times New Roman" w:hAnsi="Consolas" w:cs="Times New Roman"/>
+          <w:color w:val="CCCCCC"/>
+          <w:sz w:val="21"/>
+          <w:szCs w:val="21"/>
+          <w:lang w:val="en-US" w:eastAsia="ru-RU"/>
+        </w:rPr>
+        <w:t xml:space="preserve"> </w:t>
+      </w:r>
+      <w:r>
+        <w:rPr>
+          <w:rFonts w:ascii="Consolas" w:eastAsia="Times New Roman" w:hAnsi="Consolas" w:cs="Times New Roman"/>
+          <w:color w:val="569CD6"/>
+          <w:sz w:val="21"/>
+          <w:szCs w:val="21"/>
+          <w:lang w:val="en-US" w:eastAsia="ru-RU"/>
+        </w:rPr>
+        <w:t>varchar</w:t>
+      </w:r>
+      <w:r>
+        <w:rPr>
+          <w:rFonts w:ascii="Consolas" w:eastAsia="Times New Roman" w:hAnsi="Consolas" w:cs="Times New Roman"/>
+          <w:color w:val="CCCCCC"/>
+          <w:sz w:val="21"/>
+          <w:szCs w:val="21"/>
+          <w:lang w:val="en-US" w:eastAsia="ru-RU"/>
+        </w:rPr>
+        <w:t>,</w:t>
+      </w:r>
+    </w:p>
+    <w:p>
+      <w:pPr>
+        <w:shd w:val="clear" w:color="auto" w:fill="1F1F1F"/>
+        <w:suppressAutoHyphens w:val="0"/>
+        <w:spacing w:after="0" w:line="285" w:lineRule="atLeast"/>
+        <w:rPr>
+          <w:rFonts w:ascii="Consolas" w:eastAsia="Times New Roman" w:hAnsi="Consolas" w:cs="Times New Roman"/>
+          <w:color w:val="CCCCCC"/>
+          <w:sz w:val="21"/>
+          <w:szCs w:val="21"/>
+          <w:lang w:val="en-US" w:eastAsia="ru-RU"/>
+        </w:rPr>
+      </w:pPr>
+      <w:r>
+        <w:rPr>
+          <w:rFonts w:ascii="Consolas" w:eastAsia="Times New Roman" w:hAnsi="Consolas" w:cs="Times New Roman"/>
+          <w:color w:val="CCCCCC"/>
+          <w:sz w:val="21"/>
+          <w:szCs w:val="21"/>
+          <w:lang w:val="en-US" w:eastAsia="ru-RU"/>
+        </w:rPr>
+        <w:t xml:space="preserve">  </w:t>
+      </w:r>
+      <w:r>
+        <w:rPr>
+          <w:rFonts w:ascii="Consolas" w:eastAsia="Times New Roman" w:hAnsi="Consolas" w:cs="Times New Roman"/>
+          <w:color w:val="CE9178"/>
+          <w:sz w:val="21"/>
+          <w:szCs w:val="21"/>
+          <w:lang w:val="en-US" w:eastAsia="ru-RU"/>
+        </w:rPr>
+        <w:t>"sphere"</w:t>
+      </w:r>
+      <w:r>
+        <w:rPr>
+          <w:rFonts w:ascii="Consolas" w:eastAsia="Times New Roman" w:hAnsi="Consolas" w:cs="Times New Roman"/>
+          <w:color w:val="CCCCCC"/>
+          <w:sz w:val="21"/>
+          <w:szCs w:val="21"/>
+          <w:lang w:val="en-US" w:eastAsia="ru-RU"/>
+        </w:rPr>
+        <w:t xml:space="preserve"> </w:t>
+      </w:r>
+      <w:r>
+        <w:rPr>
+          <w:rFonts w:ascii="Consolas" w:eastAsia="Times New Roman" w:hAnsi="Consolas" w:cs="Times New Roman"/>
+          <w:color w:val="569CD6"/>
+          <w:sz w:val="21"/>
+          <w:szCs w:val="21"/>
+          <w:lang w:val="en-US" w:eastAsia="ru-RU"/>
+        </w:rPr>
+        <w:t>varchar</w:t>
+      </w:r>
+      <w:r>
+        <w:rPr>
+          <w:rFonts w:ascii="Consolas" w:eastAsia="Times New Roman" w:hAnsi="Consolas" w:cs="Times New Roman"/>
+          <w:color w:val="CCCCCC"/>
+          <w:sz w:val="21"/>
+          <w:szCs w:val="21"/>
+          <w:lang w:val="en-US" w:eastAsia="ru-RU"/>
+        </w:rPr>
+        <w:t>,</w:t>
+      </w:r>
+    </w:p>
+    <w:p>
+      <w:pPr>
+        <w:shd w:val="clear" w:color="auto" w:fill="1F1F1F"/>
+        <w:suppressAutoHyphens w:val="0"/>
+        <w:spacing w:after="0" w:line="285" w:lineRule="atLeast"/>
+        <w:rPr>
+          <w:rFonts w:ascii="Consolas" w:eastAsia="Times New Roman" w:hAnsi="Consolas" w:cs="Times New Roman"/>
+          <w:color w:val="CCCCCC"/>
+          <w:sz w:val="21"/>
+          <w:szCs w:val="21"/>
+          <w:lang w:val="en-US" w:eastAsia="ru-RU"/>
+        </w:rPr>
+      </w:pPr>
+      <w:r>
+        <w:rPr>
+          <w:rFonts w:ascii="Consolas" w:eastAsia="Times New Roman" w:hAnsi="Consolas" w:cs="Times New Roman"/>
+          <w:color w:val="CCCCCC"/>
+          <w:sz w:val="21"/>
+          <w:szCs w:val="21"/>
+          <w:lang w:val="en-US" w:eastAsia="ru-RU"/>
+        </w:rPr>
+        <w:t xml:space="preserve">  </w:t>
+      </w:r>
+      <w:r>
+        <w:rPr>
+          <w:rFonts w:ascii="Consolas" w:eastAsia="Times New Roman" w:hAnsi="Consolas" w:cs="Times New Roman"/>
+          <w:color w:val="CE9178"/>
+          <w:sz w:val="21"/>
+          <w:szCs w:val="21"/>
+          <w:lang w:val="en-US" w:eastAsia="ru-RU"/>
+        </w:rPr>
+        <w:t>"description"</w:t>
+      </w:r>
+      <w:r>
+        <w:rPr>
+          <w:rFonts w:ascii="Consolas" w:eastAsia="Times New Roman" w:hAnsi="Consolas" w:cs="Times New Roman"/>
+          <w:color w:val="CCCCCC"/>
+          <w:sz w:val="21"/>
+          <w:szCs w:val="21"/>
+          <w:lang w:val="en-US" w:eastAsia="ru-RU"/>
+        </w:rPr>
+        <w:t xml:space="preserve"> </w:t>
+      </w:r>
+      <w:r>
+        <w:rPr>
+          <w:rFonts w:ascii="Consolas" w:eastAsia="Times New Roman" w:hAnsi="Consolas" w:cs="Times New Roman"/>
+          <w:color w:val="569CD6"/>
+          <w:sz w:val="21"/>
+          <w:szCs w:val="21"/>
+          <w:lang w:val="en-US" w:eastAsia="ru-RU"/>
+        </w:rPr>
+        <w:t>text</w:t>
+      </w:r>
+    </w:p>
+    <w:p>
+      <w:pPr>
+        <w:shd w:val="clear" w:color="auto" w:fill="1F1F1F"/>
+        <w:suppressAutoHyphens w:val="0"/>
+        <w:spacing w:after="0" w:line="285" w:lineRule="atLeast"/>
+        <w:rPr>
+          <w:rFonts w:ascii="Consolas" w:eastAsia="Times New Roman" w:hAnsi="Consolas" w:cs="Times New Roman"/>
+          <w:color w:val="CCCCCC"/>
+          <w:sz w:val="21"/>
+          <w:szCs w:val="21"/>
+          <w:lang w:val="en-US" w:eastAsia="ru-RU"/>
+        </w:rPr>
+      </w:pPr>
+      <w:r>
+        <w:rPr>
+          <w:rFonts w:ascii="Consolas" w:eastAsia="Times New Roman" w:hAnsi="Consolas" w:cs="Times New Roman"/>
+          <w:color w:val="CCCCCC"/>
+          <w:sz w:val="21"/>
+          <w:szCs w:val="21"/>
+          <w:lang w:val="en-US" w:eastAsia="ru-RU"/>
+        </w:rPr>
+        <w:t>);</w:t>
+      </w:r>
+    </w:p>
+    <w:p>
+      <w:pPr>
+        <w:shd w:val="clear" w:color="auto" w:fill="1F1F1F"/>
+        <w:suppressAutoHyphens w:val="0"/>
+        <w:spacing w:after="0" w:line="285" w:lineRule="atLeast"/>
+        <w:rPr>
+          <w:rFonts w:ascii="Consolas" w:eastAsia="Times New Roman" w:hAnsi="Consolas" w:cs="Times New Roman"/>
+          <w:color w:val="CCCCCC"/>
+          <w:sz w:val="21"/>
+          <w:szCs w:val="21"/>
+          <w:lang w:val="en-US" w:eastAsia="ru-RU"/>
+        </w:rPr>
+      </w:pPr>
+    </w:p>
+    <w:p>
+      <w:pPr>
+        <w:shd w:val="clear" w:color="auto" w:fill="1F1F1F"/>
+        <w:suppressAutoHyphens w:val="0"/>
+        <w:spacing w:after="0" w:line="285" w:lineRule="atLeast"/>
+        <w:rPr>
+          <w:rFonts w:ascii="Consolas" w:eastAsia="Times New Roman" w:hAnsi="Consolas" w:cs="Times New Roman"/>
+          <w:color w:val="CCCCCC"/>
+          <w:sz w:val="21"/>
+          <w:szCs w:val="21"/>
+          <w:lang w:val="en-US" w:eastAsia="ru-RU"/>
+        </w:rPr>
+      </w:pPr>
+      <w:r>
+        <w:rPr>
+          <w:rFonts w:ascii="Consolas" w:eastAsia="Times New Roman" w:hAnsi="Consolas" w:cs="Times New Roman"/>
+          <w:color w:val="569CD6"/>
+          <w:sz w:val="21"/>
+          <w:szCs w:val="21"/>
+          <w:lang w:val="en-US" w:eastAsia="ru-RU"/>
+        </w:rPr>
+        <w:t>CREATE</w:t>
+      </w:r>
+      <w:r>
+        <w:rPr>
+          <w:rFonts w:ascii="Consolas" w:eastAsia="Times New Roman" w:hAnsi="Consolas" w:cs="Times New Roman"/>
+          <w:color w:val="CCCCCC"/>
+          <w:sz w:val="21"/>
+          <w:szCs w:val="21"/>
+          <w:lang w:val="en-US" w:eastAsia="ru-RU"/>
+        </w:rPr>
+        <w:t xml:space="preserve"> </w:t>
+      </w:r>
+      <w:r>
+        <w:rPr>
+          <w:rFonts w:ascii="Consolas" w:eastAsia="Times New Roman" w:hAnsi="Consolas" w:cs="Times New Roman"/>
+          <w:color w:val="569CD6"/>
+          <w:sz w:val="21"/>
+          <w:szCs w:val="21"/>
+          <w:lang w:val="en-US" w:eastAsia="ru-RU"/>
+        </w:rPr>
+        <w:t>TABLE</w:t>
+      </w:r>
+      <w:r>
+        <w:rPr>
+          <w:rFonts w:ascii="Consolas" w:eastAsia="Times New Roman" w:hAnsi="Consolas" w:cs="Times New Roman"/>
+          <w:color w:val="CCCCCC"/>
+          <w:sz w:val="21"/>
+          <w:szCs w:val="21"/>
+          <w:lang w:val="en-US" w:eastAsia="ru-RU"/>
+        </w:rPr>
+        <w:t xml:space="preserve"> "</w:t>
+      </w:r>
+      <w:r>
+        <w:rPr>
+          <w:rFonts w:ascii="Consolas" w:eastAsia="Times New Roman" w:hAnsi="Consolas" w:cs="Times New Roman"/>
+          <w:color w:val="DCDCAA"/>
+          <w:sz w:val="21"/>
+          <w:szCs w:val="21"/>
+          <w:lang w:val="en-US" w:eastAsia="ru-RU"/>
+        </w:rPr>
+        <w:t>scientific_object</w:t>
+      </w:r>
+      <w:r>
+        <w:rPr>
+          <w:rFonts w:ascii="Consolas" w:eastAsia="Times New Roman" w:hAnsi="Consolas" w:cs="Times New Roman"/>
+          <w:color w:val="CCCCCC"/>
+          <w:sz w:val="21"/>
+          <w:szCs w:val="21"/>
+          <w:lang w:val="en-US" w:eastAsia="ru-RU"/>
+        </w:rPr>
+        <w:t>" (</w:t>
+      </w:r>
+    </w:p>
+    <w:p>
+      <w:pPr>
+        <w:shd w:val="clear" w:color="auto" w:fill="1F1F1F"/>
+        <w:suppressAutoHyphens w:val="0"/>
+        <w:spacing w:after="0" w:line="285" w:lineRule="atLeast"/>
+        <w:rPr>
+          <w:rFonts w:ascii="Consolas" w:eastAsia="Times New Roman" w:hAnsi="Consolas" w:cs="Times New Roman"/>
+          <w:color w:val="CCCCCC"/>
+          <w:sz w:val="21"/>
+          <w:szCs w:val="21"/>
+          <w:lang w:val="en-US" w:eastAsia="ru-RU"/>
+        </w:rPr>
+      </w:pPr>
+      <w:r>
+        <w:rPr>
+          <w:rFonts w:ascii="Consolas" w:eastAsia="Times New Roman" w:hAnsi="Consolas" w:cs="Times New Roman"/>
+          <w:color w:val="CCCCCC"/>
+          <w:sz w:val="21"/>
+          <w:szCs w:val="21"/>
+          <w:lang w:val="en-US" w:eastAsia="ru-RU"/>
+        </w:rPr>
+        <w:t xml:space="preserve">  </w:t>
+      </w:r>
+      <w:r>
+        <w:rPr>
+          <w:rFonts w:ascii="Consolas" w:eastAsia="Times New Roman" w:hAnsi="Consolas" w:cs="Times New Roman"/>
+          <w:color w:val="CE9178"/>
+          <w:sz w:val="21"/>
+          <w:szCs w:val="21"/>
+          <w:lang w:val="en-US" w:eastAsia="ru-RU"/>
+        </w:rPr>
+        <w:t>"id"</w:t>
+      </w:r>
+      <w:r>
+        <w:rPr>
+          <w:rFonts w:ascii="Consolas" w:eastAsia="Times New Roman" w:hAnsi="Consolas" w:cs="Times New Roman"/>
+          <w:color w:val="CCCCCC"/>
+          <w:sz w:val="21"/>
+          <w:szCs w:val="21"/>
+          <w:lang w:val="en-US" w:eastAsia="ru-RU"/>
+        </w:rPr>
+        <w:t xml:space="preserve"> </w:t>
+      </w:r>
+      <w:r>
+        <w:rPr>
+          <w:rFonts w:ascii="Consolas" w:eastAsia="Times New Roman" w:hAnsi="Consolas" w:cs="Times New Roman"/>
+          <w:color w:val="569CD6"/>
+          <w:sz w:val="21"/>
+          <w:szCs w:val="21"/>
+          <w:lang w:val="en-US" w:eastAsia="ru-RU"/>
+        </w:rPr>
+        <w:t>SERIAL</w:t>
+      </w:r>
+      <w:r>
+        <w:rPr>
+          <w:rFonts w:ascii="Consolas" w:eastAsia="Times New Roman" w:hAnsi="Consolas" w:cs="Times New Roman"/>
+          <w:color w:val="CCCCCC"/>
+          <w:sz w:val="21"/>
+          <w:szCs w:val="21"/>
+          <w:lang w:val="en-US" w:eastAsia="ru-RU"/>
+        </w:rPr>
+        <w:t xml:space="preserve"> </w:t>
+      </w:r>
+      <w:r>
+        <w:rPr>
+          <w:rFonts w:ascii="Consolas" w:eastAsia="Times New Roman" w:hAnsi="Consolas" w:cs="Times New Roman"/>
+          <w:color w:val="569CD6"/>
+          <w:sz w:val="21"/>
+          <w:szCs w:val="21"/>
+          <w:lang w:val="en-US" w:eastAsia="ru-RU"/>
+        </w:rPr>
+        <w:t>PRIMARY KEY</w:t>
+      </w:r>
+      <w:r>
+        <w:rPr>
+          <w:rFonts w:ascii="Consolas" w:eastAsia="Times New Roman" w:hAnsi="Consolas" w:cs="Times New Roman"/>
+          <w:color w:val="CCCCCC"/>
+          <w:sz w:val="21"/>
+          <w:szCs w:val="21"/>
+          <w:lang w:val="en-US" w:eastAsia="ru-RU"/>
+        </w:rPr>
+        <w:t>,</w:t>
+      </w:r>
+    </w:p>
+    <w:p>
+      <w:pPr>
+        <w:shd w:val="clear" w:color="auto" w:fill="1F1F1F"/>
+        <w:suppressAutoHyphens w:val="0"/>
+        <w:spacing w:after="0" w:line="285" w:lineRule="atLeast"/>
+        <w:rPr>
+          <w:rFonts w:ascii="Consolas" w:eastAsia="Times New Roman" w:hAnsi="Consolas" w:cs="Times New Roman"/>
+          <w:color w:val="CCCCCC"/>
+          <w:sz w:val="21"/>
+          <w:szCs w:val="21"/>
+          <w:lang w:val="en-US" w:eastAsia="ru-RU"/>
+        </w:rPr>
+      </w:pPr>
+      <w:r>
+        <w:rPr>
+          <w:rFonts w:ascii="Consolas" w:eastAsia="Times New Roman" w:hAnsi="Consolas" w:cs="Times New Roman"/>
+          <w:color w:val="CCCCCC"/>
+          <w:sz w:val="21"/>
+          <w:szCs w:val="21"/>
+          <w:lang w:val="en-US" w:eastAsia="ru-RU"/>
+        </w:rPr>
+        <w:t xml:space="preserve">  </w:t>
+      </w:r>
+      <w:r>
+        <w:rPr>
+          <w:rFonts w:ascii="Consolas" w:eastAsia="Times New Roman" w:hAnsi="Consolas" w:cs="Times New Roman"/>
+          <w:color w:val="CE9178"/>
+          <w:sz w:val="21"/>
+          <w:szCs w:val="21"/>
+          <w:lang w:val="en-US" w:eastAsia="ru-RU"/>
+        </w:rPr>
+        <w:t>"title"</w:t>
+      </w:r>
+      <w:r>
+        <w:rPr>
+          <w:rFonts w:ascii="Consolas" w:eastAsia="Times New Roman" w:hAnsi="Consolas" w:cs="Times New Roman"/>
+          <w:color w:val="CCCCCC"/>
+          <w:sz w:val="21"/>
+          <w:szCs w:val="21"/>
+          <w:lang w:val="en-US" w:eastAsia="ru-RU"/>
+        </w:rPr>
+        <w:t xml:space="preserve"> </w:t>
+      </w:r>
+      <w:r>
+        <w:rPr>
+          <w:rFonts w:ascii="Consolas" w:eastAsia="Times New Roman" w:hAnsi="Consolas" w:cs="Times New Roman"/>
+          <w:color w:val="569CD6"/>
+          <w:sz w:val="21"/>
+          <w:szCs w:val="21"/>
+          <w:lang w:val="en-US" w:eastAsia="ru-RU"/>
+        </w:rPr>
+        <w:t>varchar</w:t>
+      </w:r>
+      <w:r>
+        <w:rPr>
+          <w:rFonts w:ascii="Consolas" w:eastAsia="Times New Roman" w:hAnsi="Consolas" w:cs="Times New Roman"/>
+          <w:color w:val="CCCCCC"/>
+          <w:sz w:val="21"/>
+          <w:szCs w:val="21"/>
+          <w:lang w:val="en-US" w:eastAsia="ru-RU"/>
+        </w:rPr>
+        <w:t>,</w:t>
+      </w:r>
+    </w:p>
+    <w:p>
+      <w:pPr>
+        <w:shd w:val="clear" w:color="auto" w:fill="1F1F1F"/>
+        <w:suppressAutoHyphens w:val="0"/>
+        <w:spacing w:after="0" w:line="285" w:lineRule="atLeast"/>
+        <w:rPr>
+          <w:rFonts w:ascii="Consolas" w:eastAsia="Times New Roman" w:hAnsi="Consolas" w:cs="Times New Roman"/>
+          <w:color w:val="CCCCCC"/>
+          <w:sz w:val="21"/>
+          <w:szCs w:val="21"/>
+          <w:lang w:val="en-US" w:eastAsia="ru-RU"/>
+        </w:rPr>
+      </w:pPr>
+      <w:r>
+        <w:rPr>
+          <w:rFonts w:ascii="Consolas" w:eastAsia="Times New Roman" w:hAnsi="Consolas" w:cs="Times New Roman"/>
+          <w:color w:val="CCCCCC"/>
+          <w:sz w:val="21"/>
+          <w:szCs w:val="21"/>
+          <w:lang w:val="en-US" w:eastAsia="ru-RU"/>
+        </w:rPr>
+        <w:t xml:space="preserve">  </w:t>
+      </w:r>
+      <w:r>
+        <w:rPr>
+          <w:rFonts w:ascii="Consolas" w:eastAsia="Times New Roman" w:hAnsi="Consolas" w:cs="Times New Roman"/>
+          <w:color w:val="CE9178"/>
+          <w:sz w:val="21"/>
+          <w:szCs w:val="21"/>
+          <w:lang w:val="en-US" w:eastAsia="ru-RU"/>
+        </w:rPr>
+        <w:t>"description"</w:t>
+      </w:r>
+      <w:r>
+        <w:rPr>
+          <w:rFonts w:ascii="Consolas" w:eastAsia="Times New Roman" w:hAnsi="Consolas" w:cs="Times New Roman"/>
+          <w:color w:val="CCCCCC"/>
+          <w:sz w:val="21"/>
+          <w:szCs w:val="21"/>
+          <w:lang w:val="en-US" w:eastAsia="ru-RU"/>
+        </w:rPr>
+        <w:t xml:space="preserve"> </w:t>
+      </w:r>
+      <w:r>
+        <w:rPr>
+          <w:rFonts w:ascii="Consolas" w:eastAsia="Times New Roman" w:hAnsi="Consolas" w:cs="Times New Roman"/>
+          <w:color w:val="569CD6"/>
+          <w:sz w:val="21"/>
+          <w:szCs w:val="21"/>
+          <w:lang w:val="en-US" w:eastAsia="ru-RU"/>
+        </w:rPr>
+        <w:t>text</w:t>
+      </w:r>
+    </w:p>
+    <w:p>
+      <w:pPr>
+        <w:shd w:val="clear" w:color="auto" w:fill="1F1F1F"/>
+        <w:suppressAutoHyphens w:val="0"/>
+        <w:spacing w:after="0" w:line="285" w:lineRule="atLeast"/>
+        <w:rPr>
+          <w:rFonts w:ascii="Consolas" w:eastAsia="Times New Roman" w:hAnsi="Consolas" w:cs="Times New Roman"/>
+          <w:color w:val="CCCCCC"/>
+          <w:sz w:val="21"/>
+          <w:szCs w:val="21"/>
+          <w:lang w:val="en-US" w:eastAsia="ru-RU"/>
+        </w:rPr>
+      </w:pPr>
+      <w:r>
+        <w:rPr>
+          <w:rFonts w:ascii="Consolas" w:eastAsia="Times New Roman" w:hAnsi="Consolas" w:cs="Times New Roman"/>
+          <w:color w:val="CCCCCC"/>
+          <w:sz w:val="21"/>
+          <w:szCs w:val="21"/>
+          <w:lang w:val="en-US" w:eastAsia="ru-RU"/>
+        </w:rPr>
+        <w:t>);</w:t>
+      </w:r>
+    </w:p>
+    <w:p>
+      <w:pPr>
+        <w:shd w:val="clear" w:color="auto" w:fill="1F1F1F"/>
+        <w:suppressAutoHyphens w:val="0"/>
+        <w:spacing w:after="0" w:line="285" w:lineRule="atLeast"/>
+        <w:rPr>
+          <w:rFonts w:ascii="Consolas" w:eastAsia="Times New Roman" w:hAnsi="Consolas" w:cs="Times New Roman"/>
+          <w:color w:val="CCCCCC"/>
+          <w:sz w:val="21"/>
+          <w:szCs w:val="21"/>
+          <w:lang w:val="en-US" w:eastAsia="ru-RU"/>
+        </w:rPr>
+      </w:pPr>
+    </w:p>
+    <w:p>
+      <w:pPr>
+        <w:shd w:val="clear" w:color="auto" w:fill="1F1F1F"/>
+        <w:suppressAutoHyphens w:val="0"/>
+        <w:spacing w:after="0" w:line="285" w:lineRule="atLeast"/>
+        <w:rPr>
+          <w:rFonts w:ascii="Consolas" w:eastAsia="Times New Roman" w:hAnsi="Consolas" w:cs="Times New Roman"/>
+          <w:color w:val="CCCCCC"/>
+          <w:sz w:val="21"/>
+          <w:szCs w:val="21"/>
+          <w:lang w:val="en-US" w:eastAsia="ru-RU"/>
+        </w:rPr>
+      </w:pPr>
+      <w:r>
+        <w:rPr>
+          <w:rFonts w:ascii="Consolas" w:eastAsia="Times New Roman" w:hAnsi="Consolas" w:cs="Times New Roman"/>
+          <w:color w:val="569CD6"/>
+          <w:sz w:val="21"/>
+          <w:szCs w:val="21"/>
+          <w:lang w:val="en-US" w:eastAsia="ru-RU"/>
+        </w:rPr>
+        <w:t>CREATE</w:t>
+      </w:r>
+      <w:r>
+        <w:rPr>
+          <w:rFonts w:ascii="Consolas" w:eastAsia="Times New Roman" w:hAnsi="Consolas" w:cs="Times New Roman"/>
+          <w:color w:val="CCCCCC"/>
+          <w:sz w:val="21"/>
+          <w:szCs w:val="21"/>
+          <w:lang w:val="en-US" w:eastAsia="ru-RU"/>
+        </w:rPr>
+        <w:t xml:space="preserve"> </w:t>
+      </w:r>
+      <w:r>
+        <w:rPr>
+          <w:rFonts w:ascii="Consolas" w:eastAsia="Times New Roman" w:hAnsi="Consolas" w:cs="Times New Roman"/>
+          <w:color w:val="569CD6"/>
+          <w:sz w:val="21"/>
+          <w:szCs w:val="21"/>
+          <w:lang w:val="en-US" w:eastAsia="ru-RU"/>
+        </w:rPr>
+        <w:t>TABLE</w:t>
+      </w:r>
+      <w:r>
+        <w:rPr>
+          <w:rFonts w:ascii="Consolas" w:eastAsia="Times New Roman" w:hAnsi="Consolas" w:cs="Times New Roman"/>
+          <w:color w:val="CCCCCC"/>
+          <w:sz w:val="21"/>
+          <w:szCs w:val="21"/>
+          <w:lang w:val="en-US" w:eastAsia="ru-RU"/>
+        </w:rPr>
+        <w:t xml:space="preserve"> "</w:t>
+      </w:r>
+      <w:r>
+        <w:rPr>
+          <w:rFonts w:ascii="Consolas" w:eastAsia="Times New Roman" w:hAnsi="Consolas" w:cs="Times New Roman"/>
+          <w:color w:val="DCDCAA"/>
+          <w:sz w:val="21"/>
+          <w:szCs w:val="21"/>
+          <w:lang w:val="en-US" w:eastAsia="ru-RU"/>
+        </w:rPr>
+        <w:t>research</w:t>
+      </w:r>
+      <w:r>
+        <w:rPr>
+          <w:rFonts w:ascii="Consolas" w:eastAsia="Times New Roman" w:hAnsi="Consolas" w:cs="Times New Roman"/>
+          <w:color w:val="CCCCCC"/>
+          <w:sz w:val="21"/>
+          <w:szCs w:val="21"/>
+          <w:lang w:val="en-US" w:eastAsia="ru-RU"/>
+        </w:rPr>
+        <w:t>" (</w:t>
+      </w:r>
+    </w:p>
+    <w:p>
+      <w:pPr>
+        <w:shd w:val="clear" w:color="auto" w:fill="1F1F1F"/>
+        <w:suppressAutoHyphens w:val="0"/>
+        <w:spacing w:after="0" w:line="285" w:lineRule="atLeast"/>
+        <w:rPr>
+          <w:rFonts w:ascii="Consolas" w:eastAsia="Times New Roman" w:hAnsi="Consolas" w:cs="Times New Roman"/>
+          <w:color w:val="CCCCCC"/>
+          <w:sz w:val="21"/>
+          <w:szCs w:val="21"/>
+          <w:lang w:val="en-US" w:eastAsia="ru-RU"/>
+        </w:rPr>
+      </w:pPr>
+      <w:r>
+        <w:rPr>
+          <w:rFonts w:ascii="Consolas" w:eastAsia="Times New Roman" w:hAnsi="Consolas" w:cs="Times New Roman"/>
+          <w:color w:val="CCCCCC"/>
+          <w:sz w:val="21"/>
+          <w:szCs w:val="21"/>
+          <w:lang w:val="en-US" w:eastAsia="ru-RU"/>
+        </w:rPr>
+        <w:t xml:space="preserve">  </w:t>
+      </w:r>
+      <w:r>
+        <w:rPr>
+          <w:rFonts w:ascii="Consolas" w:eastAsia="Times New Roman" w:hAnsi="Consolas" w:cs="Times New Roman"/>
+          <w:color w:val="CE9178"/>
+          <w:sz w:val="21"/>
+          <w:szCs w:val="21"/>
+          <w:lang w:val="en-US" w:eastAsia="ru-RU"/>
+        </w:rPr>
+        <w:t>"id"</w:t>
+      </w:r>
+      <w:r>
+        <w:rPr>
+          <w:rFonts w:ascii="Consolas" w:eastAsia="Times New Roman" w:hAnsi="Consolas" w:cs="Times New Roman"/>
+          <w:color w:val="CCCCCC"/>
+          <w:sz w:val="21"/>
+          <w:szCs w:val="21"/>
+          <w:lang w:val="en-US" w:eastAsia="ru-RU"/>
+        </w:rPr>
+        <w:t xml:space="preserve"> </w:t>
+      </w:r>
+      <w:r>
+        <w:rPr>
+          <w:rFonts w:ascii="Consolas" w:eastAsia="Times New Roman" w:hAnsi="Consolas" w:cs="Times New Roman"/>
+          <w:color w:val="569CD6"/>
+          <w:sz w:val="21"/>
+          <w:szCs w:val="21"/>
+          <w:lang w:val="en-US" w:eastAsia="ru-RU"/>
+        </w:rPr>
+        <w:t>SERIAL</w:t>
+      </w:r>
+      <w:r>
+        <w:rPr>
+          <w:rFonts w:ascii="Consolas" w:eastAsia="Times New Roman" w:hAnsi="Consolas" w:cs="Times New Roman"/>
+          <w:color w:val="CCCCCC"/>
+          <w:sz w:val="21"/>
+          <w:szCs w:val="21"/>
+          <w:lang w:val="en-US" w:eastAsia="ru-RU"/>
+        </w:rPr>
+        <w:t xml:space="preserve"> </w:t>
+      </w:r>
+      <w:r>
+        <w:rPr>
+          <w:rFonts w:ascii="Consolas" w:eastAsia="Times New Roman" w:hAnsi="Consolas" w:cs="Times New Roman"/>
+          <w:color w:val="569CD6"/>
+          <w:sz w:val="21"/>
+          <w:szCs w:val="21"/>
+          <w:lang w:val="en-US" w:eastAsia="ru-RU"/>
+        </w:rPr>
+        <w:t>PRIMARY KEY</w:t>
+      </w:r>
+      <w:r>
+        <w:rPr>
+          <w:rFonts w:ascii="Consolas" w:eastAsia="Times New Roman" w:hAnsi="Consolas" w:cs="Times New Roman"/>
+          <w:color w:val="CCCCCC"/>
+          <w:sz w:val="21"/>
+          <w:szCs w:val="21"/>
+          <w:lang w:val="en-US" w:eastAsia="ru-RU"/>
+        </w:rPr>
+        <w:t>,</w:t>
+      </w:r>
+    </w:p>
+    <w:p>
+      <w:pPr>
+        <w:shd w:val="clear" w:color="auto" w:fill="1F1F1F"/>
+        <w:suppressAutoHyphens w:val="0"/>
+        <w:spacing w:after="0" w:line="285" w:lineRule="atLeast"/>
+        <w:rPr>
+          <w:rFonts w:ascii="Consolas" w:eastAsia="Times New Roman" w:hAnsi="Consolas" w:cs="Times New Roman"/>
+          <w:color w:val="CCCCCC"/>
+          <w:sz w:val="21"/>
+          <w:szCs w:val="21"/>
+          <w:lang w:val="en-US" w:eastAsia="ru-RU"/>
+        </w:rPr>
+      </w:pPr>
+      <w:r>
+        <w:rPr>
+          <w:rFonts w:ascii="Consolas" w:eastAsia="Times New Roman" w:hAnsi="Consolas" w:cs="Times New Roman"/>
+          <w:color w:val="CCCCCC"/>
+          <w:sz w:val="21"/>
+          <w:szCs w:val="21"/>
+          <w:lang w:val="en-US" w:eastAsia="ru-RU"/>
+        </w:rPr>
+        <w:t xml:space="preserve">  </w:t>
+      </w:r>
+      <w:r>
+        <w:rPr>
+          <w:rFonts w:ascii="Consolas" w:eastAsia="Times New Roman" w:hAnsi="Consolas" w:cs="Times New Roman"/>
+          <w:color w:val="CE9178"/>
+          <w:sz w:val="21"/>
+          <w:szCs w:val="21"/>
+          <w:lang w:val="en-US" w:eastAsia="ru-RU"/>
+        </w:rPr>
+        <w:t>"id_researcher"</w:t>
+      </w:r>
+      <w:r>
+        <w:rPr>
+          <w:rFonts w:ascii="Consolas" w:eastAsia="Times New Roman" w:hAnsi="Consolas" w:cs="Times New Roman"/>
+          <w:color w:val="CCCCCC"/>
+          <w:sz w:val="21"/>
+          <w:szCs w:val="21"/>
+          <w:lang w:val="en-US" w:eastAsia="ru-RU"/>
+        </w:rPr>
+        <w:t xml:space="preserve"> </w:t>
+      </w:r>
+      <w:r>
+        <w:rPr>
+          <w:rFonts w:ascii="Consolas" w:eastAsia="Times New Roman" w:hAnsi="Consolas" w:cs="Times New Roman"/>
+          <w:color w:val="569CD6"/>
+          <w:sz w:val="21"/>
+          <w:szCs w:val="21"/>
+          <w:lang w:val="en-US" w:eastAsia="ru-RU"/>
+        </w:rPr>
+        <w:t>integer</w:t>
+      </w:r>
+      <w:r>
+        <w:rPr>
+          <w:rFonts w:ascii="Consolas" w:eastAsia="Times New Roman" w:hAnsi="Consolas" w:cs="Times New Roman"/>
+          <w:color w:val="CCCCCC"/>
+          <w:sz w:val="21"/>
+          <w:szCs w:val="21"/>
+          <w:lang w:val="en-US" w:eastAsia="ru-RU"/>
+        </w:rPr>
+        <w:t xml:space="preserve"> </w:t>
+      </w:r>
+      <w:r>
+        <w:rPr>
+          <w:rFonts w:ascii="Consolas" w:eastAsia="Times New Roman" w:hAnsi="Consolas" w:cs="Times New Roman"/>
+          <w:color w:val="569CD6"/>
+          <w:sz w:val="21"/>
+          <w:szCs w:val="21"/>
+          <w:lang w:val="en-US" w:eastAsia="ru-RU"/>
+        </w:rPr>
+        <w:t>NOT NULL</w:t>
+      </w:r>
+      <w:r>
+        <w:rPr>
+          <w:rFonts w:ascii="Consolas" w:eastAsia="Times New Roman" w:hAnsi="Consolas" w:cs="Times New Roman"/>
+          <w:color w:val="CCCCCC"/>
+          <w:sz w:val="21"/>
+          <w:szCs w:val="21"/>
+          <w:lang w:val="en-US" w:eastAsia="ru-RU"/>
+        </w:rPr>
+        <w:t>,</w:t>
+      </w:r>
+    </w:p>
+    <w:p>
+      <w:pPr>
+        <w:shd w:val="clear" w:color="auto" w:fill="1F1F1F"/>
+        <w:suppressAutoHyphens w:val="0"/>
+        <w:spacing w:after="0" w:line="285" w:lineRule="atLeast"/>
+        <w:rPr>
+          <w:rFonts w:ascii="Consolas" w:eastAsia="Times New Roman" w:hAnsi="Consolas" w:cs="Times New Roman"/>
+          <w:color w:val="CCCCCC"/>
+          <w:sz w:val="21"/>
+          <w:szCs w:val="21"/>
+          <w:lang w:val="en-US" w:eastAsia="ru-RU"/>
+        </w:rPr>
+      </w:pPr>
+      <w:r>
+        <w:rPr>
+          <w:rFonts w:ascii="Consolas" w:eastAsia="Times New Roman" w:hAnsi="Consolas" w:cs="Times New Roman"/>
+          <w:color w:val="CCCCCC"/>
+          <w:sz w:val="21"/>
+          <w:szCs w:val="21"/>
+          <w:lang w:val="en-US" w:eastAsia="ru-RU"/>
+        </w:rPr>
+        <w:t xml:space="preserve">  </w:t>
+      </w:r>
+      <w:r>
+        <w:rPr>
+          <w:rFonts w:ascii="Consolas" w:eastAsia="Times New Roman" w:hAnsi="Consolas" w:cs="Times New Roman"/>
+          <w:color w:val="CE9178"/>
+          <w:sz w:val="21"/>
+          <w:szCs w:val="21"/>
+          <w:lang w:val="en-US" w:eastAsia="ru-RU"/>
+        </w:rPr>
+        <w:t>"id_discovery"</w:t>
+      </w:r>
+      <w:r>
+        <w:rPr>
+          <w:rFonts w:ascii="Consolas" w:eastAsia="Times New Roman" w:hAnsi="Consolas" w:cs="Times New Roman"/>
+          <w:color w:val="CCCCCC"/>
+          <w:sz w:val="21"/>
+          <w:szCs w:val="21"/>
+          <w:lang w:val="en-US" w:eastAsia="ru-RU"/>
+        </w:rPr>
+        <w:t xml:space="preserve"> </w:t>
+      </w:r>
+      <w:r>
+        <w:rPr>
+          <w:rFonts w:ascii="Consolas" w:eastAsia="Times New Roman" w:hAnsi="Consolas" w:cs="Times New Roman"/>
+          <w:color w:val="569CD6"/>
+          <w:sz w:val="21"/>
+          <w:szCs w:val="21"/>
+          <w:lang w:val="en-US" w:eastAsia="ru-RU"/>
+        </w:rPr>
+        <w:t>integer</w:t>
+      </w:r>
+      <w:r>
+        <w:rPr>
+          <w:rFonts w:ascii="Consolas" w:eastAsia="Times New Roman" w:hAnsi="Consolas" w:cs="Times New Roman"/>
+          <w:color w:val="CCCCCC"/>
+          <w:sz w:val="21"/>
+          <w:szCs w:val="21"/>
+          <w:lang w:val="en-US" w:eastAsia="ru-RU"/>
+        </w:rPr>
+        <w:t>,</w:t>
+      </w:r>
+    </w:p>
+    <w:p>
+      <w:pPr>
+        <w:shd w:val="clear" w:color="auto" w:fill="1F1F1F"/>
+        <w:suppressAutoHyphens w:val="0"/>
+        <w:spacing w:after="0" w:line="285" w:lineRule="atLeast"/>
+        <w:rPr>
+          <w:rFonts w:ascii="Consolas" w:eastAsia="Times New Roman" w:hAnsi="Consolas" w:cs="Times New Roman"/>
+          <w:color w:val="CCCCCC"/>
+          <w:sz w:val="21"/>
+          <w:szCs w:val="21"/>
+          <w:lang w:val="en-US" w:eastAsia="ru-RU"/>
+        </w:rPr>
+      </w:pPr>
+      <w:r>
+        <w:rPr>
+          <w:rFonts w:ascii="Consolas" w:eastAsia="Times New Roman" w:hAnsi="Consolas" w:cs="Times New Roman"/>
+          <w:color w:val="CCCCCC"/>
+          <w:sz w:val="21"/>
+          <w:szCs w:val="21"/>
+          <w:lang w:val="en-US" w:eastAsia="ru-RU"/>
+        </w:rPr>
+        <w:t xml:space="preserve">  </w:t>
+      </w:r>
+      <w:r>
+        <w:rPr>
+          <w:rFonts w:ascii="Consolas" w:eastAsia="Times New Roman" w:hAnsi="Consolas" w:cs="Times New Roman"/>
+          <w:color w:val="CE9178"/>
+          <w:sz w:val="21"/>
+          <w:szCs w:val="21"/>
+          <w:lang w:val="en-US" w:eastAsia="ru-RU"/>
+        </w:rPr>
+        <w:t>"id_sc_object"</w:t>
+      </w:r>
+      <w:r>
+        <w:rPr>
+          <w:rFonts w:ascii="Consolas" w:eastAsia="Times New Roman" w:hAnsi="Consolas" w:cs="Times New Roman"/>
+          <w:color w:val="CCCCCC"/>
+          <w:sz w:val="21"/>
+          <w:szCs w:val="21"/>
+          <w:lang w:val="en-US" w:eastAsia="ru-RU"/>
+        </w:rPr>
+        <w:t xml:space="preserve"> </w:t>
+      </w:r>
+      <w:r>
+        <w:rPr>
+          <w:rFonts w:ascii="Consolas" w:eastAsia="Times New Roman" w:hAnsi="Consolas" w:cs="Times New Roman"/>
+          <w:color w:val="569CD6"/>
+          <w:sz w:val="21"/>
+          <w:szCs w:val="21"/>
+          <w:lang w:val="en-US" w:eastAsia="ru-RU"/>
+        </w:rPr>
+        <w:t>integer</w:t>
+      </w:r>
+      <w:r>
+        <w:rPr>
+          <w:rFonts w:ascii="Consolas" w:eastAsia="Times New Roman" w:hAnsi="Consolas" w:cs="Times New Roman"/>
+          <w:color w:val="CCCCCC"/>
+          <w:sz w:val="21"/>
+          <w:szCs w:val="21"/>
+          <w:lang w:val="en-US" w:eastAsia="ru-RU"/>
+        </w:rPr>
+        <w:t xml:space="preserve"> </w:t>
+      </w:r>
+      <w:r>
+        <w:rPr>
+          <w:rFonts w:ascii="Consolas" w:eastAsia="Times New Roman" w:hAnsi="Consolas" w:cs="Times New Roman"/>
+          <w:color w:val="569CD6"/>
+          <w:sz w:val="21"/>
+          <w:szCs w:val="21"/>
+          <w:lang w:val="en-US" w:eastAsia="ru-RU"/>
+        </w:rPr>
+        <w:t>NOT NULL</w:t>
+      </w:r>
+    </w:p>
+    <w:p>
+      <w:pPr>
+        <w:shd w:val="clear" w:color="auto" w:fill="1F1F1F"/>
+        <w:suppressAutoHyphens w:val="0"/>
+        <w:spacing w:after="0" w:line="285" w:lineRule="atLeast"/>
+        <w:rPr>
+          <w:rFonts w:ascii="Consolas" w:eastAsia="Times New Roman" w:hAnsi="Consolas" w:cs="Times New Roman"/>
+          <w:color w:val="CCCCCC"/>
+          <w:sz w:val="21"/>
+          <w:szCs w:val="21"/>
+          <w:lang w:val="en-US" w:eastAsia="ru-RU"/>
+        </w:rPr>
+      </w:pPr>
+      <w:r>
+        <w:rPr>
+          <w:rFonts w:ascii="Consolas" w:eastAsia="Times New Roman" w:hAnsi="Consolas" w:cs="Times New Roman"/>
+          <w:color w:val="CCCCCC"/>
+          <w:sz w:val="21"/>
+          <w:szCs w:val="21"/>
+          <w:lang w:val="en-US" w:eastAsia="ru-RU"/>
+        </w:rPr>
+        <w:t>);</w:t>
+      </w:r>
+    </w:p>
+    <w:p>
+      <w:pPr>
+        <w:shd w:val="clear" w:color="auto" w:fill="1F1F1F"/>
+        <w:suppressAutoHyphens w:val="0"/>
+        <w:spacing w:after="0" w:line="285" w:lineRule="atLeast"/>
+        <w:rPr>
+          <w:rFonts w:ascii="Consolas" w:eastAsia="Times New Roman" w:hAnsi="Consolas" w:cs="Times New Roman"/>
+          <w:color w:val="CCCCCC"/>
+          <w:sz w:val="21"/>
+          <w:szCs w:val="21"/>
+          <w:lang w:val="en-US" w:eastAsia="ru-RU"/>
+        </w:rPr>
+      </w:pPr>
+    </w:p>
+    <w:p>
+      <w:pPr>
+        <w:shd w:val="clear" w:color="auto" w:fill="1F1F1F"/>
+        <w:suppressAutoHyphens w:val="0"/>
+        <w:spacing w:after="0" w:line="285" w:lineRule="atLeast"/>
+        <w:rPr>
+          <w:rFonts w:ascii="Consolas" w:eastAsia="Times New Roman" w:hAnsi="Consolas" w:cs="Times New Roman"/>
+          <w:color w:val="CCCCCC"/>
+          <w:sz w:val="21"/>
+          <w:szCs w:val="21"/>
+          <w:lang w:val="en-US" w:eastAsia="ru-RU"/>
+        </w:rPr>
+      </w:pPr>
+      <w:r>
+        <w:rPr>
+          <w:rFonts w:ascii="Consolas" w:eastAsia="Times New Roman" w:hAnsi="Consolas" w:cs="Times New Roman"/>
+          <w:color w:val="569CD6"/>
+          <w:sz w:val="21"/>
+          <w:szCs w:val="21"/>
+          <w:lang w:val="en-US" w:eastAsia="ru-RU"/>
+        </w:rPr>
+        <w:t>CREATE</w:t>
+      </w:r>
+      <w:r>
+        <w:rPr>
+          <w:rFonts w:ascii="Consolas" w:eastAsia="Times New Roman" w:hAnsi="Consolas" w:cs="Times New Roman"/>
+          <w:color w:val="CCCCCC"/>
+          <w:sz w:val="21"/>
+          <w:szCs w:val="21"/>
+          <w:lang w:val="en-US" w:eastAsia="ru-RU"/>
+        </w:rPr>
+        <w:t xml:space="preserve"> </w:t>
+      </w:r>
+      <w:r>
+        <w:rPr>
+          <w:rFonts w:ascii="Consolas" w:eastAsia="Times New Roman" w:hAnsi="Consolas" w:cs="Times New Roman"/>
+          <w:color w:val="569CD6"/>
+          <w:sz w:val="21"/>
+          <w:szCs w:val="21"/>
+          <w:lang w:val="en-US" w:eastAsia="ru-RU"/>
+        </w:rPr>
+        <w:t>TABLE</w:t>
+      </w:r>
+      <w:r>
+        <w:rPr>
+          <w:rFonts w:ascii="Consolas" w:eastAsia="Times New Roman" w:hAnsi="Consolas" w:cs="Times New Roman"/>
+          <w:color w:val="CCCCCC"/>
+          <w:sz w:val="21"/>
+          <w:szCs w:val="21"/>
+          <w:lang w:val="en-US" w:eastAsia="ru-RU"/>
+        </w:rPr>
+        <w:t xml:space="preserve"> "</w:t>
+      </w:r>
+      <w:r>
+        <w:rPr>
+          <w:rFonts w:ascii="Consolas" w:eastAsia="Times New Roman" w:hAnsi="Consolas" w:cs="Times New Roman"/>
+          <w:color w:val="DCDCAA"/>
+          <w:sz w:val="21"/>
+          <w:szCs w:val="21"/>
+          <w:lang w:val="en-US" w:eastAsia="ru-RU"/>
+        </w:rPr>
+        <w:t>expectation</w:t>
+      </w:r>
+      <w:r>
+        <w:rPr>
+          <w:rFonts w:ascii="Consolas" w:eastAsia="Times New Roman" w:hAnsi="Consolas" w:cs="Times New Roman"/>
+          <w:color w:val="CCCCCC"/>
+          <w:sz w:val="21"/>
+          <w:szCs w:val="21"/>
+          <w:lang w:val="en-US" w:eastAsia="ru-RU"/>
+        </w:rPr>
+        <w:t>" (</w:t>
+      </w:r>
+    </w:p>
+    <w:p>
+      <w:pPr>
+        <w:shd w:val="clear" w:color="auto" w:fill="1F1F1F"/>
+        <w:suppressAutoHyphens w:val="0"/>
+        <w:spacing w:after="0" w:line="285" w:lineRule="atLeast"/>
+        <w:rPr>
+          <w:rFonts w:ascii="Consolas" w:eastAsia="Times New Roman" w:hAnsi="Consolas" w:cs="Times New Roman"/>
+          <w:color w:val="CCCCCC"/>
+          <w:sz w:val="21"/>
+          <w:szCs w:val="21"/>
+          <w:lang w:val="en-US" w:eastAsia="ru-RU"/>
+        </w:rPr>
+      </w:pPr>
+      <w:r>
+        <w:rPr>
+          <w:rFonts w:ascii="Consolas" w:eastAsia="Times New Roman" w:hAnsi="Consolas" w:cs="Times New Roman"/>
+          <w:color w:val="CCCCCC"/>
+          <w:sz w:val="21"/>
+          <w:szCs w:val="21"/>
+          <w:lang w:val="en-US" w:eastAsia="ru-RU"/>
+        </w:rPr>
+        <w:t xml:space="preserve">  </w:t>
+      </w:r>
+      <w:r>
+        <w:rPr>
+          <w:rFonts w:ascii="Consolas" w:eastAsia="Times New Roman" w:hAnsi="Consolas" w:cs="Times New Roman"/>
+          <w:color w:val="CE9178"/>
+          <w:sz w:val="21"/>
+          <w:szCs w:val="21"/>
+          <w:lang w:val="en-US" w:eastAsia="ru-RU"/>
+        </w:rPr>
+        <w:t>"id"</w:t>
+      </w:r>
+      <w:r>
+        <w:rPr>
+          <w:rFonts w:ascii="Consolas" w:eastAsia="Times New Roman" w:hAnsi="Consolas" w:cs="Times New Roman"/>
+          <w:color w:val="CCCCCC"/>
+          <w:sz w:val="21"/>
+          <w:szCs w:val="21"/>
+          <w:lang w:val="en-US" w:eastAsia="ru-RU"/>
+        </w:rPr>
+        <w:t xml:space="preserve"> </w:t>
+      </w:r>
+      <w:r>
+        <w:rPr>
+          <w:rFonts w:ascii="Consolas" w:eastAsia="Times New Roman" w:hAnsi="Consolas" w:cs="Times New Roman"/>
+          <w:color w:val="569CD6"/>
+          <w:sz w:val="21"/>
+          <w:szCs w:val="21"/>
+          <w:lang w:val="en-US" w:eastAsia="ru-RU"/>
+        </w:rPr>
+        <w:t>SERIAL</w:t>
+      </w:r>
+      <w:r>
+        <w:rPr>
+          <w:rFonts w:ascii="Consolas" w:eastAsia="Times New Roman" w:hAnsi="Consolas" w:cs="Times New Roman"/>
+          <w:color w:val="CCCCCC"/>
+          <w:sz w:val="21"/>
+          <w:szCs w:val="21"/>
+          <w:lang w:val="en-US" w:eastAsia="ru-RU"/>
+        </w:rPr>
+        <w:t xml:space="preserve"> </w:t>
+      </w:r>
+      <w:r>
+        <w:rPr>
+          <w:rFonts w:ascii="Consolas" w:eastAsia="Times New Roman" w:hAnsi="Consolas" w:cs="Times New Roman"/>
+          <w:color w:val="569CD6"/>
+          <w:sz w:val="21"/>
+          <w:szCs w:val="21"/>
+          <w:lang w:val="en-US" w:eastAsia="ru-RU"/>
+        </w:rPr>
+        <w:t>PRIMARY KEY</w:t>
+      </w:r>
+      <w:r>
+        <w:rPr>
+          <w:rFonts w:ascii="Consolas" w:eastAsia="Times New Roman" w:hAnsi="Consolas" w:cs="Times New Roman"/>
+          <w:color w:val="CCCCCC"/>
+          <w:sz w:val="21"/>
+          <w:szCs w:val="21"/>
+          <w:lang w:val="en-US" w:eastAsia="ru-RU"/>
+        </w:rPr>
+        <w:t>,</w:t>
+      </w:r>
+    </w:p>
+    <w:p>
+      <w:pPr>
+        <w:shd w:val="clear" w:color="auto" w:fill="1F1F1F"/>
+        <w:suppressAutoHyphens w:val="0"/>
+        <w:spacing w:after="0" w:line="285" w:lineRule="atLeast"/>
+        <w:rPr>
+          <w:rFonts w:ascii="Consolas" w:eastAsia="Times New Roman" w:hAnsi="Consolas" w:cs="Times New Roman"/>
+          <w:color w:val="CCCCCC"/>
+          <w:sz w:val="21"/>
+          <w:szCs w:val="21"/>
+          <w:lang w:val="en-US" w:eastAsia="ru-RU"/>
+        </w:rPr>
+      </w:pPr>
+      <w:r>
+        <w:rPr>
+          <w:rFonts w:ascii="Consolas" w:eastAsia="Times New Roman" w:hAnsi="Consolas" w:cs="Times New Roman"/>
+          <w:color w:val="CCCCCC"/>
+          <w:sz w:val="21"/>
+          <w:szCs w:val="21"/>
+          <w:lang w:val="en-US" w:eastAsia="ru-RU"/>
+        </w:rPr>
+        <w:t xml:space="preserve">  </w:t>
+      </w:r>
+      <w:r>
+        <w:rPr>
+          <w:rFonts w:ascii="Consolas" w:eastAsia="Times New Roman" w:hAnsi="Consolas" w:cs="Times New Roman"/>
+          <w:color w:val="CE9178"/>
+          <w:sz w:val="21"/>
+          <w:szCs w:val="21"/>
+          <w:lang w:val="en-US" w:eastAsia="ru-RU"/>
+        </w:rPr>
+        <w:t>"object"</w:t>
+      </w:r>
+      <w:r>
+        <w:rPr>
+          <w:rFonts w:ascii="Consolas" w:eastAsia="Times New Roman" w:hAnsi="Consolas" w:cs="Times New Roman"/>
+          <w:color w:val="CCCCCC"/>
+          <w:sz w:val="21"/>
+          <w:szCs w:val="21"/>
+          <w:lang w:val="en-US" w:eastAsia="ru-RU"/>
+        </w:rPr>
+        <w:t xml:space="preserve"> </w:t>
+      </w:r>
+      <w:r>
+        <w:rPr>
+          <w:rFonts w:ascii="Consolas" w:eastAsia="Times New Roman" w:hAnsi="Consolas" w:cs="Times New Roman"/>
+          <w:color w:val="569CD6"/>
+          <w:sz w:val="21"/>
+          <w:szCs w:val="21"/>
+          <w:lang w:val="en-US" w:eastAsia="ru-RU"/>
+        </w:rPr>
+        <w:t>varchar</w:t>
+      </w:r>
+      <w:r>
+        <w:rPr>
+          <w:rFonts w:ascii="Consolas" w:eastAsia="Times New Roman" w:hAnsi="Consolas" w:cs="Times New Roman"/>
+          <w:color w:val="CCCCCC"/>
+          <w:sz w:val="21"/>
+          <w:szCs w:val="21"/>
+          <w:lang w:val="en-US" w:eastAsia="ru-RU"/>
+        </w:rPr>
+        <w:t>,</w:t>
+      </w:r>
+    </w:p>
+    <w:p>
+      <w:pPr>
+        <w:shd w:val="clear" w:color="auto" w:fill="1F1F1F"/>
+        <w:suppressAutoHyphens w:val="0"/>
+        <w:spacing w:after="0" w:line="285" w:lineRule="atLeast"/>
+        <w:rPr>
+          <w:rFonts w:ascii="Consolas" w:eastAsia="Times New Roman" w:hAnsi="Consolas" w:cs="Times New Roman"/>
+          <w:color w:val="CCCCCC"/>
+          <w:sz w:val="21"/>
+          <w:szCs w:val="21"/>
+          <w:lang w:val="en-US" w:eastAsia="ru-RU"/>
+        </w:rPr>
+      </w:pPr>
+      <w:r>
+        <w:rPr>
+          <w:rFonts w:ascii="Consolas" w:eastAsia="Times New Roman" w:hAnsi="Consolas" w:cs="Times New Roman"/>
+          <w:color w:val="CCCCCC"/>
+          <w:sz w:val="21"/>
+          <w:szCs w:val="21"/>
+          <w:lang w:val="en-US" w:eastAsia="ru-RU"/>
+        </w:rPr>
+        <w:t xml:space="preserve">  </w:t>
+      </w:r>
+      <w:r>
+        <w:rPr>
+          <w:rFonts w:ascii="Consolas" w:eastAsia="Times New Roman" w:hAnsi="Consolas" w:cs="Times New Roman"/>
+          <w:color w:val="CE9178"/>
+          <w:sz w:val="21"/>
+          <w:szCs w:val="21"/>
+          <w:lang w:val="en-US" w:eastAsia="ru-RU"/>
+        </w:rPr>
+        <w:t>"discovery_id"</w:t>
+      </w:r>
+      <w:r>
+        <w:rPr>
+          <w:rFonts w:ascii="Consolas" w:eastAsia="Times New Roman" w:hAnsi="Consolas" w:cs="Times New Roman"/>
+          <w:color w:val="CCCCCC"/>
+          <w:sz w:val="21"/>
+          <w:szCs w:val="21"/>
+          <w:lang w:val="en-US" w:eastAsia="ru-RU"/>
+        </w:rPr>
+        <w:t xml:space="preserve"> </w:t>
+      </w:r>
+      <w:r>
+        <w:rPr>
+          <w:rFonts w:ascii="Consolas" w:eastAsia="Times New Roman" w:hAnsi="Consolas" w:cs="Times New Roman"/>
+          <w:color w:val="569CD6"/>
+          <w:sz w:val="21"/>
+          <w:szCs w:val="21"/>
+          <w:lang w:val="en-US" w:eastAsia="ru-RU"/>
+        </w:rPr>
+        <w:t>integer</w:t>
+      </w:r>
+      <w:r>
+        <w:rPr>
+          <w:rFonts w:ascii="Consolas" w:eastAsia="Times New Roman" w:hAnsi="Consolas" w:cs="Times New Roman"/>
+          <w:color w:val="CCCCCC"/>
+          <w:sz w:val="21"/>
+          <w:szCs w:val="21"/>
+          <w:lang w:val="en-US" w:eastAsia="ru-RU"/>
+        </w:rPr>
+        <w:t xml:space="preserve"> </w:t>
+      </w:r>
+      <w:r>
+        <w:rPr>
+          <w:rFonts w:ascii="Consolas" w:eastAsia="Times New Roman" w:hAnsi="Consolas" w:cs="Times New Roman"/>
+          <w:color w:val="569CD6"/>
+          <w:sz w:val="21"/>
+          <w:szCs w:val="21"/>
+          <w:lang w:val="en-US" w:eastAsia="ru-RU"/>
+        </w:rPr>
+        <w:t>NOT NULL</w:t>
+      </w:r>
+      <w:r>
+        <w:rPr>
+          <w:rFonts w:ascii="Consolas" w:eastAsia="Times New Roman" w:hAnsi="Consolas" w:cs="Times New Roman"/>
+          <w:color w:val="CCCCCC"/>
+          <w:sz w:val="21"/>
+          <w:szCs w:val="21"/>
+          <w:lang w:val="en-US" w:eastAsia="ru-RU"/>
+        </w:rPr>
+        <w:t>,</w:t>
+      </w:r>
+    </w:p>
+    <w:p>
+      <w:pPr>
+        <w:shd w:val="clear" w:color="auto" w:fill="1F1F1F"/>
+        <w:suppressAutoHyphens w:val="0"/>
+        <w:spacing w:after="0" w:line="285" w:lineRule="atLeast"/>
+        <w:rPr>
+          <w:rFonts w:ascii="Consolas" w:eastAsia="Times New Roman" w:hAnsi="Consolas" w:cs="Times New Roman"/>
+          <w:color w:val="CCCCCC"/>
+          <w:sz w:val="21"/>
+          <w:szCs w:val="21"/>
+          <w:lang w:val="en-US" w:eastAsia="ru-RU"/>
+        </w:rPr>
+      </w:pPr>
+      <w:r>
+        <w:rPr>
+          <w:rFonts w:ascii="Consolas" w:eastAsia="Times New Roman" w:hAnsi="Consolas" w:cs="Times New Roman"/>
+          <w:color w:val="CCCCCC"/>
+          <w:sz w:val="21"/>
+          <w:szCs w:val="21"/>
+          <w:lang w:val="en-US" w:eastAsia="ru-RU"/>
+        </w:rPr>
+        <w:t xml:space="preserve">  </w:t>
+      </w:r>
+      <w:r>
+        <w:rPr>
+          <w:rFonts w:ascii="Consolas" w:eastAsia="Times New Roman" w:hAnsi="Consolas" w:cs="Times New Roman"/>
+          <w:color w:val="CE9178"/>
+          <w:sz w:val="21"/>
+          <w:szCs w:val="21"/>
+          <w:lang w:val="en-US" w:eastAsia="ru-RU"/>
+        </w:rPr>
+        <w:t>"title"</w:t>
+      </w:r>
+      <w:r>
+        <w:rPr>
+          <w:rFonts w:ascii="Consolas" w:eastAsia="Times New Roman" w:hAnsi="Consolas" w:cs="Times New Roman"/>
+          <w:color w:val="CCCCCC"/>
+          <w:sz w:val="21"/>
+          <w:szCs w:val="21"/>
+          <w:lang w:val="en-US" w:eastAsia="ru-RU"/>
+        </w:rPr>
+        <w:t xml:space="preserve"> </w:t>
+      </w:r>
+      <w:r>
+        <w:rPr>
+          <w:rFonts w:ascii="Consolas" w:eastAsia="Times New Roman" w:hAnsi="Consolas" w:cs="Times New Roman"/>
+          <w:color w:val="569CD6"/>
+          <w:sz w:val="21"/>
+          <w:szCs w:val="21"/>
+          <w:lang w:val="en-US" w:eastAsia="ru-RU"/>
+        </w:rPr>
+        <w:t>varchar</w:t>
+      </w:r>
+      <w:r>
+        <w:rPr>
+          <w:rFonts w:ascii="Consolas" w:eastAsia="Times New Roman" w:hAnsi="Consolas" w:cs="Times New Roman"/>
+          <w:color w:val="CCCCCC"/>
+          <w:sz w:val="21"/>
+          <w:szCs w:val="21"/>
+          <w:lang w:val="en-US" w:eastAsia="ru-RU"/>
+        </w:rPr>
+        <w:t>,</w:t>
+      </w:r>
+    </w:p>
+    <w:p>
+      <w:pPr>
+        <w:shd w:val="clear" w:color="auto" w:fill="1F1F1F"/>
+        <w:suppressAutoHyphens w:val="0"/>
+        <w:spacing w:after="0" w:line="285" w:lineRule="atLeast"/>
+        <w:rPr>
+          <w:rFonts w:ascii="Consolas" w:eastAsia="Times New Roman" w:hAnsi="Consolas" w:cs="Times New Roman"/>
+          <w:color w:val="CCCCCC"/>
+          <w:sz w:val="21"/>
+          <w:szCs w:val="21"/>
+          <w:lang w:val="en-US" w:eastAsia="ru-RU"/>
+        </w:rPr>
+      </w:pPr>
+      <w:r>
+        <w:rPr>
+          <w:rFonts w:ascii="Consolas" w:eastAsia="Times New Roman" w:hAnsi="Consolas" w:cs="Times New Roman"/>
+          <w:color w:val="CCCCCC"/>
+          <w:sz w:val="21"/>
+          <w:szCs w:val="21"/>
+          <w:lang w:val="en-US" w:eastAsia="ru-RU"/>
+        </w:rPr>
+        <w:t xml:space="preserve">  </w:t>
+      </w:r>
+      <w:r>
+        <w:rPr>
+          <w:rFonts w:ascii="Consolas" w:eastAsia="Times New Roman" w:hAnsi="Consolas" w:cs="Times New Roman"/>
+          <w:color w:val="CE9178"/>
+          <w:sz w:val="21"/>
+          <w:szCs w:val="21"/>
+          <w:lang w:val="en-US" w:eastAsia="ru-RU"/>
+        </w:rPr>
+        <w:t>"purpose_id"</w:t>
+      </w:r>
+      <w:r>
+        <w:rPr>
+          <w:rFonts w:ascii="Consolas" w:eastAsia="Times New Roman" w:hAnsi="Consolas" w:cs="Times New Roman"/>
+          <w:color w:val="CCCCCC"/>
+          <w:sz w:val="21"/>
+          <w:szCs w:val="21"/>
+          <w:lang w:val="en-US" w:eastAsia="ru-RU"/>
+        </w:rPr>
+        <w:t xml:space="preserve"> </w:t>
+      </w:r>
+      <w:r>
+        <w:rPr>
+          <w:rFonts w:ascii="Consolas" w:eastAsia="Times New Roman" w:hAnsi="Consolas" w:cs="Times New Roman"/>
+          <w:color w:val="569CD6"/>
+          <w:sz w:val="21"/>
+          <w:szCs w:val="21"/>
+          <w:lang w:val="en-US" w:eastAsia="ru-RU"/>
+        </w:rPr>
+        <w:t>integer</w:t>
+      </w:r>
+      <w:r>
+        <w:rPr>
+          <w:rFonts w:ascii="Consolas" w:eastAsia="Times New Roman" w:hAnsi="Consolas" w:cs="Times New Roman"/>
+          <w:color w:val="CCCCCC"/>
+          <w:sz w:val="21"/>
+          <w:szCs w:val="21"/>
+          <w:lang w:val="en-US" w:eastAsia="ru-RU"/>
+        </w:rPr>
+        <w:t>,</w:t>
+      </w:r>
+    </w:p>
+    <w:p>
+      <w:pPr>
+        <w:shd w:val="clear" w:color="auto" w:fill="1F1F1F"/>
+        <w:suppressAutoHyphens w:val="0"/>
+        <w:spacing w:after="0" w:line="285" w:lineRule="atLeast"/>
+        <w:rPr>
+          <w:rFonts w:ascii="Consolas" w:eastAsia="Times New Roman" w:hAnsi="Consolas" w:cs="Times New Roman"/>
+          <w:color w:val="CCCCCC"/>
+          <w:sz w:val="21"/>
+          <w:szCs w:val="21"/>
+          <w:lang w:val="en-US" w:eastAsia="ru-RU"/>
+        </w:rPr>
+      </w:pPr>
+      <w:r>
+        <w:rPr>
+          <w:rFonts w:ascii="Consolas" w:eastAsia="Times New Roman" w:hAnsi="Consolas" w:cs="Times New Roman"/>
+          <w:color w:val="CCCCCC"/>
+          <w:sz w:val="21"/>
+          <w:szCs w:val="21"/>
+          <w:lang w:val="en-US" w:eastAsia="ru-RU"/>
+        </w:rPr>
+        <w:t xml:space="preserve">  </w:t>
+      </w:r>
+      <w:r>
+        <w:rPr>
+          <w:rFonts w:ascii="Consolas" w:eastAsia="Times New Roman" w:hAnsi="Consolas" w:cs="Times New Roman"/>
+          <w:color w:val="CE9178"/>
+          <w:sz w:val="21"/>
+          <w:szCs w:val="21"/>
+          <w:lang w:val="en-US" w:eastAsia="ru-RU"/>
+        </w:rPr>
+        <w:t>"certainty"</w:t>
+      </w:r>
+      <w:r>
+        <w:rPr>
+          <w:rFonts w:ascii="Consolas" w:eastAsia="Times New Roman" w:hAnsi="Consolas" w:cs="Times New Roman"/>
+          <w:color w:val="CCCCCC"/>
+          <w:sz w:val="21"/>
+          <w:szCs w:val="21"/>
+          <w:lang w:val="en-US" w:eastAsia="ru-RU"/>
+        </w:rPr>
+        <w:t xml:space="preserve"> </w:t>
+      </w:r>
+      <w:r>
+        <w:rPr>
+          <w:rFonts w:ascii="Consolas" w:eastAsia="Times New Roman" w:hAnsi="Consolas" w:cs="Times New Roman"/>
+          <w:color w:val="569CD6"/>
+          <w:sz w:val="21"/>
+          <w:szCs w:val="21"/>
+          <w:lang w:val="en-US" w:eastAsia="ru-RU"/>
+        </w:rPr>
+        <w:t>integer</w:t>
+      </w:r>
+      <w:r>
+        <w:rPr>
+          <w:rFonts w:ascii="Consolas" w:eastAsia="Times New Roman" w:hAnsi="Consolas" w:cs="Times New Roman"/>
+          <w:color w:val="CCCCCC"/>
+          <w:sz w:val="21"/>
+          <w:szCs w:val="21"/>
+          <w:lang w:val="en-US" w:eastAsia="ru-RU"/>
+        </w:rPr>
+        <w:t xml:space="preserve"> </w:t>
+      </w:r>
+      <w:r>
+        <w:rPr>
+          <w:rFonts w:ascii="Consolas" w:eastAsia="Times New Roman" w:hAnsi="Consolas" w:cs="Times New Roman"/>
+          <w:color w:val="569CD6"/>
+          <w:sz w:val="21"/>
+          <w:szCs w:val="21"/>
+          <w:lang w:val="en-US" w:eastAsia="ru-RU"/>
+        </w:rPr>
+        <w:t>NOT NULL</w:t>
+      </w:r>
+      <w:r>
+        <w:rPr>
+          <w:rFonts w:ascii="Consolas" w:eastAsia="Times New Roman" w:hAnsi="Consolas" w:cs="Times New Roman"/>
+          <w:color w:val="CCCCCC"/>
+          <w:sz w:val="21"/>
+          <w:szCs w:val="21"/>
+          <w:lang w:val="en-US" w:eastAsia="ru-RU"/>
+        </w:rPr>
+        <w:t xml:space="preserve"> </w:t>
+      </w:r>
+      <w:r>
+        <w:rPr>
+          <w:rFonts w:ascii="Consolas" w:eastAsia="Times New Roman" w:hAnsi="Consolas" w:cs="Times New Roman"/>
+          <w:color w:val="569CD6"/>
+          <w:sz w:val="21"/>
+          <w:szCs w:val="21"/>
+          <w:lang w:val="en-US" w:eastAsia="ru-RU"/>
+        </w:rPr>
+        <w:t>DEFAULT</w:t>
+      </w:r>
+      <w:r>
+        <w:rPr>
+          <w:rFonts w:ascii="Consolas" w:eastAsia="Times New Roman" w:hAnsi="Consolas" w:cs="Times New Roman"/>
+          <w:color w:val="CCCCCC"/>
+          <w:sz w:val="21"/>
+          <w:szCs w:val="21"/>
+          <w:lang w:val="en-US" w:eastAsia="ru-RU"/>
+        </w:rPr>
+        <w:t xml:space="preserve"> </w:t>
+      </w:r>
+      <w:r>
+        <w:rPr>
+          <w:rFonts w:ascii="Consolas" w:eastAsia="Times New Roman" w:hAnsi="Consolas" w:cs="Times New Roman"/>
+          <w:color w:val="B5CEA8"/>
+          <w:sz w:val="21"/>
+          <w:szCs w:val="21"/>
+          <w:lang w:val="en-US" w:eastAsia="ru-RU"/>
+        </w:rPr>
+        <w:t>0</w:t>
+      </w:r>
+      <w:r>
+        <w:rPr>
+          <w:rFonts w:ascii="Consolas" w:eastAsia="Times New Roman" w:hAnsi="Consolas" w:cs="Times New Roman"/>
+          <w:color w:val="CCCCCC"/>
+          <w:sz w:val="21"/>
+          <w:szCs w:val="21"/>
+          <w:lang w:val="en-US" w:eastAsia="ru-RU"/>
+        </w:rPr>
+        <w:t xml:space="preserve"> </w:t>
+      </w:r>
+      <w:r>
+        <w:rPr>
+          <w:rFonts w:ascii="Consolas" w:eastAsia="Times New Roman" w:hAnsi="Consolas" w:cs="Times New Roman"/>
+          <w:color w:val="569CD6"/>
+          <w:sz w:val="21"/>
+          <w:szCs w:val="21"/>
+          <w:lang w:val="en-US" w:eastAsia="ru-RU"/>
+        </w:rPr>
+        <w:t>CHECK</w:t>
+      </w:r>
+      <w:r>
+        <w:rPr>
+          <w:rFonts w:ascii="Consolas" w:eastAsia="Times New Roman" w:hAnsi="Consolas" w:cs="Times New Roman"/>
+          <w:color w:val="CCCCCC"/>
+          <w:sz w:val="21"/>
+          <w:szCs w:val="21"/>
+          <w:lang w:val="en-US" w:eastAsia="ru-RU"/>
+        </w:rPr>
+        <w:t xml:space="preserve"> (</w:t>
+      </w:r>
+      <w:r>
+        <w:rPr>
+          <w:rFonts w:ascii="Consolas" w:eastAsia="Times New Roman" w:hAnsi="Consolas" w:cs="Times New Roman"/>
+          <w:color w:val="CE9178"/>
+          <w:sz w:val="21"/>
+          <w:szCs w:val="21"/>
+          <w:lang w:val="en-US" w:eastAsia="ru-RU"/>
+        </w:rPr>
+        <w:t>"certainty"</w:t>
+      </w:r>
+      <w:r>
+        <w:rPr>
+          <w:rFonts w:ascii="Consolas" w:eastAsia="Times New Roman" w:hAnsi="Consolas" w:cs="Times New Roman"/>
+          <w:color w:val="CCCCCC"/>
+          <w:sz w:val="21"/>
+          <w:szCs w:val="21"/>
+          <w:lang w:val="en-US" w:eastAsia="ru-RU"/>
+        </w:rPr>
+        <w:t xml:space="preserve"> </w:t>
+      </w:r>
+      <w:r>
+        <w:rPr>
+          <w:rFonts w:ascii="Consolas" w:eastAsia="Times New Roman" w:hAnsi="Consolas" w:cs="Times New Roman"/>
+          <w:color w:val="D4D4D4"/>
+          <w:sz w:val="21"/>
+          <w:szCs w:val="21"/>
+          <w:lang w:val="en-US" w:eastAsia="ru-RU"/>
+        </w:rPr>
+        <w:t>&gt;=</w:t>
+      </w:r>
+      <w:r>
+        <w:rPr>
+          <w:rFonts w:ascii="Consolas" w:eastAsia="Times New Roman" w:hAnsi="Consolas" w:cs="Times New Roman"/>
+          <w:color w:val="CCCCCC"/>
+          <w:sz w:val="21"/>
+          <w:szCs w:val="21"/>
+          <w:lang w:val="en-US" w:eastAsia="ru-RU"/>
+        </w:rPr>
+        <w:t xml:space="preserve"> </w:t>
+      </w:r>
+      <w:r>
+        <w:rPr>
+          <w:rFonts w:ascii="Consolas" w:eastAsia="Times New Roman" w:hAnsi="Consolas" w:cs="Times New Roman"/>
+          <w:color w:val="B5CEA8"/>
+          <w:sz w:val="21"/>
+          <w:szCs w:val="21"/>
+          <w:lang w:val="en-US" w:eastAsia="ru-RU"/>
+        </w:rPr>
+        <w:t>0</w:t>
+      </w:r>
+      <w:r>
+        <w:rPr>
+          <w:rFonts w:ascii="Consolas" w:eastAsia="Times New Roman" w:hAnsi="Consolas" w:cs="Times New Roman"/>
+          <w:color w:val="CCCCCC"/>
+          <w:sz w:val="21"/>
+          <w:szCs w:val="21"/>
+          <w:lang w:val="en-US" w:eastAsia="ru-RU"/>
+        </w:rPr>
+        <w:t xml:space="preserve"> </w:t>
+      </w:r>
+      <w:r>
+        <w:rPr>
+          <w:rFonts w:ascii="Consolas" w:eastAsia="Times New Roman" w:hAnsi="Consolas" w:cs="Times New Roman"/>
+          <w:color w:val="569CD6"/>
+          <w:sz w:val="21"/>
+          <w:szCs w:val="21"/>
+          <w:lang w:val="en-US" w:eastAsia="ru-RU"/>
+        </w:rPr>
+        <w:t>AND</w:t>
+      </w:r>
+      <w:r>
+        <w:rPr>
+          <w:rFonts w:ascii="Consolas" w:eastAsia="Times New Roman" w:hAnsi="Consolas" w:cs="Times New Roman"/>
+          <w:color w:val="CCCCCC"/>
+          <w:sz w:val="21"/>
+          <w:szCs w:val="21"/>
+          <w:lang w:val="en-US" w:eastAsia="ru-RU"/>
+        </w:rPr>
+        <w:t xml:space="preserve"> </w:t>
+      </w:r>
+      <w:r>
+        <w:rPr>
+          <w:rFonts w:ascii="Consolas" w:eastAsia="Times New Roman" w:hAnsi="Consolas" w:cs="Times New Roman"/>
+          <w:color w:val="CE9178"/>
+          <w:sz w:val="21"/>
+          <w:szCs w:val="21"/>
+          <w:lang w:val="en-US" w:eastAsia="ru-RU"/>
+        </w:rPr>
+        <w:t>"certainty"</w:t>
+      </w:r>
+      <w:r>
+        <w:rPr>
+          <w:rFonts w:ascii="Consolas" w:eastAsia="Times New Roman" w:hAnsi="Consolas" w:cs="Times New Roman"/>
+          <w:color w:val="CCCCCC"/>
+          <w:sz w:val="21"/>
+          <w:szCs w:val="21"/>
+          <w:lang w:val="en-US" w:eastAsia="ru-RU"/>
+        </w:rPr>
+        <w:t xml:space="preserve"> </w:t>
+      </w:r>
+      <w:r>
+        <w:rPr>
+          <w:rFonts w:ascii="Consolas" w:eastAsia="Times New Roman" w:hAnsi="Consolas" w:cs="Times New Roman"/>
+          <w:color w:val="D4D4D4"/>
+          <w:sz w:val="21"/>
+          <w:szCs w:val="21"/>
+          <w:lang w:val="en-US" w:eastAsia="ru-RU"/>
+        </w:rPr>
+        <w:t>&lt;=</w:t>
+      </w:r>
+      <w:r>
+        <w:rPr>
+          <w:rFonts w:ascii="Consolas" w:eastAsia="Times New Roman" w:hAnsi="Consolas" w:cs="Times New Roman"/>
+          <w:color w:val="CCCCCC"/>
+          <w:sz w:val="21"/>
+          <w:szCs w:val="21"/>
+          <w:lang w:val="en-US" w:eastAsia="ru-RU"/>
+        </w:rPr>
+        <w:t xml:space="preserve"> </w:t>
+      </w:r>
+      <w:r>
+        <w:rPr>
+          <w:rFonts w:ascii="Consolas" w:eastAsia="Times New Roman" w:hAnsi="Consolas" w:cs="Times New Roman"/>
+          <w:color w:val="B5CEA8"/>
+          <w:sz w:val="21"/>
+          <w:szCs w:val="21"/>
+          <w:lang w:val="en-US" w:eastAsia="ru-RU"/>
+        </w:rPr>
+        <w:t>100</w:t>
+      </w:r>
+      <w:r>
+        <w:rPr>
+          <w:rFonts w:ascii="Consolas" w:eastAsia="Times New Roman" w:hAnsi="Consolas" w:cs="Times New Roman"/>
+          <w:color w:val="CCCCCC"/>
+          <w:sz w:val="21"/>
+          <w:szCs w:val="21"/>
+          <w:lang w:val="en-US" w:eastAsia="ru-RU"/>
+        </w:rPr>
+        <w:t>)</w:t>
+      </w:r>
+    </w:p>
+    <w:p>
+      <w:pPr>
+        <w:shd w:val="clear" w:color="auto" w:fill="1F1F1F"/>
+        <w:suppressAutoHyphens w:val="0"/>
+        <w:spacing w:after="0" w:line="285" w:lineRule="atLeast"/>
+        <w:rPr>
+          <w:rFonts w:ascii="Consolas" w:eastAsia="Times New Roman" w:hAnsi="Consolas" w:cs="Times New Roman"/>
+          <w:color w:val="CCCCCC"/>
+          <w:sz w:val="21"/>
+          <w:szCs w:val="21"/>
+          <w:lang w:val="en-US" w:eastAsia="ru-RU"/>
+        </w:rPr>
+      </w:pPr>
+      <w:r>
+        <w:rPr>
+          <w:rFonts w:ascii="Consolas" w:eastAsia="Times New Roman" w:hAnsi="Consolas" w:cs="Times New Roman"/>
+          <w:color w:val="CCCCCC"/>
+          <w:sz w:val="21"/>
+          <w:szCs w:val="21"/>
+          <w:lang w:val="en-US" w:eastAsia="ru-RU"/>
+        </w:rPr>
+        <w:t>);</w:t>
+      </w:r>
+    </w:p>
+    <w:p>
+      <w:pPr>
+        <w:shd w:val="clear" w:color="auto" w:fill="1F1F1F"/>
+        <w:suppressAutoHyphens w:val="0"/>
+        <w:spacing w:after="0" w:line="285" w:lineRule="atLeast"/>
+        <w:rPr>
+          <w:rFonts w:ascii="Consolas" w:eastAsia="Times New Roman" w:hAnsi="Consolas" w:cs="Times New Roman"/>
+          <w:color w:val="CCCCCC"/>
+          <w:sz w:val="21"/>
+          <w:szCs w:val="21"/>
+          <w:lang w:val="en-US" w:eastAsia="ru-RU"/>
+        </w:rPr>
+      </w:pPr>
+    </w:p>
+    <w:p>
+      <w:pPr>
+        <w:shd w:val="clear" w:color="auto" w:fill="1F1F1F"/>
+        <w:suppressAutoHyphens w:val="0"/>
+        <w:spacing w:after="0" w:line="285" w:lineRule="atLeast"/>
+        <w:rPr>
+          <w:rFonts w:ascii="Consolas" w:eastAsia="Times New Roman" w:hAnsi="Consolas" w:cs="Times New Roman"/>
+          <w:color w:val="CCCCCC"/>
+          <w:sz w:val="21"/>
+          <w:szCs w:val="21"/>
+          <w:lang w:val="en-US" w:eastAsia="ru-RU"/>
+        </w:rPr>
+      </w:pPr>
+      <w:r>
+        <w:rPr>
+          <w:rFonts w:ascii="Consolas" w:eastAsia="Times New Roman" w:hAnsi="Consolas" w:cs="Times New Roman"/>
+          <w:color w:val="569CD6"/>
+          <w:sz w:val="21"/>
+          <w:szCs w:val="21"/>
+          <w:lang w:val="en-US" w:eastAsia="ru-RU"/>
+        </w:rPr>
+        <w:t>CREATE</w:t>
+      </w:r>
+      <w:r>
+        <w:rPr>
+          <w:rFonts w:ascii="Consolas" w:eastAsia="Times New Roman" w:hAnsi="Consolas" w:cs="Times New Roman"/>
+          <w:color w:val="CCCCCC"/>
+          <w:sz w:val="21"/>
+          <w:szCs w:val="21"/>
+          <w:lang w:val="en-US" w:eastAsia="ru-RU"/>
+        </w:rPr>
+        <w:t xml:space="preserve"> </w:t>
+      </w:r>
+      <w:r>
+        <w:rPr>
+          <w:rFonts w:ascii="Consolas" w:eastAsia="Times New Roman" w:hAnsi="Consolas" w:cs="Times New Roman"/>
+          <w:color w:val="569CD6"/>
+          <w:sz w:val="21"/>
+          <w:szCs w:val="21"/>
+          <w:lang w:val="en-US" w:eastAsia="ru-RU"/>
+        </w:rPr>
+        <w:t>TABLE</w:t>
+      </w:r>
+      <w:r>
+        <w:rPr>
+          <w:rFonts w:ascii="Consolas" w:eastAsia="Times New Roman" w:hAnsi="Consolas" w:cs="Times New Roman"/>
+          <w:color w:val="CCCCCC"/>
+          <w:sz w:val="21"/>
+          <w:szCs w:val="21"/>
+          <w:lang w:val="en-US" w:eastAsia="ru-RU"/>
+        </w:rPr>
+        <w:t xml:space="preserve"> "</w:t>
+      </w:r>
+      <w:r>
+        <w:rPr>
+          <w:rFonts w:ascii="Consolas" w:eastAsia="Times New Roman" w:hAnsi="Consolas" w:cs="Times New Roman"/>
+          <w:color w:val="DCDCAA"/>
+          <w:sz w:val="21"/>
+          <w:szCs w:val="21"/>
+          <w:lang w:val="en-US" w:eastAsia="ru-RU"/>
+        </w:rPr>
+        <w:t>purpose</w:t>
+      </w:r>
+      <w:r>
+        <w:rPr>
+          <w:rFonts w:ascii="Consolas" w:eastAsia="Times New Roman" w:hAnsi="Consolas" w:cs="Times New Roman"/>
+          <w:color w:val="CCCCCC"/>
+          <w:sz w:val="21"/>
+          <w:szCs w:val="21"/>
+          <w:lang w:val="en-US" w:eastAsia="ru-RU"/>
+        </w:rPr>
+        <w:t>" (</w:t>
+      </w:r>
+    </w:p>
+    <w:p>
+      <w:pPr>
+        <w:shd w:val="clear" w:color="auto" w:fill="1F1F1F"/>
+        <w:suppressAutoHyphens w:val="0"/>
+        <w:spacing w:after="0" w:line="285" w:lineRule="atLeast"/>
+        <w:rPr>
+          <w:rFonts w:ascii="Consolas" w:eastAsia="Times New Roman" w:hAnsi="Consolas" w:cs="Times New Roman"/>
+          <w:color w:val="CCCCCC"/>
+          <w:sz w:val="21"/>
+          <w:szCs w:val="21"/>
+          <w:lang w:val="en-US" w:eastAsia="ru-RU"/>
+        </w:rPr>
+      </w:pPr>
+      <w:r>
+        <w:rPr>
+          <w:rFonts w:ascii="Consolas" w:eastAsia="Times New Roman" w:hAnsi="Consolas" w:cs="Times New Roman"/>
+          <w:color w:val="CCCCCC"/>
+          <w:sz w:val="21"/>
+          <w:szCs w:val="21"/>
+          <w:lang w:val="en-US" w:eastAsia="ru-RU"/>
+        </w:rPr>
+        <w:t xml:space="preserve">  </w:t>
+      </w:r>
+      <w:r>
+        <w:rPr>
+          <w:rFonts w:ascii="Consolas" w:eastAsia="Times New Roman" w:hAnsi="Consolas" w:cs="Times New Roman"/>
+          <w:color w:val="CE9178"/>
+          <w:sz w:val="21"/>
+          <w:szCs w:val="21"/>
+          <w:lang w:val="en-US" w:eastAsia="ru-RU"/>
+        </w:rPr>
+        <w:t>"id"</w:t>
+      </w:r>
+      <w:r>
+        <w:rPr>
+          <w:rFonts w:ascii="Consolas" w:eastAsia="Times New Roman" w:hAnsi="Consolas" w:cs="Times New Roman"/>
+          <w:color w:val="CCCCCC"/>
+          <w:sz w:val="21"/>
+          <w:szCs w:val="21"/>
+          <w:lang w:val="en-US" w:eastAsia="ru-RU"/>
+        </w:rPr>
+        <w:t xml:space="preserve"> </w:t>
+      </w:r>
+      <w:r>
+        <w:rPr>
+          <w:rFonts w:ascii="Consolas" w:eastAsia="Times New Roman" w:hAnsi="Consolas" w:cs="Times New Roman"/>
+          <w:color w:val="569CD6"/>
+          <w:sz w:val="21"/>
+          <w:szCs w:val="21"/>
+          <w:lang w:val="en-US" w:eastAsia="ru-RU"/>
+        </w:rPr>
+        <w:t>SERIAL</w:t>
+      </w:r>
+      <w:r>
+        <w:rPr>
+          <w:rFonts w:ascii="Consolas" w:eastAsia="Times New Roman" w:hAnsi="Consolas" w:cs="Times New Roman"/>
+          <w:color w:val="CCCCCC"/>
+          <w:sz w:val="21"/>
+          <w:szCs w:val="21"/>
+          <w:lang w:val="en-US" w:eastAsia="ru-RU"/>
+        </w:rPr>
+        <w:t xml:space="preserve"> </w:t>
+      </w:r>
+      <w:r>
+        <w:rPr>
+          <w:rFonts w:ascii="Consolas" w:eastAsia="Times New Roman" w:hAnsi="Consolas" w:cs="Times New Roman"/>
+          <w:color w:val="569CD6"/>
+          <w:sz w:val="21"/>
+          <w:szCs w:val="21"/>
+          <w:lang w:val="en-US" w:eastAsia="ru-RU"/>
+        </w:rPr>
+        <w:t>PRIMARY KEY</w:t>
+      </w:r>
+      <w:r>
+        <w:rPr>
+          <w:rFonts w:ascii="Consolas" w:eastAsia="Times New Roman" w:hAnsi="Consolas" w:cs="Times New Roman"/>
+          <w:color w:val="CCCCCC"/>
+          <w:sz w:val="21"/>
+          <w:szCs w:val="21"/>
+          <w:lang w:val="en-US" w:eastAsia="ru-RU"/>
+        </w:rPr>
+        <w:t>,</w:t>
+      </w:r>
+    </w:p>
+    <w:p>
+      <w:pPr>
+        <w:shd w:val="clear" w:color="auto" w:fill="1F1F1F"/>
+        <w:suppressAutoHyphens w:val="0"/>
+        <w:spacing w:after="0" w:line="285" w:lineRule="atLeast"/>
+        <w:rPr>
+          <w:rFonts w:ascii="Consolas" w:eastAsia="Times New Roman" w:hAnsi="Consolas" w:cs="Times New Roman"/>
+          <w:color w:val="CCCCCC"/>
+          <w:sz w:val="21"/>
+          <w:szCs w:val="21"/>
+          <w:lang w:val="en-US" w:eastAsia="ru-RU"/>
+        </w:rPr>
+      </w:pPr>
+      <w:r>
+        <w:rPr>
+          <w:rFonts w:ascii="Consolas" w:eastAsia="Times New Roman" w:hAnsi="Consolas" w:cs="Times New Roman"/>
+          <w:color w:val="CCCCCC"/>
+          <w:sz w:val="21"/>
+          <w:szCs w:val="21"/>
+          <w:lang w:val="en-US" w:eastAsia="ru-RU"/>
+        </w:rPr>
+        <w:t xml:space="preserve">  </w:t>
+      </w:r>
+      <w:r>
+        <w:rPr>
+          <w:rFonts w:ascii="Consolas" w:eastAsia="Times New Roman" w:hAnsi="Consolas" w:cs="Times New Roman"/>
+          <w:color w:val="CE9178"/>
+          <w:sz w:val="21"/>
+          <w:szCs w:val="21"/>
+          <w:lang w:val="en-US" w:eastAsia="ru-RU"/>
+        </w:rPr>
+        <w:t>"description"</w:t>
+      </w:r>
+      <w:r>
+        <w:rPr>
+          <w:rFonts w:ascii="Consolas" w:eastAsia="Times New Roman" w:hAnsi="Consolas" w:cs="Times New Roman"/>
+          <w:color w:val="CCCCCC"/>
+          <w:sz w:val="21"/>
+          <w:szCs w:val="21"/>
+          <w:lang w:val="en-US" w:eastAsia="ru-RU"/>
+        </w:rPr>
+        <w:t xml:space="preserve"> </w:t>
+      </w:r>
+      <w:r>
+        <w:rPr>
+          <w:rFonts w:ascii="Consolas" w:eastAsia="Times New Roman" w:hAnsi="Consolas" w:cs="Times New Roman"/>
+          <w:color w:val="569CD6"/>
+          <w:sz w:val="21"/>
+          <w:szCs w:val="21"/>
+          <w:lang w:val="en-US" w:eastAsia="ru-RU"/>
+        </w:rPr>
+        <w:t>text</w:t>
+      </w:r>
+    </w:p>
+    <w:p>
+      <w:pPr>
+        <w:shd w:val="clear" w:color="auto" w:fill="1F1F1F"/>
+        <w:suppressAutoHyphens w:val="0"/>
+        <w:spacing w:after="0" w:line="285" w:lineRule="atLeast"/>
+        <w:rPr>
+          <w:rFonts w:ascii="Consolas" w:eastAsia="Times New Roman" w:hAnsi="Consolas" w:cs="Times New Roman"/>
+          <w:color w:val="CCCCCC"/>
+          <w:sz w:val="21"/>
+          <w:szCs w:val="21"/>
+          <w:lang w:val="en-US" w:eastAsia="ru-RU"/>
+        </w:rPr>
+      </w:pPr>
+      <w:r>
+        <w:rPr>
+          <w:rFonts w:ascii="Consolas" w:eastAsia="Times New Roman" w:hAnsi="Consolas" w:cs="Times New Roman"/>
+          <w:color w:val="CCCCCC"/>
+          <w:sz w:val="21"/>
+          <w:szCs w:val="21"/>
+          <w:lang w:val="en-US" w:eastAsia="ru-RU"/>
+        </w:rPr>
+        <w:t>);</w:t>
+      </w:r>
+    </w:p>
+    <w:p>
+      <w:pPr>
+        <w:shd w:val="clear" w:color="auto" w:fill="1F1F1F"/>
+        <w:suppressAutoHyphens w:val="0"/>
+        <w:spacing w:after="0" w:line="285" w:lineRule="atLeast"/>
+        <w:rPr>
+          <w:rFonts w:ascii="Consolas" w:eastAsia="Times New Roman" w:hAnsi="Consolas" w:cs="Times New Roman"/>
+          <w:color w:val="CCCCCC"/>
+          <w:sz w:val="21"/>
+          <w:szCs w:val="21"/>
+          <w:lang w:val="en-US" w:eastAsia="ru-RU"/>
+        </w:rPr>
+      </w:pPr>
+    </w:p>
+    <w:p>
+      <w:pPr>
+        <w:shd w:val="clear" w:color="auto" w:fill="1F1F1F"/>
+        <w:suppressAutoHyphens w:val="0"/>
+        <w:spacing w:after="0" w:line="285" w:lineRule="atLeast"/>
+        <w:rPr>
+          <w:rFonts w:ascii="Consolas" w:eastAsia="Times New Roman" w:hAnsi="Consolas" w:cs="Times New Roman"/>
+          <w:color w:val="CCCCCC"/>
+          <w:sz w:val="21"/>
+          <w:szCs w:val="21"/>
+          <w:lang w:val="en-US" w:eastAsia="ru-RU"/>
+        </w:rPr>
+      </w:pPr>
+      <w:r>
+        <w:rPr>
+          <w:rFonts w:ascii="Consolas" w:eastAsia="Times New Roman" w:hAnsi="Consolas" w:cs="Times New Roman"/>
+          <w:color w:val="569CD6"/>
+          <w:sz w:val="21"/>
+          <w:szCs w:val="21"/>
+          <w:lang w:val="en-US" w:eastAsia="ru-RU"/>
+        </w:rPr>
+        <w:t xml:space="preserve">COMMENT ON COLUMN </w:t>
+      </w:r>
+      <w:r>
+        <w:rPr>
+          <w:rFonts w:ascii="Consolas" w:eastAsia="Times New Roman" w:hAnsi="Consolas" w:cs="Times New Roman"/>
+          <w:color w:val="CE9178"/>
+          <w:sz w:val="21"/>
+          <w:szCs w:val="21"/>
+          <w:lang w:val="en-US" w:eastAsia="ru-RU"/>
+        </w:rPr>
+        <w:t>"expectation"</w:t>
+      </w:r>
+      <w:r>
+        <w:rPr>
+          <w:rFonts w:ascii="Consolas" w:eastAsia="Times New Roman" w:hAnsi="Consolas" w:cs="Times New Roman"/>
+          <w:color w:val="CCCCCC"/>
+          <w:sz w:val="21"/>
+          <w:szCs w:val="21"/>
+          <w:lang w:val="en-US" w:eastAsia="ru-RU"/>
+        </w:rPr>
+        <w:t>.</w:t>
+      </w:r>
+      <w:r>
+        <w:rPr>
+          <w:rFonts w:ascii="Consolas" w:eastAsia="Times New Roman" w:hAnsi="Consolas" w:cs="Times New Roman"/>
+          <w:color w:val="CE9178"/>
+          <w:sz w:val="21"/>
+          <w:szCs w:val="21"/>
+          <w:lang w:val="en-US" w:eastAsia="ru-RU"/>
+        </w:rPr>
+        <w:t>"certainty"</w:t>
+      </w:r>
+      <w:r>
+        <w:rPr>
+          <w:rFonts w:ascii="Consolas" w:eastAsia="Times New Roman" w:hAnsi="Consolas" w:cs="Times New Roman"/>
+          <w:color w:val="CCCCCC"/>
+          <w:sz w:val="21"/>
+          <w:szCs w:val="21"/>
+          <w:lang w:val="en-US" w:eastAsia="ru-RU"/>
+        </w:rPr>
+        <w:t xml:space="preserve"> </w:t>
+      </w:r>
+      <w:r>
+        <w:rPr>
+          <w:rFonts w:ascii="Consolas" w:eastAsia="Times New Roman" w:hAnsi="Consolas" w:cs="Times New Roman"/>
+          <w:color w:val="569CD6"/>
+          <w:sz w:val="21"/>
+          <w:szCs w:val="21"/>
+          <w:lang w:val="en-US" w:eastAsia="ru-RU"/>
+        </w:rPr>
+        <w:t>IS</w:t>
+      </w:r>
+      <w:r>
+        <w:rPr>
+          <w:rFonts w:ascii="Consolas" w:eastAsia="Times New Roman" w:hAnsi="Consolas" w:cs="Times New Roman"/>
+          <w:color w:val="CCCCCC"/>
+          <w:sz w:val="21"/>
+          <w:szCs w:val="21"/>
+          <w:lang w:val="en-US" w:eastAsia="ru-RU"/>
+        </w:rPr>
+        <w:t xml:space="preserve"> </w:t>
+      </w:r>
+      <w:r>
+        <w:rPr>
+          <w:rFonts w:ascii="Consolas" w:eastAsia="Times New Roman" w:hAnsi="Consolas" w:cs="Times New Roman"/>
+          <w:color w:val="CE9178"/>
+          <w:sz w:val="21"/>
+          <w:szCs w:val="21"/>
+          <w:lang w:val="en-US" w:eastAsia="ru-RU"/>
+        </w:rPr>
+        <w:t>'in percents'</w:t>
+      </w:r>
+      <w:r>
+        <w:rPr>
+          <w:rFonts w:ascii="Consolas" w:eastAsia="Times New Roman" w:hAnsi="Consolas" w:cs="Times New Roman"/>
+          <w:color w:val="CCCCCC"/>
+          <w:sz w:val="21"/>
+          <w:szCs w:val="21"/>
+          <w:lang w:val="en-US" w:eastAsia="ru-RU"/>
+        </w:rPr>
+        <w:t>;</w:t>
+      </w:r>
+    </w:p>
+    <w:p>
+      <w:pPr>
+        <w:shd w:val="clear" w:color="auto" w:fill="1F1F1F"/>
+        <w:suppressAutoHyphens w:val="0"/>
+        <w:spacing w:after="0" w:line="285" w:lineRule="atLeast"/>
+        <w:rPr>
+          <w:rFonts w:ascii="Consolas" w:eastAsia="Times New Roman" w:hAnsi="Consolas" w:cs="Times New Roman"/>
+          <w:color w:val="CCCCCC"/>
+          <w:sz w:val="21"/>
+          <w:szCs w:val="21"/>
+          <w:lang w:val="en-US" w:eastAsia="ru-RU"/>
+        </w:rPr>
+      </w:pPr>
+    </w:p>
+    <w:p>
+      <w:pPr>
+        <w:shd w:val="clear" w:color="auto" w:fill="1F1F1F"/>
+        <w:suppressAutoHyphens w:val="0"/>
+        <w:spacing w:after="0" w:line="285" w:lineRule="atLeast"/>
+        <w:rPr>
+          <w:rFonts w:ascii="Consolas" w:eastAsia="Times New Roman" w:hAnsi="Consolas" w:cs="Times New Roman"/>
+          <w:color w:val="CCCCCC"/>
+          <w:sz w:val="21"/>
+          <w:szCs w:val="21"/>
+          <w:lang w:val="en-US" w:eastAsia="ru-RU"/>
+        </w:rPr>
+      </w:pPr>
+      <w:r>
+        <w:rPr>
+          <w:rFonts w:ascii="Consolas" w:eastAsia="Times New Roman" w:hAnsi="Consolas" w:cs="Times New Roman"/>
+          <w:color w:val="569CD6"/>
+          <w:sz w:val="21"/>
+          <w:szCs w:val="21"/>
+          <w:lang w:val="en-US" w:eastAsia="ru-RU"/>
+        </w:rPr>
+        <w:t>ALTER</w:t>
+      </w:r>
+      <w:r>
+        <w:rPr>
+          <w:rFonts w:ascii="Consolas" w:eastAsia="Times New Roman" w:hAnsi="Consolas" w:cs="Times New Roman"/>
+          <w:color w:val="CCCCCC"/>
+          <w:sz w:val="21"/>
+          <w:szCs w:val="21"/>
+          <w:lang w:val="en-US" w:eastAsia="ru-RU"/>
+        </w:rPr>
+        <w:t xml:space="preserve"> </w:t>
+      </w:r>
+      <w:r>
+        <w:rPr>
+          <w:rFonts w:ascii="Consolas" w:eastAsia="Times New Roman" w:hAnsi="Consolas" w:cs="Times New Roman"/>
+          <w:color w:val="569CD6"/>
+          <w:sz w:val="21"/>
+          <w:szCs w:val="21"/>
+          <w:lang w:val="en-US" w:eastAsia="ru-RU"/>
+        </w:rPr>
+        <w:t>TABLE</w:t>
+      </w:r>
+      <w:r>
+        <w:rPr>
+          <w:rFonts w:ascii="Consolas" w:eastAsia="Times New Roman" w:hAnsi="Consolas" w:cs="Times New Roman"/>
+          <w:color w:val="CCCCCC"/>
+          <w:sz w:val="21"/>
+          <w:szCs w:val="21"/>
+          <w:lang w:val="en-US" w:eastAsia="ru-RU"/>
+        </w:rPr>
+        <w:t xml:space="preserve"> </w:t>
+      </w:r>
+      <w:r>
+        <w:rPr>
+          <w:rFonts w:ascii="Consolas" w:eastAsia="Times New Roman" w:hAnsi="Consolas" w:cs="Times New Roman"/>
+          <w:color w:val="CE9178"/>
+          <w:sz w:val="21"/>
+          <w:szCs w:val="21"/>
+          <w:lang w:val="en-US" w:eastAsia="ru-RU"/>
+        </w:rPr>
+        <w:t>"research"</w:t>
+      </w:r>
+      <w:r>
+        <w:rPr>
+          <w:rFonts w:ascii="Consolas" w:eastAsia="Times New Roman" w:hAnsi="Consolas" w:cs="Times New Roman"/>
+          <w:color w:val="CCCCCC"/>
+          <w:sz w:val="21"/>
+          <w:szCs w:val="21"/>
+          <w:lang w:val="en-US" w:eastAsia="ru-RU"/>
+        </w:rPr>
+        <w:t xml:space="preserve"> </w:t>
+      </w:r>
+      <w:r>
+        <w:rPr>
+          <w:rFonts w:ascii="Consolas" w:eastAsia="Times New Roman" w:hAnsi="Consolas" w:cs="Times New Roman"/>
+          <w:color w:val="569CD6"/>
+          <w:sz w:val="21"/>
+          <w:szCs w:val="21"/>
+          <w:lang w:val="en-US" w:eastAsia="ru-RU"/>
+        </w:rPr>
+        <w:t>ADD</w:t>
+      </w:r>
+      <w:r>
+        <w:rPr>
+          <w:rFonts w:ascii="Consolas" w:eastAsia="Times New Roman" w:hAnsi="Consolas" w:cs="Times New Roman"/>
+          <w:color w:val="CCCCCC"/>
+          <w:sz w:val="21"/>
+          <w:szCs w:val="21"/>
+          <w:lang w:val="en-US" w:eastAsia="ru-RU"/>
+        </w:rPr>
+        <w:t xml:space="preserve"> </w:t>
+      </w:r>
+      <w:r>
+        <w:rPr>
+          <w:rFonts w:ascii="Consolas" w:eastAsia="Times New Roman" w:hAnsi="Consolas" w:cs="Times New Roman"/>
+          <w:color w:val="569CD6"/>
+          <w:sz w:val="21"/>
+          <w:szCs w:val="21"/>
+          <w:lang w:val="en-US" w:eastAsia="ru-RU"/>
+        </w:rPr>
+        <w:t>FOREIGN KEY</w:t>
+      </w:r>
+      <w:r>
+        <w:rPr>
+          <w:rFonts w:ascii="Consolas" w:eastAsia="Times New Roman" w:hAnsi="Consolas" w:cs="Times New Roman"/>
+          <w:color w:val="CCCCCC"/>
+          <w:sz w:val="21"/>
+          <w:szCs w:val="21"/>
+          <w:lang w:val="en-US" w:eastAsia="ru-RU"/>
+        </w:rPr>
+        <w:t xml:space="preserve"> (</w:t>
+      </w:r>
+      <w:r>
+        <w:rPr>
+          <w:rFonts w:ascii="Consolas" w:eastAsia="Times New Roman" w:hAnsi="Consolas" w:cs="Times New Roman"/>
+          <w:color w:val="CE9178"/>
+          <w:sz w:val="21"/>
+          <w:szCs w:val="21"/>
+          <w:lang w:val="en-US" w:eastAsia="ru-RU"/>
+        </w:rPr>
+        <w:t>"id_researcher"</w:t>
+      </w:r>
+      <w:r>
+        <w:rPr>
+          <w:rFonts w:ascii="Consolas" w:eastAsia="Times New Roman" w:hAnsi="Consolas" w:cs="Times New Roman"/>
+          <w:color w:val="CCCCCC"/>
+          <w:sz w:val="21"/>
+          <w:szCs w:val="21"/>
+          <w:lang w:val="en-US" w:eastAsia="ru-RU"/>
+        </w:rPr>
+        <w:t xml:space="preserve">) </w:t>
+      </w:r>
+      <w:r>
+        <w:rPr>
+          <w:rFonts w:ascii="Consolas" w:eastAsia="Times New Roman" w:hAnsi="Consolas" w:cs="Times New Roman"/>
+          <w:color w:val="569CD6"/>
+          <w:sz w:val="21"/>
+          <w:szCs w:val="21"/>
+          <w:lang w:val="en-US" w:eastAsia="ru-RU"/>
+        </w:rPr>
+        <w:t>REFERENCES</w:t>
+      </w:r>
+      <w:r>
+        <w:rPr>
+          <w:rFonts w:ascii="Consolas" w:eastAsia="Times New Roman" w:hAnsi="Consolas" w:cs="Times New Roman"/>
+          <w:color w:val="CCCCCC"/>
+          <w:sz w:val="21"/>
+          <w:szCs w:val="21"/>
+          <w:lang w:val="en-US" w:eastAsia="ru-RU"/>
+        </w:rPr>
+        <w:t xml:space="preserve"> </w:t>
+      </w:r>
+      <w:r>
+        <w:rPr>
+          <w:rFonts w:ascii="Consolas" w:eastAsia="Times New Roman" w:hAnsi="Consolas" w:cs="Times New Roman"/>
+          <w:color w:val="CE9178"/>
+          <w:sz w:val="21"/>
+          <w:szCs w:val="21"/>
+          <w:lang w:val="en-US" w:eastAsia="ru-RU"/>
+        </w:rPr>
+        <w:t>"researcher"</w:t>
+      </w:r>
+      <w:r>
+        <w:rPr>
+          <w:rFonts w:ascii="Consolas" w:eastAsia="Times New Roman" w:hAnsi="Consolas" w:cs="Times New Roman"/>
+          <w:color w:val="CCCCCC"/>
+          <w:sz w:val="21"/>
+          <w:szCs w:val="21"/>
+          <w:lang w:val="en-US" w:eastAsia="ru-RU"/>
+        </w:rPr>
+        <w:t xml:space="preserve"> (</w:t>
+      </w:r>
+      <w:r>
+        <w:rPr>
+          <w:rFonts w:ascii="Consolas" w:eastAsia="Times New Roman" w:hAnsi="Consolas" w:cs="Times New Roman"/>
+          <w:color w:val="CE9178"/>
+          <w:sz w:val="21"/>
+          <w:szCs w:val="21"/>
+          <w:lang w:val="en-US" w:eastAsia="ru-RU"/>
+        </w:rPr>
+        <w:t>"id"</w:t>
+      </w:r>
+      <w:r>
+        <w:rPr>
+          <w:rFonts w:ascii="Consolas" w:eastAsia="Times New Roman" w:hAnsi="Consolas" w:cs="Times New Roman"/>
+          <w:color w:val="CCCCCC"/>
+          <w:sz w:val="21"/>
+          <w:szCs w:val="21"/>
+          <w:lang w:val="en-US" w:eastAsia="ru-RU"/>
+        </w:rPr>
+        <w:t xml:space="preserve">) DEFERRABLE INITIALLY </w:t>
+      </w:r>
+      <w:r>
+        <w:rPr>
+          <w:rFonts w:ascii="Consolas" w:eastAsia="Times New Roman" w:hAnsi="Consolas" w:cs="Times New Roman"/>
+          <w:color w:val="569CD6"/>
+          <w:sz w:val="21"/>
+          <w:szCs w:val="21"/>
+          <w:lang w:val="en-US" w:eastAsia="ru-RU"/>
+        </w:rPr>
+        <w:t>IMMEDIATE</w:t>
+      </w:r>
+      <w:r>
+        <w:rPr>
+          <w:rFonts w:ascii="Consolas" w:eastAsia="Times New Roman" w:hAnsi="Consolas" w:cs="Times New Roman"/>
+          <w:color w:val="CCCCCC"/>
+          <w:sz w:val="21"/>
+          <w:szCs w:val="21"/>
+          <w:lang w:val="en-US" w:eastAsia="ru-RU"/>
+        </w:rPr>
+        <w:t>;</w:t>
+      </w:r>
+    </w:p>
+    <w:p>
+      <w:pPr>
+        <w:shd w:val="clear" w:color="auto" w:fill="1F1F1F"/>
+        <w:suppressAutoHyphens w:val="0"/>
+        <w:spacing w:after="0" w:line="285" w:lineRule="atLeast"/>
+        <w:rPr>
+          <w:rFonts w:ascii="Consolas" w:eastAsia="Times New Roman" w:hAnsi="Consolas" w:cs="Times New Roman"/>
+          <w:color w:val="CCCCCC"/>
+          <w:sz w:val="21"/>
+          <w:szCs w:val="21"/>
+          <w:lang w:val="en-US" w:eastAsia="ru-RU"/>
+        </w:rPr>
+      </w:pPr>
+    </w:p>
+    <w:p>
+      <w:pPr>
+        <w:shd w:val="clear" w:color="auto" w:fill="1F1F1F"/>
+        <w:suppressAutoHyphens w:val="0"/>
+        <w:spacing w:after="0" w:line="285" w:lineRule="atLeast"/>
+        <w:rPr>
+          <w:rFonts w:ascii="Consolas" w:eastAsia="Times New Roman" w:hAnsi="Consolas" w:cs="Times New Roman"/>
+          <w:color w:val="CCCCCC"/>
+          <w:sz w:val="21"/>
+          <w:szCs w:val="21"/>
+          <w:lang w:val="en-US" w:eastAsia="ru-RU"/>
+        </w:rPr>
+      </w:pPr>
+      <w:r>
+        <w:rPr>
+          <w:rFonts w:ascii="Consolas" w:eastAsia="Times New Roman" w:hAnsi="Consolas" w:cs="Times New Roman"/>
+          <w:color w:val="569CD6"/>
+          <w:sz w:val="21"/>
+          <w:szCs w:val="21"/>
+          <w:lang w:val="en-US" w:eastAsia="ru-RU"/>
+        </w:rPr>
+        <w:lastRenderedPageBreak/>
+        <w:t>ALTER</w:t>
+      </w:r>
+      <w:r>
+        <w:rPr>
+          <w:rFonts w:ascii="Consolas" w:eastAsia="Times New Roman" w:hAnsi="Consolas" w:cs="Times New Roman"/>
+          <w:color w:val="CCCCCC"/>
+          <w:sz w:val="21"/>
+          <w:szCs w:val="21"/>
+          <w:lang w:val="en-US" w:eastAsia="ru-RU"/>
+        </w:rPr>
+        <w:t xml:space="preserve"> </w:t>
+      </w:r>
+      <w:r>
+        <w:rPr>
+          <w:rFonts w:ascii="Consolas" w:eastAsia="Times New Roman" w:hAnsi="Consolas" w:cs="Times New Roman"/>
+          <w:color w:val="569CD6"/>
+          <w:sz w:val="21"/>
+          <w:szCs w:val="21"/>
+          <w:lang w:val="en-US" w:eastAsia="ru-RU"/>
+        </w:rPr>
+        <w:t>TABLE</w:t>
+      </w:r>
+      <w:r>
+        <w:rPr>
+          <w:rFonts w:ascii="Consolas" w:eastAsia="Times New Roman" w:hAnsi="Consolas" w:cs="Times New Roman"/>
+          <w:color w:val="CCCCCC"/>
+          <w:sz w:val="21"/>
+          <w:szCs w:val="21"/>
+          <w:lang w:val="en-US" w:eastAsia="ru-RU"/>
+        </w:rPr>
+        <w:t xml:space="preserve"> </w:t>
+      </w:r>
+      <w:r>
+        <w:rPr>
+          <w:rFonts w:ascii="Consolas" w:eastAsia="Times New Roman" w:hAnsi="Consolas" w:cs="Times New Roman"/>
+          <w:color w:val="CE9178"/>
+          <w:sz w:val="21"/>
+          <w:szCs w:val="21"/>
+          <w:lang w:val="en-US" w:eastAsia="ru-RU"/>
+        </w:rPr>
+        <w:t>"research"</w:t>
+      </w:r>
+      <w:r>
+        <w:rPr>
+          <w:rFonts w:ascii="Consolas" w:eastAsia="Times New Roman" w:hAnsi="Consolas" w:cs="Times New Roman"/>
+          <w:color w:val="CCCCCC"/>
+          <w:sz w:val="21"/>
+          <w:szCs w:val="21"/>
+          <w:lang w:val="en-US" w:eastAsia="ru-RU"/>
+        </w:rPr>
+        <w:t xml:space="preserve"> </w:t>
+      </w:r>
+      <w:r>
+        <w:rPr>
+          <w:rFonts w:ascii="Consolas" w:eastAsia="Times New Roman" w:hAnsi="Consolas" w:cs="Times New Roman"/>
+          <w:color w:val="569CD6"/>
+          <w:sz w:val="21"/>
+          <w:szCs w:val="21"/>
+          <w:lang w:val="en-US" w:eastAsia="ru-RU"/>
+        </w:rPr>
+        <w:t>ADD</w:t>
+      </w:r>
+      <w:r>
+        <w:rPr>
+          <w:rFonts w:ascii="Consolas" w:eastAsia="Times New Roman" w:hAnsi="Consolas" w:cs="Times New Roman"/>
+          <w:color w:val="CCCCCC"/>
+          <w:sz w:val="21"/>
+          <w:szCs w:val="21"/>
+          <w:lang w:val="en-US" w:eastAsia="ru-RU"/>
+        </w:rPr>
+        <w:t xml:space="preserve"> </w:t>
+      </w:r>
+      <w:r>
+        <w:rPr>
+          <w:rFonts w:ascii="Consolas" w:eastAsia="Times New Roman" w:hAnsi="Consolas" w:cs="Times New Roman"/>
+          <w:color w:val="569CD6"/>
+          <w:sz w:val="21"/>
+          <w:szCs w:val="21"/>
+          <w:lang w:val="en-US" w:eastAsia="ru-RU"/>
+        </w:rPr>
+        <w:t>FOREIGN KEY</w:t>
+      </w:r>
+      <w:r>
+        <w:rPr>
+          <w:rFonts w:ascii="Consolas" w:eastAsia="Times New Roman" w:hAnsi="Consolas" w:cs="Times New Roman"/>
+          <w:color w:val="CCCCCC"/>
+          <w:sz w:val="21"/>
+          <w:szCs w:val="21"/>
+          <w:lang w:val="en-US" w:eastAsia="ru-RU"/>
+        </w:rPr>
+        <w:t xml:space="preserve"> (</w:t>
+      </w:r>
+      <w:r>
+        <w:rPr>
+          <w:rFonts w:ascii="Consolas" w:eastAsia="Times New Roman" w:hAnsi="Consolas" w:cs="Times New Roman"/>
+          <w:color w:val="CE9178"/>
+          <w:sz w:val="21"/>
+          <w:szCs w:val="21"/>
+          <w:lang w:val="en-US" w:eastAsia="ru-RU"/>
+        </w:rPr>
+        <w:t>"id_discovery"</w:t>
+      </w:r>
+      <w:r>
+        <w:rPr>
+          <w:rFonts w:ascii="Consolas" w:eastAsia="Times New Roman" w:hAnsi="Consolas" w:cs="Times New Roman"/>
+          <w:color w:val="CCCCCC"/>
+          <w:sz w:val="21"/>
+          <w:szCs w:val="21"/>
+          <w:lang w:val="en-US" w:eastAsia="ru-RU"/>
+        </w:rPr>
+        <w:t xml:space="preserve">) </w:t>
+      </w:r>
+      <w:r>
+        <w:rPr>
+          <w:rFonts w:ascii="Consolas" w:eastAsia="Times New Roman" w:hAnsi="Consolas" w:cs="Times New Roman"/>
+          <w:color w:val="569CD6"/>
+          <w:sz w:val="21"/>
+          <w:szCs w:val="21"/>
+          <w:lang w:val="en-US" w:eastAsia="ru-RU"/>
+        </w:rPr>
+        <w:t>REFERENCES</w:t>
+      </w:r>
+      <w:r>
+        <w:rPr>
+          <w:rFonts w:ascii="Consolas" w:eastAsia="Times New Roman" w:hAnsi="Consolas" w:cs="Times New Roman"/>
+          <w:color w:val="CCCCCC"/>
+          <w:sz w:val="21"/>
+          <w:szCs w:val="21"/>
+          <w:lang w:val="en-US" w:eastAsia="ru-RU"/>
+        </w:rPr>
+        <w:t xml:space="preserve"> </w:t>
+      </w:r>
+      <w:r>
+        <w:rPr>
+          <w:rFonts w:ascii="Consolas" w:eastAsia="Times New Roman" w:hAnsi="Consolas" w:cs="Times New Roman"/>
+          <w:color w:val="CE9178"/>
+          <w:sz w:val="21"/>
+          <w:szCs w:val="21"/>
+          <w:lang w:val="en-US" w:eastAsia="ru-RU"/>
+        </w:rPr>
+        <w:t>"discovery"</w:t>
+      </w:r>
+      <w:r>
+        <w:rPr>
+          <w:rFonts w:ascii="Consolas" w:eastAsia="Times New Roman" w:hAnsi="Consolas" w:cs="Times New Roman"/>
+          <w:color w:val="CCCCCC"/>
+          <w:sz w:val="21"/>
+          <w:szCs w:val="21"/>
+          <w:lang w:val="en-US" w:eastAsia="ru-RU"/>
+        </w:rPr>
+        <w:t xml:space="preserve"> (</w:t>
+      </w:r>
+      <w:r>
+        <w:rPr>
+          <w:rFonts w:ascii="Consolas" w:eastAsia="Times New Roman" w:hAnsi="Consolas" w:cs="Times New Roman"/>
+          <w:color w:val="CE9178"/>
+          <w:sz w:val="21"/>
+          <w:szCs w:val="21"/>
+          <w:lang w:val="en-US" w:eastAsia="ru-RU"/>
+        </w:rPr>
+        <w:t>"id"</w:t>
+      </w:r>
+      <w:r>
+        <w:rPr>
+          <w:rFonts w:ascii="Consolas" w:eastAsia="Times New Roman" w:hAnsi="Consolas" w:cs="Times New Roman"/>
+          <w:color w:val="CCCCCC"/>
+          <w:sz w:val="21"/>
+          <w:szCs w:val="21"/>
+          <w:lang w:val="en-US" w:eastAsia="ru-RU"/>
+        </w:rPr>
+        <w:t xml:space="preserve">) DEFERRABLE INITIALLY </w:t>
+      </w:r>
+      <w:r>
+        <w:rPr>
+          <w:rFonts w:ascii="Consolas" w:eastAsia="Times New Roman" w:hAnsi="Consolas" w:cs="Times New Roman"/>
+          <w:color w:val="569CD6"/>
+          <w:sz w:val="21"/>
+          <w:szCs w:val="21"/>
+          <w:lang w:val="en-US" w:eastAsia="ru-RU"/>
+        </w:rPr>
+        <w:t>IMMEDIATE</w:t>
+      </w:r>
+      <w:r>
+        <w:rPr>
+          <w:rFonts w:ascii="Consolas" w:eastAsia="Times New Roman" w:hAnsi="Consolas" w:cs="Times New Roman"/>
+          <w:color w:val="CCCCCC"/>
+          <w:sz w:val="21"/>
+          <w:szCs w:val="21"/>
+          <w:lang w:val="en-US" w:eastAsia="ru-RU"/>
+        </w:rPr>
+        <w:t>;</w:t>
+      </w:r>
+    </w:p>
+    <w:p>
+      <w:pPr>
+        <w:shd w:val="clear" w:color="auto" w:fill="1F1F1F"/>
+        <w:suppressAutoHyphens w:val="0"/>
+        <w:spacing w:after="0" w:line="285" w:lineRule="atLeast"/>
+        <w:rPr>
+          <w:rFonts w:ascii="Consolas" w:eastAsia="Times New Roman" w:hAnsi="Consolas" w:cs="Times New Roman"/>
+          <w:color w:val="CCCCCC"/>
+          <w:sz w:val="21"/>
+          <w:szCs w:val="21"/>
+          <w:lang w:val="en-US" w:eastAsia="ru-RU"/>
+        </w:rPr>
+      </w:pPr>
+    </w:p>
+    <w:p>
+      <w:pPr>
+        <w:shd w:val="clear" w:color="auto" w:fill="1F1F1F"/>
+        <w:suppressAutoHyphens w:val="0"/>
+        <w:spacing w:after="0" w:line="285" w:lineRule="atLeast"/>
+        <w:rPr>
+          <w:rFonts w:ascii="Consolas" w:eastAsia="Times New Roman" w:hAnsi="Consolas" w:cs="Times New Roman"/>
+          <w:color w:val="CCCCCC"/>
+          <w:sz w:val="21"/>
+          <w:szCs w:val="21"/>
+          <w:lang w:val="en-US" w:eastAsia="ru-RU"/>
+        </w:rPr>
+      </w:pPr>
+      <w:r>
+        <w:rPr>
+          <w:rFonts w:ascii="Consolas" w:eastAsia="Times New Roman" w:hAnsi="Consolas" w:cs="Times New Roman"/>
+          <w:color w:val="569CD6"/>
+          <w:sz w:val="21"/>
+          <w:szCs w:val="21"/>
+          <w:lang w:val="en-US" w:eastAsia="ru-RU"/>
+        </w:rPr>
+        <w:t>ALTER</w:t>
+      </w:r>
+      <w:r>
+        <w:rPr>
+          <w:rFonts w:ascii="Consolas" w:eastAsia="Times New Roman" w:hAnsi="Consolas" w:cs="Times New Roman"/>
+          <w:color w:val="CCCCCC"/>
+          <w:sz w:val="21"/>
+          <w:szCs w:val="21"/>
+          <w:lang w:val="en-US" w:eastAsia="ru-RU"/>
+        </w:rPr>
+        <w:t xml:space="preserve"> </w:t>
+      </w:r>
+      <w:r>
+        <w:rPr>
+          <w:rFonts w:ascii="Consolas" w:eastAsia="Times New Roman" w:hAnsi="Consolas" w:cs="Times New Roman"/>
+          <w:color w:val="569CD6"/>
+          <w:sz w:val="21"/>
+          <w:szCs w:val="21"/>
+          <w:lang w:val="en-US" w:eastAsia="ru-RU"/>
+        </w:rPr>
+        <w:t>TABLE</w:t>
+      </w:r>
+      <w:r>
+        <w:rPr>
+          <w:rFonts w:ascii="Consolas" w:eastAsia="Times New Roman" w:hAnsi="Consolas" w:cs="Times New Roman"/>
+          <w:color w:val="CCCCCC"/>
+          <w:sz w:val="21"/>
+          <w:szCs w:val="21"/>
+          <w:lang w:val="en-US" w:eastAsia="ru-RU"/>
+        </w:rPr>
+        <w:t xml:space="preserve"> </w:t>
+      </w:r>
+      <w:r>
+        <w:rPr>
+          <w:rFonts w:ascii="Consolas" w:eastAsia="Times New Roman" w:hAnsi="Consolas" w:cs="Times New Roman"/>
+          <w:color w:val="CE9178"/>
+          <w:sz w:val="21"/>
+          <w:szCs w:val="21"/>
+          <w:lang w:val="en-US" w:eastAsia="ru-RU"/>
+        </w:rPr>
+        <w:t>"research"</w:t>
+      </w:r>
+      <w:r>
+        <w:rPr>
+          <w:rFonts w:ascii="Consolas" w:eastAsia="Times New Roman" w:hAnsi="Consolas" w:cs="Times New Roman"/>
+          <w:color w:val="CCCCCC"/>
+          <w:sz w:val="21"/>
+          <w:szCs w:val="21"/>
+          <w:lang w:val="en-US" w:eastAsia="ru-RU"/>
+        </w:rPr>
+        <w:t xml:space="preserve"> </w:t>
+      </w:r>
+      <w:r>
+        <w:rPr>
+          <w:rFonts w:ascii="Consolas" w:eastAsia="Times New Roman" w:hAnsi="Consolas" w:cs="Times New Roman"/>
+          <w:color w:val="569CD6"/>
+          <w:sz w:val="21"/>
+          <w:szCs w:val="21"/>
+          <w:lang w:val="en-US" w:eastAsia="ru-RU"/>
+        </w:rPr>
+        <w:t>ADD</w:t>
+      </w:r>
+      <w:r>
+        <w:rPr>
+          <w:rFonts w:ascii="Consolas" w:eastAsia="Times New Roman" w:hAnsi="Consolas" w:cs="Times New Roman"/>
+          <w:color w:val="CCCCCC"/>
+          <w:sz w:val="21"/>
+          <w:szCs w:val="21"/>
+          <w:lang w:val="en-US" w:eastAsia="ru-RU"/>
+        </w:rPr>
+        <w:t xml:space="preserve"> </w:t>
+      </w:r>
+      <w:r>
+        <w:rPr>
+          <w:rFonts w:ascii="Consolas" w:eastAsia="Times New Roman" w:hAnsi="Consolas" w:cs="Times New Roman"/>
+          <w:color w:val="569CD6"/>
+          <w:sz w:val="21"/>
+          <w:szCs w:val="21"/>
+          <w:lang w:val="en-US" w:eastAsia="ru-RU"/>
+        </w:rPr>
+        <w:t>FOREIGN KEY</w:t>
+      </w:r>
+      <w:r>
+        <w:rPr>
+          <w:rFonts w:ascii="Consolas" w:eastAsia="Times New Roman" w:hAnsi="Consolas" w:cs="Times New Roman"/>
+          <w:color w:val="CCCCCC"/>
+          <w:sz w:val="21"/>
+          <w:szCs w:val="21"/>
+          <w:lang w:val="en-US" w:eastAsia="ru-RU"/>
+        </w:rPr>
+        <w:t xml:space="preserve"> (</w:t>
+      </w:r>
+      <w:r>
+        <w:rPr>
+          <w:rFonts w:ascii="Consolas" w:eastAsia="Times New Roman" w:hAnsi="Consolas" w:cs="Times New Roman"/>
+          <w:color w:val="CE9178"/>
+          <w:sz w:val="21"/>
+          <w:szCs w:val="21"/>
+          <w:lang w:val="en-US" w:eastAsia="ru-RU"/>
+        </w:rPr>
+        <w:t>"id_sc_object"</w:t>
+      </w:r>
+      <w:r>
+        <w:rPr>
+          <w:rFonts w:ascii="Consolas" w:eastAsia="Times New Roman" w:hAnsi="Consolas" w:cs="Times New Roman"/>
+          <w:color w:val="CCCCCC"/>
+          <w:sz w:val="21"/>
+          <w:szCs w:val="21"/>
+          <w:lang w:val="en-US" w:eastAsia="ru-RU"/>
+        </w:rPr>
+        <w:t xml:space="preserve">) </w:t>
+      </w:r>
+      <w:r>
+        <w:rPr>
+          <w:rFonts w:ascii="Consolas" w:eastAsia="Times New Roman" w:hAnsi="Consolas" w:cs="Times New Roman"/>
+          <w:color w:val="569CD6"/>
+          <w:sz w:val="21"/>
+          <w:szCs w:val="21"/>
+          <w:lang w:val="en-US" w:eastAsia="ru-RU"/>
+        </w:rPr>
+        <w:t>REFERENCES</w:t>
+      </w:r>
+      <w:r>
+        <w:rPr>
+          <w:rFonts w:ascii="Consolas" w:eastAsia="Times New Roman" w:hAnsi="Consolas" w:cs="Times New Roman"/>
+          <w:color w:val="CCCCCC"/>
+          <w:sz w:val="21"/>
+          <w:szCs w:val="21"/>
+          <w:lang w:val="en-US" w:eastAsia="ru-RU"/>
+        </w:rPr>
+        <w:t xml:space="preserve"> </w:t>
+      </w:r>
+      <w:r>
+        <w:rPr>
+          <w:rFonts w:ascii="Consolas" w:eastAsia="Times New Roman" w:hAnsi="Consolas" w:cs="Times New Roman"/>
+          <w:color w:val="CE9178"/>
+          <w:sz w:val="21"/>
+          <w:szCs w:val="21"/>
+          <w:lang w:val="en-US" w:eastAsia="ru-RU"/>
+        </w:rPr>
+        <w:t>"scientific_object"</w:t>
+      </w:r>
+      <w:r>
+        <w:rPr>
+          <w:rFonts w:ascii="Consolas" w:eastAsia="Times New Roman" w:hAnsi="Consolas" w:cs="Times New Roman"/>
+          <w:color w:val="CCCCCC"/>
+          <w:sz w:val="21"/>
+          <w:szCs w:val="21"/>
+          <w:lang w:val="en-US" w:eastAsia="ru-RU"/>
+        </w:rPr>
+        <w:t xml:space="preserve"> (</w:t>
+      </w:r>
+      <w:r>
+        <w:rPr>
+          <w:rFonts w:ascii="Consolas" w:eastAsia="Times New Roman" w:hAnsi="Consolas" w:cs="Times New Roman"/>
+          <w:color w:val="CE9178"/>
+          <w:sz w:val="21"/>
+          <w:szCs w:val="21"/>
+          <w:lang w:val="en-US" w:eastAsia="ru-RU"/>
+        </w:rPr>
+        <w:t>"id"</w:t>
+      </w:r>
+      <w:r>
+        <w:rPr>
+          <w:rFonts w:ascii="Consolas" w:eastAsia="Times New Roman" w:hAnsi="Consolas" w:cs="Times New Roman"/>
+          <w:color w:val="CCCCCC"/>
+          <w:sz w:val="21"/>
+          <w:szCs w:val="21"/>
+          <w:lang w:val="en-US" w:eastAsia="ru-RU"/>
+        </w:rPr>
+        <w:t xml:space="preserve">) DEFERRABLE INITIALLY </w:t>
+      </w:r>
+      <w:r>
+        <w:rPr>
+          <w:rFonts w:ascii="Consolas" w:eastAsia="Times New Roman" w:hAnsi="Consolas" w:cs="Times New Roman"/>
+          <w:color w:val="569CD6"/>
+          <w:sz w:val="21"/>
+          <w:szCs w:val="21"/>
+          <w:lang w:val="en-US" w:eastAsia="ru-RU"/>
+        </w:rPr>
+        <w:t>IMMEDIATE</w:t>
+      </w:r>
+      <w:r>
+        <w:rPr>
+          <w:rFonts w:ascii="Consolas" w:eastAsia="Times New Roman" w:hAnsi="Consolas" w:cs="Times New Roman"/>
+          <w:color w:val="CCCCCC"/>
+          <w:sz w:val="21"/>
+          <w:szCs w:val="21"/>
+          <w:lang w:val="en-US" w:eastAsia="ru-RU"/>
+        </w:rPr>
+        <w:t>;</w:t>
+      </w:r>
+    </w:p>
+    <w:p>
+      <w:pPr>
+        <w:shd w:val="clear" w:color="auto" w:fill="1F1F1F"/>
+        <w:suppressAutoHyphens w:val="0"/>
+        <w:spacing w:after="0" w:line="285" w:lineRule="atLeast"/>
+        <w:rPr>
+          <w:rFonts w:ascii="Consolas" w:eastAsia="Times New Roman" w:hAnsi="Consolas" w:cs="Times New Roman"/>
+          <w:color w:val="CCCCCC"/>
+          <w:sz w:val="21"/>
+          <w:szCs w:val="21"/>
+          <w:lang w:val="en-US" w:eastAsia="ru-RU"/>
+        </w:rPr>
+      </w:pPr>
+    </w:p>
+    <w:p>
+      <w:pPr>
+        <w:shd w:val="clear" w:color="auto" w:fill="1F1F1F"/>
+        <w:suppressAutoHyphens w:val="0"/>
+        <w:spacing w:after="0" w:line="285" w:lineRule="atLeast"/>
+        <w:rPr>
+          <w:rFonts w:ascii="Consolas" w:eastAsia="Times New Roman" w:hAnsi="Consolas" w:cs="Times New Roman"/>
+          <w:color w:val="CCCCCC"/>
+          <w:sz w:val="21"/>
+          <w:szCs w:val="21"/>
+          <w:lang w:val="en-US" w:eastAsia="ru-RU"/>
+        </w:rPr>
+      </w:pPr>
+      <w:r>
+        <w:rPr>
+          <w:rFonts w:ascii="Consolas" w:eastAsia="Times New Roman" w:hAnsi="Consolas" w:cs="Times New Roman"/>
+          <w:color w:val="569CD6"/>
+          <w:sz w:val="21"/>
+          <w:szCs w:val="21"/>
+          <w:lang w:val="en-US" w:eastAsia="ru-RU"/>
+        </w:rPr>
+        <w:t>ALTER</w:t>
+      </w:r>
+      <w:r>
+        <w:rPr>
+          <w:rFonts w:ascii="Consolas" w:eastAsia="Times New Roman" w:hAnsi="Consolas" w:cs="Times New Roman"/>
+          <w:color w:val="CCCCCC"/>
+          <w:sz w:val="21"/>
+          <w:szCs w:val="21"/>
+          <w:lang w:val="en-US" w:eastAsia="ru-RU"/>
+        </w:rPr>
+        <w:t xml:space="preserve"> </w:t>
+      </w:r>
+      <w:r>
+        <w:rPr>
+          <w:rFonts w:ascii="Consolas" w:eastAsia="Times New Roman" w:hAnsi="Consolas" w:cs="Times New Roman"/>
+          <w:color w:val="569CD6"/>
+          <w:sz w:val="21"/>
+          <w:szCs w:val="21"/>
+          <w:lang w:val="en-US" w:eastAsia="ru-RU"/>
+        </w:rPr>
+        <w:t>TABLE</w:t>
+      </w:r>
+      <w:r>
+        <w:rPr>
+          <w:rFonts w:ascii="Consolas" w:eastAsia="Times New Roman" w:hAnsi="Consolas" w:cs="Times New Roman"/>
+          <w:color w:val="CCCCCC"/>
+          <w:sz w:val="21"/>
+          <w:szCs w:val="21"/>
+          <w:lang w:val="en-US" w:eastAsia="ru-RU"/>
+        </w:rPr>
+        <w:t xml:space="preserve"> </w:t>
+      </w:r>
+      <w:r>
+        <w:rPr>
+          <w:rFonts w:ascii="Consolas" w:eastAsia="Times New Roman" w:hAnsi="Consolas" w:cs="Times New Roman"/>
+          <w:color w:val="CE9178"/>
+          <w:sz w:val="21"/>
+          <w:szCs w:val="21"/>
+          <w:lang w:val="en-US" w:eastAsia="ru-RU"/>
+        </w:rPr>
+        <w:t>"expectation"</w:t>
+      </w:r>
+      <w:r>
+        <w:rPr>
+          <w:rFonts w:ascii="Consolas" w:eastAsia="Times New Roman" w:hAnsi="Consolas" w:cs="Times New Roman"/>
+          <w:color w:val="CCCCCC"/>
+          <w:sz w:val="21"/>
+          <w:szCs w:val="21"/>
+          <w:lang w:val="en-US" w:eastAsia="ru-RU"/>
+        </w:rPr>
+        <w:t xml:space="preserve"> </w:t>
+      </w:r>
+      <w:r>
+        <w:rPr>
+          <w:rFonts w:ascii="Consolas" w:eastAsia="Times New Roman" w:hAnsi="Consolas" w:cs="Times New Roman"/>
+          <w:color w:val="569CD6"/>
+          <w:sz w:val="21"/>
+          <w:szCs w:val="21"/>
+          <w:lang w:val="en-US" w:eastAsia="ru-RU"/>
+        </w:rPr>
+        <w:t>ADD</w:t>
+      </w:r>
+      <w:r>
+        <w:rPr>
+          <w:rFonts w:ascii="Consolas" w:eastAsia="Times New Roman" w:hAnsi="Consolas" w:cs="Times New Roman"/>
+          <w:color w:val="CCCCCC"/>
+          <w:sz w:val="21"/>
+          <w:szCs w:val="21"/>
+          <w:lang w:val="en-US" w:eastAsia="ru-RU"/>
+        </w:rPr>
+        <w:t xml:space="preserve"> </w:t>
+      </w:r>
+      <w:r>
+        <w:rPr>
+          <w:rFonts w:ascii="Consolas" w:eastAsia="Times New Roman" w:hAnsi="Consolas" w:cs="Times New Roman"/>
+          <w:color w:val="569CD6"/>
+          <w:sz w:val="21"/>
+          <w:szCs w:val="21"/>
+          <w:lang w:val="en-US" w:eastAsia="ru-RU"/>
+        </w:rPr>
+        <w:t>FOREIGN KEY</w:t>
+      </w:r>
+      <w:r>
+        <w:rPr>
+          <w:rFonts w:ascii="Consolas" w:eastAsia="Times New Roman" w:hAnsi="Consolas" w:cs="Times New Roman"/>
+          <w:color w:val="CCCCCC"/>
+          <w:sz w:val="21"/>
+          <w:szCs w:val="21"/>
+          <w:lang w:val="en-US" w:eastAsia="ru-RU"/>
+        </w:rPr>
+        <w:t xml:space="preserve"> (</w:t>
+      </w:r>
+      <w:r>
+        <w:rPr>
+          <w:rFonts w:ascii="Consolas" w:eastAsia="Times New Roman" w:hAnsi="Consolas" w:cs="Times New Roman"/>
+          <w:color w:val="CE9178"/>
+          <w:sz w:val="21"/>
+          <w:szCs w:val="21"/>
+          <w:lang w:val="en-US" w:eastAsia="ru-RU"/>
+        </w:rPr>
+        <w:t>"discovery_id"</w:t>
+      </w:r>
+      <w:r>
+        <w:rPr>
+          <w:rFonts w:ascii="Consolas" w:eastAsia="Times New Roman" w:hAnsi="Consolas" w:cs="Times New Roman"/>
+          <w:color w:val="CCCCCC"/>
+          <w:sz w:val="21"/>
+          <w:szCs w:val="21"/>
+          <w:lang w:val="en-US" w:eastAsia="ru-RU"/>
+        </w:rPr>
+        <w:t xml:space="preserve">) </w:t>
+      </w:r>
+      <w:r>
+        <w:rPr>
+          <w:rFonts w:ascii="Consolas" w:eastAsia="Times New Roman" w:hAnsi="Consolas" w:cs="Times New Roman"/>
+          <w:color w:val="569CD6"/>
+          <w:sz w:val="21"/>
+          <w:szCs w:val="21"/>
+          <w:lang w:val="en-US" w:eastAsia="ru-RU"/>
+        </w:rPr>
+        <w:t>REFERENCES</w:t>
+      </w:r>
+      <w:r>
+        <w:rPr>
+          <w:rFonts w:ascii="Consolas" w:eastAsia="Times New Roman" w:hAnsi="Consolas" w:cs="Times New Roman"/>
+          <w:color w:val="CCCCCC"/>
+          <w:sz w:val="21"/>
+          <w:szCs w:val="21"/>
+          <w:lang w:val="en-US" w:eastAsia="ru-RU"/>
+        </w:rPr>
+        <w:t xml:space="preserve"> </w:t>
+      </w:r>
+      <w:r>
+        <w:rPr>
+          <w:rFonts w:ascii="Consolas" w:eastAsia="Times New Roman" w:hAnsi="Consolas" w:cs="Times New Roman"/>
+          <w:color w:val="CE9178"/>
+          <w:sz w:val="21"/>
+          <w:szCs w:val="21"/>
+          <w:lang w:val="en-US" w:eastAsia="ru-RU"/>
+        </w:rPr>
+        <w:t>"discovery"</w:t>
+      </w:r>
+      <w:r>
+        <w:rPr>
+          <w:rFonts w:ascii="Consolas" w:eastAsia="Times New Roman" w:hAnsi="Consolas" w:cs="Times New Roman"/>
+          <w:color w:val="CCCCCC"/>
+          <w:sz w:val="21"/>
+          <w:szCs w:val="21"/>
+          <w:lang w:val="en-US" w:eastAsia="ru-RU"/>
+        </w:rPr>
+        <w:t xml:space="preserve"> (</w:t>
+      </w:r>
+      <w:r>
+        <w:rPr>
+          <w:rFonts w:ascii="Consolas" w:eastAsia="Times New Roman" w:hAnsi="Consolas" w:cs="Times New Roman"/>
+          <w:color w:val="CE9178"/>
+          <w:sz w:val="21"/>
+          <w:szCs w:val="21"/>
+          <w:lang w:val="en-US" w:eastAsia="ru-RU"/>
+        </w:rPr>
+        <w:t>"id"</w:t>
+      </w:r>
+      <w:r>
+        <w:rPr>
+          <w:rFonts w:ascii="Consolas" w:eastAsia="Times New Roman" w:hAnsi="Consolas" w:cs="Times New Roman"/>
+          <w:color w:val="CCCCCC"/>
+          <w:sz w:val="21"/>
+          <w:szCs w:val="21"/>
+          <w:lang w:val="en-US" w:eastAsia="ru-RU"/>
+        </w:rPr>
+        <w:t xml:space="preserve">) DEFERRABLE INITIALLY </w:t>
+      </w:r>
+      <w:r>
+        <w:rPr>
+          <w:rFonts w:ascii="Consolas" w:eastAsia="Times New Roman" w:hAnsi="Consolas" w:cs="Times New Roman"/>
+          <w:color w:val="569CD6"/>
+          <w:sz w:val="21"/>
+          <w:szCs w:val="21"/>
+          <w:lang w:val="en-US" w:eastAsia="ru-RU"/>
+        </w:rPr>
+        <w:t>IMMEDIATE</w:t>
+      </w:r>
+      <w:r>
+        <w:rPr>
+          <w:rFonts w:ascii="Consolas" w:eastAsia="Times New Roman" w:hAnsi="Consolas" w:cs="Times New Roman"/>
+          <w:color w:val="CCCCCC"/>
+          <w:sz w:val="21"/>
+          <w:szCs w:val="21"/>
+          <w:lang w:val="en-US" w:eastAsia="ru-RU"/>
+        </w:rPr>
+        <w:t>;</w:t>
+      </w:r>
+    </w:p>
+    <w:p>
+      <w:pPr>
+        <w:shd w:val="clear" w:color="auto" w:fill="1F1F1F"/>
+        <w:suppressAutoHyphens w:val="0"/>
+        <w:spacing w:after="0" w:line="285" w:lineRule="atLeast"/>
+        <w:rPr>
+          <w:rFonts w:ascii="Consolas" w:eastAsia="Times New Roman" w:hAnsi="Consolas" w:cs="Times New Roman"/>
+          <w:color w:val="CCCCCC"/>
+          <w:sz w:val="21"/>
+          <w:szCs w:val="21"/>
+          <w:lang w:val="en-US" w:eastAsia="ru-RU"/>
+        </w:rPr>
+      </w:pPr>
+    </w:p>
+    <w:p>
+      <w:pPr>
+        <w:shd w:val="clear" w:color="auto" w:fill="1F1F1F"/>
+        <w:suppressAutoHyphens w:val="0"/>
+        <w:spacing w:after="0" w:line="285" w:lineRule="atLeast"/>
+        <w:rPr>
+          <w:rFonts w:ascii="Consolas" w:eastAsia="Times New Roman" w:hAnsi="Consolas" w:cs="Times New Roman"/>
+          <w:color w:val="CCCCCC"/>
+          <w:sz w:val="21"/>
+          <w:szCs w:val="21"/>
+          <w:lang w:val="en-US" w:eastAsia="ru-RU"/>
+        </w:rPr>
+      </w:pPr>
+      <w:r>
+        <w:rPr>
+          <w:rFonts w:ascii="Consolas" w:eastAsia="Times New Roman" w:hAnsi="Consolas" w:cs="Times New Roman"/>
+          <w:color w:val="569CD6"/>
+          <w:sz w:val="21"/>
+          <w:szCs w:val="21"/>
+          <w:lang w:val="en-US" w:eastAsia="ru-RU"/>
+        </w:rPr>
+        <w:t>ALTER</w:t>
+      </w:r>
+      <w:r>
+        <w:rPr>
+          <w:rFonts w:ascii="Consolas" w:eastAsia="Times New Roman" w:hAnsi="Consolas" w:cs="Times New Roman"/>
+          <w:color w:val="CCCCCC"/>
+          <w:sz w:val="21"/>
+          <w:szCs w:val="21"/>
+          <w:lang w:val="en-US" w:eastAsia="ru-RU"/>
+        </w:rPr>
+        <w:t xml:space="preserve"> </w:t>
+      </w:r>
+      <w:r>
+        <w:rPr>
+          <w:rFonts w:ascii="Consolas" w:eastAsia="Times New Roman" w:hAnsi="Consolas" w:cs="Times New Roman"/>
+          <w:color w:val="569CD6"/>
+          <w:sz w:val="21"/>
+          <w:szCs w:val="21"/>
+          <w:lang w:val="en-US" w:eastAsia="ru-RU"/>
+        </w:rPr>
+        <w:t>TABLE</w:t>
+      </w:r>
+      <w:r>
+        <w:rPr>
+          <w:rFonts w:ascii="Consolas" w:eastAsia="Times New Roman" w:hAnsi="Consolas" w:cs="Times New Roman"/>
+          <w:color w:val="CCCCCC"/>
+          <w:sz w:val="21"/>
+          <w:szCs w:val="21"/>
+          <w:lang w:val="en-US" w:eastAsia="ru-RU"/>
+        </w:rPr>
+        <w:t xml:space="preserve"> </w:t>
+      </w:r>
+      <w:r>
+        <w:rPr>
+          <w:rFonts w:ascii="Consolas" w:eastAsia="Times New Roman" w:hAnsi="Consolas" w:cs="Times New Roman"/>
+          <w:color w:val="CE9178"/>
+          <w:sz w:val="21"/>
+          <w:szCs w:val="21"/>
+          <w:lang w:val="en-US" w:eastAsia="ru-RU"/>
+        </w:rPr>
+        <w:t>"expectation"</w:t>
+      </w:r>
+      <w:r>
+        <w:rPr>
+          <w:rFonts w:ascii="Consolas" w:eastAsia="Times New Roman" w:hAnsi="Consolas" w:cs="Times New Roman"/>
+          <w:color w:val="CCCCCC"/>
+          <w:sz w:val="21"/>
+          <w:szCs w:val="21"/>
+          <w:lang w:val="en-US" w:eastAsia="ru-RU"/>
+        </w:rPr>
+        <w:t xml:space="preserve"> </w:t>
+      </w:r>
+      <w:r>
+        <w:rPr>
+          <w:rFonts w:ascii="Consolas" w:eastAsia="Times New Roman" w:hAnsi="Consolas" w:cs="Times New Roman"/>
+          <w:color w:val="569CD6"/>
+          <w:sz w:val="21"/>
+          <w:szCs w:val="21"/>
+          <w:lang w:val="en-US" w:eastAsia="ru-RU"/>
+        </w:rPr>
+        <w:t>ADD</w:t>
+      </w:r>
+      <w:r>
+        <w:rPr>
+          <w:rFonts w:ascii="Consolas" w:eastAsia="Times New Roman" w:hAnsi="Consolas" w:cs="Times New Roman"/>
+          <w:color w:val="CCCCCC"/>
+          <w:sz w:val="21"/>
+          <w:szCs w:val="21"/>
+          <w:lang w:val="en-US" w:eastAsia="ru-RU"/>
+        </w:rPr>
+        <w:t xml:space="preserve"> </w:t>
+      </w:r>
+      <w:r>
+        <w:rPr>
+          <w:rFonts w:ascii="Consolas" w:eastAsia="Times New Roman" w:hAnsi="Consolas" w:cs="Times New Roman"/>
+          <w:color w:val="569CD6"/>
+          <w:sz w:val="21"/>
+          <w:szCs w:val="21"/>
+          <w:lang w:val="en-US" w:eastAsia="ru-RU"/>
+        </w:rPr>
+        <w:t>FOREIGN KEY</w:t>
+      </w:r>
+      <w:r>
+        <w:rPr>
+          <w:rFonts w:ascii="Consolas" w:eastAsia="Times New Roman" w:hAnsi="Consolas" w:cs="Times New Roman"/>
+          <w:color w:val="CCCCCC"/>
+          <w:sz w:val="21"/>
+          <w:szCs w:val="21"/>
+          <w:lang w:val="en-US" w:eastAsia="ru-RU"/>
+        </w:rPr>
+        <w:t xml:space="preserve"> (</w:t>
+      </w:r>
+      <w:r>
+        <w:rPr>
+          <w:rFonts w:ascii="Consolas" w:eastAsia="Times New Roman" w:hAnsi="Consolas" w:cs="Times New Roman"/>
+          <w:color w:val="CE9178"/>
+          <w:sz w:val="21"/>
+          <w:szCs w:val="21"/>
+          <w:lang w:val="en-US" w:eastAsia="ru-RU"/>
+        </w:rPr>
+        <w:t>"purpose_id"</w:t>
+      </w:r>
+      <w:r>
+        <w:rPr>
+          <w:rFonts w:ascii="Consolas" w:eastAsia="Times New Roman" w:hAnsi="Consolas" w:cs="Times New Roman"/>
+          <w:color w:val="CCCCCC"/>
+          <w:sz w:val="21"/>
+          <w:szCs w:val="21"/>
+          <w:lang w:val="en-US" w:eastAsia="ru-RU"/>
+        </w:rPr>
+        <w:t xml:space="preserve">) </w:t>
+      </w:r>
+      <w:r>
+        <w:rPr>
+          <w:rFonts w:ascii="Consolas" w:eastAsia="Times New Roman" w:hAnsi="Consolas" w:cs="Times New Roman"/>
+          <w:color w:val="569CD6"/>
+          <w:sz w:val="21"/>
+          <w:szCs w:val="21"/>
+          <w:lang w:val="en-US" w:eastAsia="ru-RU"/>
+        </w:rPr>
+        <w:t>REFERENCES</w:t>
+      </w:r>
+      <w:r>
+        <w:rPr>
+          <w:rFonts w:ascii="Consolas" w:eastAsia="Times New Roman" w:hAnsi="Consolas" w:cs="Times New Roman"/>
+          <w:color w:val="CCCCCC"/>
+          <w:sz w:val="21"/>
+          <w:szCs w:val="21"/>
+          <w:lang w:val="en-US" w:eastAsia="ru-RU"/>
+        </w:rPr>
+        <w:t xml:space="preserve"> </w:t>
+      </w:r>
+      <w:r>
+        <w:rPr>
+          <w:rFonts w:ascii="Consolas" w:eastAsia="Times New Roman" w:hAnsi="Consolas" w:cs="Times New Roman"/>
+          <w:color w:val="CE9178"/>
+          <w:sz w:val="21"/>
+          <w:szCs w:val="21"/>
+          <w:lang w:val="en-US" w:eastAsia="ru-RU"/>
+        </w:rPr>
+        <w:t>"purpose"</w:t>
+      </w:r>
+      <w:r>
+        <w:rPr>
+          <w:rFonts w:ascii="Consolas" w:eastAsia="Times New Roman" w:hAnsi="Consolas" w:cs="Times New Roman"/>
+          <w:color w:val="CCCCCC"/>
+          <w:sz w:val="21"/>
+          <w:szCs w:val="21"/>
+          <w:lang w:val="en-US" w:eastAsia="ru-RU"/>
+        </w:rPr>
+        <w:t xml:space="preserve"> (</w:t>
+      </w:r>
+      <w:r>
+        <w:rPr>
+          <w:rFonts w:ascii="Consolas" w:eastAsia="Times New Roman" w:hAnsi="Consolas" w:cs="Times New Roman"/>
+          <w:color w:val="CE9178"/>
+          <w:sz w:val="21"/>
+          <w:szCs w:val="21"/>
+          <w:lang w:val="en-US" w:eastAsia="ru-RU"/>
+        </w:rPr>
+        <w:t>"id"</w:t>
+      </w:r>
+      <w:r>
+        <w:rPr>
+          <w:rFonts w:ascii="Consolas" w:eastAsia="Times New Roman" w:hAnsi="Consolas" w:cs="Times New Roman"/>
+          <w:color w:val="CCCCCC"/>
+          <w:sz w:val="21"/>
+          <w:szCs w:val="21"/>
+          <w:lang w:val="en-US" w:eastAsia="ru-RU"/>
+        </w:rPr>
+        <w:t xml:space="preserve">) DEFERRABLE INITIALLY </w:t>
+      </w:r>
+      <w:r>
+        <w:rPr>
+          <w:rFonts w:ascii="Consolas" w:eastAsia="Times New Roman" w:hAnsi="Consolas" w:cs="Times New Roman"/>
+          <w:color w:val="569CD6"/>
+          <w:sz w:val="21"/>
+          <w:szCs w:val="21"/>
+          <w:lang w:val="en-US" w:eastAsia="ru-RU"/>
+        </w:rPr>
+        <w:t>IMMEDIATE</w:t>
+      </w:r>
+      <w:r>
+        <w:rPr>
+          <w:rFonts w:ascii="Consolas" w:eastAsia="Times New Roman" w:hAnsi="Consolas" w:cs="Times New Roman"/>
+          <w:color w:val="CCCCCC"/>
+          <w:sz w:val="21"/>
+          <w:szCs w:val="21"/>
+          <w:lang w:val="en-US" w:eastAsia="ru-RU"/>
+        </w:rPr>
+        <w:t>;</w:t>
+      </w:r>
+    </w:p>
+    <w:p>
+      <w:pPr>
+        <w:shd w:val="clear" w:color="auto" w:fill="1F1F1F"/>
+        <w:suppressAutoHyphens w:val="0"/>
+        <w:spacing w:after="0" w:line="285" w:lineRule="atLeast"/>
+        <w:rPr>
+          <w:rFonts w:ascii="Consolas" w:eastAsia="Times New Roman" w:hAnsi="Consolas" w:cs="Times New Roman"/>
+          <w:color w:val="CCCCCC"/>
+          <w:sz w:val="21"/>
+          <w:szCs w:val="21"/>
+          <w:lang w:val="en-US" w:eastAsia="ru-RU"/>
+        </w:rPr>
+      </w:pPr>
+    </w:p>
+    <w:p>
+      <w:pPr>
+        <w:shd w:val="clear" w:color="auto" w:fill="1F1F1F"/>
+        <w:suppressAutoHyphens w:val="0"/>
+        <w:spacing w:after="0" w:line="285" w:lineRule="atLeast"/>
+        <w:rPr>
+          <w:rFonts w:ascii="Consolas" w:eastAsia="Times New Roman" w:hAnsi="Consolas" w:cs="Times New Roman"/>
+          <w:color w:val="CCCCCC"/>
+          <w:sz w:val="21"/>
+          <w:szCs w:val="21"/>
+          <w:lang w:val="en-US" w:eastAsia="ru-RU"/>
+        </w:rPr>
+      </w:pPr>
+      <w:r>
+        <w:rPr>
+          <w:rFonts w:ascii="Consolas" w:eastAsia="Times New Roman" w:hAnsi="Consolas" w:cs="Times New Roman"/>
+          <w:color w:val="6A9955"/>
+          <w:sz w:val="21"/>
+          <w:szCs w:val="21"/>
+          <w:lang w:val="en-US" w:eastAsia="ru-RU"/>
+        </w:rPr>
+        <w:t>-- Defer constraint checking for INSERT</w:t>
+      </w:r>
+    </w:p>
+    <w:p>
+      <w:pPr>
+        <w:shd w:val="clear" w:color="auto" w:fill="1F1F1F"/>
+        <w:suppressAutoHyphens w:val="0"/>
+        <w:spacing w:after="0" w:line="285" w:lineRule="atLeast"/>
+        <w:rPr>
+          <w:rFonts w:ascii="Consolas" w:eastAsia="Times New Roman" w:hAnsi="Consolas" w:cs="Times New Roman"/>
+          <w:color w:val="CCCCCC"/>
+          <w:sz w:val="21"/>
+          <w:szCs w:val="21"/>
+          <w:lang w:val="en-US" w:eastAsia="ru-RU"/>
+        </w:rPr>
+      </w:pPr>
+      <w:r>
+        <w:rPr>
+          <w:rFonts w:ascii="Consolas" w:eastAsia="Times New Roman" w:hAnsi="Consolas" w:cs="Times New Roman"/>
+          <w:color w:val="569CD6"/>
+          <w:sz w:val="21"/>
+          <w:szCs w:val="21"/>
+          <w:lang w:val="en-US" w:eastAsia="ru-RU"/>
+        </w:rPr>
+        <w:t>BEGIN</w:t>
+      </w:r>
+      <w:r>
+        <w:rPr>
+          <w:rFonts w:ascii="Consolas" w:eastAsia="Times New Roman" w:hAnsi="Consolas" w:cs="Times New Roman"/>
+          <w:color w:val="CCCCCC"/>
+          <w:sz w:val="21"/>
+          <w:szCs w:val="21"/>
+          <w:lang w:val="en-US" w:eastAsia="ru-RU"/>
+        </w:rPr>
+        <w:t>;</w:t>
+      </w:r>
+    </w:p>
+    <w:p>
+      <w:pPr>
+        <w:shd w:val="clear" w:color="auto" w:fill="1F1F1F"/>
+        <w:suppressAutoHyphens w:val="0"/>
+        <w:spacing w:after="0" w:line="285" w:lineRule="atLeast"/>
+        <w:rPr>
+          <w:rFonts w:ascii="Consolas" w:eastAsia="Times New Roman" w:hAnsi="Consolas" w:cs="Times New Roman"/>
+          <w:color w:val="CCCCCC"/>
+          <w:sz w:val="21"/>
+          <w:szCs w:val="21"/>
+          <w:lang w:val="en-US" w:eastAsia="ru-RU"/>
+        </w:rPr>
+      </w:pPr>
+      <w:r>
+        <w:rPr>
+          <w:rFonts w:ascii="Consolas" w:eastAsia="Times New Roman" w:hAnsi="Consolas" w:cs="Times New Roman"/>
+          <w:color w:val="569CD6"/>
+          <w:sz w:val="21"/>
+          <w:szCs w:val="21"/>
+          <w:lang w:val="en-US" w:eastAsia="ru-RU"/>
+        </w:rPr>
+        <w:t>SET</w:t>
+      </w:r>
+      <w:r>
+        <w:rPr>
+          <w:rFonts w:ascii="Consolas" w:eastAsia="Times New Roman" w:hAnsi="Consolas" w:cs="Times New Roman"/>
+          <w:color w:val="CCCCCC"/>
+          <w:sz w:val="21"/>
+          <w:szCs w:val="21"/>
+          <w:lang w:val="en-US" w:eastAsia="ru-RU"/>
+        </w:rPr>
+        <w:t xml:space="preserve"> CONSTRAINTS ALL DEFERRED;</w:t>
+      </w:r>
+    </w:p>
+    <w:p>
+      <w:pPr>
+        <w:shd w:val="clear" w:color="auto" w:fill="1F1F1F"/>
+        <w:suppressAutoHyphens w:val="0"/>
+        <w:spacing w:after="0" w:line="285" w:lineRule="atLeast"/>
+        <w:rPr>
+          <w:rFonts w:ascii="Consolas" w:eastAsia="Times New Roman" w:hAnsi="Consolas" w:cs="Times New Roman"/>
+          <w:color w:val="CCCCCC"/>
+          <w:sz w:val="21"/>
+          <w:szCs w:val="21"/>
+          <w:lang w:val="en-US" w:eastAsia="ru-RU"/>
+        </w:rPr>
+      </w:pPr>
+    </w:p>
+    <w:p>
+      <w:pPr>
+        <w:shd w:val="clear" w:color="auto" w:fill="1F1F1F"/>
+        <w:suppressAutoHyphens w:val="0"/>
+        <w:spacing w:after="0" w:line="285" w:lineRule="atLeast"/>
+        <w:rPr>
+          <w:rFonts w:ascii="Consolas" w:eastAsia="Times New Roman" w:hAnsi="Consolas" w:cs="Times New Roman"/>
+          <w:color w:val="CCCCCC"/>
+          <w:sz w:val="21"/>
+          <w:szCs w:val="21"/>
+          <w:lang w:val="en-US" w:eastAsia="ru-RU"/>
+        </w:rPr>
+      </w:pPr>
+      <w:r>
+        <w:rPr>
+          <w:rFonts w:ascii="Consolas" w:eastAsia="Times New Roman" w:hAnsi="Consolas" w:cs="Times New Roman"/>
+          <w:color w:val="569CD6"/>
+          <w:sz w:val="21"/>
+          <w:szCs w:val="21"/>
+          <w:lang w:val="en-US" w:eastAsia="ru-RU"/>
+        </w:rPr>
+        <w:t>INSERT INTO</w:t>
+      </w:r>
+      <w:r>
+        <w:rPr>
+          <w:rFonts w:ascii="Consolas" w:eastAsia="Times New Roman" w:hAnsi="Consolas" w:cs="Times New Roman"/>
+          <w:color w:val="CCCCCC"/>
+          <w:sz w:val="21"/>
+          <w:szCs w:val="21"/>
+          <w:lang w:val="en-US" w:eastAsia="ru-RU"/>
+        </w:rPr>
+        <w:t xml:space="preserve"> </w:t>
+      </w:r>
+      <w:r>
+        <w:rPr>
+          <w:rFonts w:ascii="Consolas" w:eastAsia="Times New Roman" w:hAnsi="Consolas" w:cs="Times New Roman"/>
+          <w:color w:val="CE9178"/>
+          <w:sz w:val="21"/>
+          <w:szCs w:val="21"/>
+          <w:lang w:val="en-US" w:eastAsia="ru-RU"/>
+        </w:rPr>
+        <w:t>"researcher"</w:t>
+      </w:r>
+      <w:r>
+        <w:rPr>
+          <w:rFonts w:ascii="Consolas" w:eastAsia="Times New Roman" w:hAnsi="Consolas" w:cs="Times New Roman"/>
+          <w:color w:val="CCCCCC"/>
+          <w:sz w:val="21"/>
+          <w:szCs w:val="21"/>
+          <w:lang w:val="en-US" w:eastAsia="ru-RU"/>
+        </w:rPr>
+        <w:t xml:space="preserve"> (</w:t>
+      </w:r>
+      <w:r>
+        <w:rPr>
+          <w:rFonts w:ascii="Consolas" w:eastAsia="Times New Roman" w:hAnsi="Consolas" w:cs="Times New Roman"/>
+          <w:color w:val="CE9178"/>
+          <w:sz w:val="21"/>
+          <w:szCs w:val="21"/>
+          <w:lang w:val="en-US" w:eastAsia="ru-RU"/>
+        </w:rPr>
+        <w:t>"id"</w:t>
+      </w:r>
+      <w:r>
+        <w:rPr>
+          <w:rFonts w:ascii="Consolas" w:eastAsia="Times New Roman" w:hAnsi="Consolas" w:cs="Times New Roman"/>
+          <w:color w:val="CCCCCC"/>
+          <w:sz w:val="21"/>
+          <w:szCs w:val="21"/>
+          <w:lang w:val="en-US" w:eastAsia="ru-RU"/>
+        </w:rPr>
+        <w:t xml:space="preserve">, </w:t>
+      </w:r>
+      <w:r>
+        <w:rPr>
+          <w:rFonts w:ascii="Consolas" w:eastAsia="Times New Roman" w:hAnsi="Consolas" w:cs="Times New Roman"/>
+          <w:color w:val="CE9178"/>
+          <w:sz w:val="21"/>
+          <w:szCs w:val="21"/>
+          <w:lang w:val="en-US" w:eastAsia="ru-RU"/>
+        </w:rPr>
+        <w:t>"name"</w:t>
+      </w:r>
+      <w:r>
+        <w:rPr>
+          <w:rFonts w:ascii="Consolas" w:eastAsia="Times New Roman" w:hAnsi="Consolas" w:cs="Times New Roman"/>
+          <w:color w:val="CCCCCC"/>
+          <w:sz w:val="21"/>
+          <w:szCs w:val="21"/>
+          <w:lang w:val="en-US" w:eastAsia="ru-RU"/>
+        </w:rPr>
+        <w:t xml:space="preserve">, </w:t>
+      </w:r>
+      <w:r>
+        <w:rPr>
+          <w:rFonts w:ascii="Consolas" w:eastAsia="Times New Roman" w:hAnsi="Consolas" w:cs="Times New Roman"/>
+          <w:color w:val="CE9178"/>
+          <w:sz w:val="21"/>
+          <w:szCs w:val="21"/>
+          <w:lang w:val="en-US" w:eastAsia="ru-RU"/>
+        </w:rPr>
+        <w:t>"surname"</w:t>
+      </w:r>
+      <w:r>
+        <w:rPr>
+          <w:rFonts w:ascii="Consolas" w:eastAsia="Times New Roman" w:hAnsi="Consolas" w:cs="Times New Roman"/>
+          <w:color w:val="CCCCCC"/>
+          <w:sz w:val="21"/>
+          <w:szCs w:val="21"/>
+          <w:lang w:val="en-US" w:eastAsia="ru-RU"/>
+        </w:rPr>
+        <w:t xml:space="preserve">, </w:t>
+      </w:r>
+      <w:r>
+        <w:rPr>
+          <w:rFonts w:ascii="Consolas" w:eastAsia="Times New Roman" w:hAnsi="Consolas" w:cs="Times New Roman"/>
+          <w:color w:val="CE9178"/>
+          <w:sz w:val="21"/>
+          <w:szCs w:val="21"/>
+          <w:lang w:val="en-US" w:eastAsia="ru-RU"/>
+        </w:rPr>
+        <w:t>"country"</w:t>
+      </w:r>
+      <w:r>
+        <w:rPr>
+          <w:rFonts w:ascii="Consolas" w:eastAsia="Times New Roman" w:hAnsi="Consolas" w:cs="Times New Roman"/>
+          <w:color w:val="CCCCCC"/>
+          <w:sz w:val="21"/>
+          <w:szCs w:val="21"/>
+          <w:lang w:val="en-US" w:eastAsia="ru-RU"/>
+        </w:rPr>
+        <w:t xml:space="preserve">, </w:t>
+      </w:r>
+      <w:r>
+        <w:rPr>
+          <w:rFonts w:ascii="Consolas" w:eastAsia="Times New Roman" w:hAnsi="Consolas" w:cs="Times New Roman"/>
+          <w:color w:val="CE9178"/>
+          <w:sz w:val="21"/>
+          <w:szCs w:val="21"/>
+          <w:lang w:val="en-US" w:eastAsia="ru-RU"/>
+        </w:rPr>
+        <w:t>"birth_year"</w:t>
+      </w:r>
+      <w:r>
+        <w:rPr>
+          <w:rFonts w:ascii="Consolas" w:eastAsia="Times New Roman" w:hAnsi="Consolas" w:cs="Times New Roman"/>
+          <w:color w:val="CCCCCC"/>
+          <w:sz w:val="21"/>
+          <w:szCs w:val="21"/>
+          <w:lang w:val="en-US" w:eastAsia="ru-RU"/>
+        </w:rPr>
+        <w:t xml:space="preserve">, </w:t>
+      </w:r>
+      <w:r>
+        <w:rPr>
+          <w:rFonts w:ascii="Consolas" w:eastAsia="Times New Roman" w:hAnsi="Consolas" w:cs="Times New Roman"/>
+          <w:color w:val="CE9178"/>
+          <w:sz w:val="21"/>
+          <w:szCs w:val="21"/>
+          <w:lang w:val="en-US" w:eastAsia="ru-RU"/>
+        </w:rPr>
+        <w:t>"description"</w:t>
+      </w:r>
+      <w:r>
+        <w:rPr>
+          <w:rFonts w:ascii="Consolas" w:eastAsia="Times New Roman" w:hAnsi="Consolas" w:cs="Times New Roman"/>
+          <w:color w:val="CCCCCC"/>
+          <w:sz w:val="21"/>
+          <w:szCs w:val="21"/>
+          <w:lang w:val="en-US" w:eastAsia="ru-RU"/>
+        </w:rPr>
+        <w:t>)</w:t>
+      </w:r>
+    </w:p>
+    <w:p>
+      <w:pPr>
+        <w:shd w:val="clear" w:color="auto" w:fill="1F1F1F"/>
+        <w:suppressAutoHyphens w:val="0"/>
+        <w:spacing w:after="0" w:line="285" w:lineRule="atLeast"/>
+        <w:rPr>
+          <w:rFonts w:ascii="Consolas" w:eastAsia="Times New Roman" w:hAnsi="Consolas" w:cs="Times New Roman"/>
+          <w:color w:val="CCCCCC"/>
+          <w:sz w:val="21"/>
+          <w:szCs w:val="21"/>
+          <w:lang w:val="en-US" w:eastAsia="ru-RU"/>
+        </w:rPr>
+      </w:pPr>
+      <w:r>
+        <w:rPr>
+          <w:rFonts w:ascii="Consolas" w:eastAsia="Times New Roman" w:hAnsi="Consolas" w:cs="Times New Roman"/>
+          <w:color w:val="569CD6"/>
+          <w:sz w:val="21"/>
+          <w:szCs w:val="21"/>
+          <w:lang w:val="en-US" w:eastAsia="ru-RU"/>
+        </w:rPr>
+        <w:t>VALUES</w:t>
+      </w:r>
+    </w:p>
+    <w:p>
+      <w:pPr>
+        <w:shd w:val="clear" w:color="auto" w:fill="1F1F1F"/>
+        <w:suppressAutoHyphens w:val="0"/>
+        <w:spacing w:after="0" w:line="285" w:lineRule="atLeast"/>
+        <w:rPr>
+          <w:rFonts w:ascii="Consolas" w:eastAsia="Times New Roman" w:hAnsi="Consolas" w:cs="Times New Roman"/>
+          <w:color w:val="CCCCCC"/>
+          <w:sz w:val="21"/>
+          <w:szCs w:val="21"/>
+          <w:lang w:val="en-US" w:eastAsia="ru-RU"/>
+        </w:rPr>
+      </w:pPr>
+      <w:r>
+        <w:rPr>
+          <w:rFonts w:ascii="Consolas" w:eastAsia="Times New Roman" w:hAnsi="Consolas" w:cs="Times New Roman"/>
+          <w:color w:val="CCCCCC"/>
+          <w:sz w:val="21"/>
+          <w:szCs w:val="21"/>
+          <w:lang w:val="en-US" w:eastAsia="ru-RU"/>
+        </w:rPr>
+        <w:t>  (</w:t>
+      </w:r>
+      <w:r>
+        <w:rPr>
+          <w:rFonts w:ascii="Consolas" w:eastAsia="Times New Roman" w:hAnsi="Consolas" w:cs="Times New Roman"/>
+          <w:color w:val="B5CEA8"/>
+          <w:sz w:val="21"/>
+          <w:szCs w:val="21"/>
+          <w:lang w:val="en-US" w:eastAsia="ru-RU"/>
+        </w:rPr>
+        <w:t>1</w:t>
+      </w:r>
+      <w:r>
+        <w:rPr>
+          <w:rFonts w:ascii="Consolas" w:eastAsia="Times New Roman" w:hAnsi="Consolas" w:cs="Times New Roman"/>
+          <w:color w:val="CCCCCC"/>
+          <w:sz w:val="21"/>
+          <w:szCs w:val="21"/>
+          <w:lang w:val="en-US" w:eastAsia="ru-RU"/>
+        </w:rPr>
+        <w:t xml:space="preserve">, </w:t>
+      </w:r>
+      <w:r>
+        <w:rPr>
+          <w:rFonts w:ascii="Consolas" w:eastAsia="Times New Roman" w:hAnsi="Consolas" w:cs="Times New Roman"/>
+          <w:color w:val="CE9178"/>
+          <w:sz w:val="21"/>
+          <w:szCs w:val="21"/>
+          <w:lang w:val="en-US" w:eastAsia="ru-RU"/>
+        </w:rPr>
+        <w:t>'</w:t>
+      </w:r>
+      <w:r>
+        <w:rPr>
+          <w:rFonts w:ascii="Consolas" w:eastAsia="Times New Roman" w:hAnsi="Consolas" w:cs="Times New Roman"/>
+          <w:color w:val="CE9178"/>
+          <w:sz w:val="21"/>
+          <w:szCs w:val="21"/>
+          <w:lang w:eastAsia="ru-RU"/>
+        </w:rPr>
+        <w:t>Джеймс</w:t>
+      </w:r>
+      <w:r>
+        <w:rPr>
+          <w:rFonts w:ascii="Consolas" w:eastAsia="Times New Roman" w:hAnsi="Consolas" w:cs="Times New Roman"/>
+          <w:color w:val="CE9178"/>
+          <w:sz w:val="21"/>
+          <w:szCs w:val="21"/>
+          <w:lang w:val="en-US" w:eastAsia="ru-RU"/>
+        </w:rPr>
+        <w:t>'</w:t>
+      </w:r>
+      <w:r>
+        <w:rPr>
+          <w:rFonts w:ascii="Consolas" w:eastAsia="Times New Roman" w:hAnsi="Consolas" w:cs="Times New Roman"/>
+          <w:color w:val="CCCCCC"/>
+          <w:sz w:val="21"/>
+          <w:szCs w:val="21"/>
+          <w:lang w:val="en-US" w:eastAsia="ru-RU"/>
+        </w:rPr>
+        <w:t xml:space="preserve">, </w:t>
+      </w:r>
+      <w:r>
+        <w:rPr>
+          <w:rFonts w:ascii="Consolas" w:eastAsia="Times New Roman" w:hAnsi="Consolas" w:cs="Times New Roman"/>
+          <w:color w:val="CE9178"/>
+          <w:sz w:val="21"/>
+          <w:szCs w:val="21"/>
+          <w:lang w:val="en-US" w:eastAsia="ru-RU"/>
+        </w:rPr>
+        <w:t>'</w:t>
+      </w:r>
+      <w:r>
+        <w:rPr>
+          <w:rFonts w:ascii="Consolas" w:eastAsia="Times New Roman" w:hAnsi="Consolas" w:cs="Times New Roman"/>
+          <w:color w:val="CE9178"/>
+          <w:sz w:val="21"/>
+          <w:szCs w:val="21"/>
+          <w:lang w:eastAsia="ru-RU"/>
+        </w:rPr>
+        <w:t>Уотсон</w:t>
+      </w:r>
+      <w:r>
+        <w:rPr>
+          <w:rFonts w:ascii="Consolas" w:eastAsia="Times New Roman" w:hAnsi="Consolas" w:cs="Times New Roman"/>
+          <w:color w:val="CE9178"/>
+          <w:sz w:val="21"/>
+          <w:szCs w:val="21"/>
+          <w:lang w:val="en-US" w:eastAsia="ru-RU"/>
+        </w:rPr>
+        <w:t>'</w:t>
+      </w:r>
+      <w:r>
+        <w:rPr>
+          <w:rFonts w:ascii="Consolas" w:eastAsia="Times New Roman" w:hAnsi="Consolas" w:cs="Times New Roman"/>
+          <w:color w:val="CCCCCC"/>
+          <w:sz w:val="21"/>
+          <w:szCs w:val="21"/>
+          <w:lang w:val="en-US" w:eastAsia="ru-RU"/>
+        </w:rPr>
+        <w:t xml:space="preserve">, </w:t>
+      </w:r>
+      <w:r>
+        <w:rPr>
+          <w:rFonts w:ascii="Consolas" w:eastAsia="Times New Roman" w:hAnsi="Consolas" w:cs="Times New Roman"/>
+          <w:color w:val="CE9178"/>
+          <w:sz w:val="21"/>
+          <w:szCs w:val="21"/>
+          <w:lang w:val="en-US" w:eastAsia="ru-RU"/>
+        </w:rPr>
+        <w:t>'</w:t>
+      </w:r>
+      <w:r>
+        <w:rPr>
+          <w:rFonts w:ascii="Consolas" w:eastAsia="Times New Roman" w:hAnsi="Consolas" w:cs="Times New Roman"/>
+          <w:color w:val="CE9178"/>
+          <w:sz w:val="21"/>
+          <w:szCs w:val="21"/>
+          <w:lang w:eastAsia="ru-RU"/>
+        </w:rPr>
+        <w:t>Англия</w:t>
+      </w:r>
+      <w:r>
+        <w:rPr>
+          <w:rFonts w:ascii="Consolas" w:eastAsia="Times New Roman" w:hAnsi="Consolas" w:cs="Times New Roman"/>
+          <w:color w:val="CE9178"/>
+          <w:sz w:val="21"/>
+          <w:szCs w:val="21"/>
+          <w:lang w:val="en-US" w:eastAsia="ru-RU"/>
+        </w:rPr>
+        <w:t>'</w:t>
+      </w:r>
+      <w:r>
+        <w:rPr>
+          <w:rFonts w:ascii="Consolas" w:eastAsia="Times New Roman" w:hAnsi="Consolas" w:cs="Times New Roman"/>
+          <w:color w:val="CCCCCC"/>
+          <w:sz w:val="21"/>
+          <w:szCs w:val="21"/>
+          <w:lang w:val="en-US" w:eastAsia="ru-RU"/>
+        </w:rPr>
+        <w:t xml:space="preserve">, </w:t>
+      </w:r>
+      <w:r>
+        <w:rPr>
+          <w:rFonts w:ascii="Consolas" w:eastAsia="Times New Roman" w:hAnsi="Consolas" w:cs="Times New Roman"/>
+          <w:color w:val="569CD6"/>
+          <w:sz w:val="21"/>
+          <w:szCs w:val="21"/>
+          <w:lang w:val="en-US" w:eastAsia="ru-RU"/>
+        </w:rPr>
+        <w:t>NULL</w:t>
+      </w:r>
+      <w:r>
+        <w:rPr>
+          <w:rFonts w:ascii="Consolas" w:eastAsia="Times New Roman" w:hAnsi="Consolas" w:cs="Times New Roman"/>
+          <w:color w:val="CCCCCC"/>
+          <w:sz w:val="21"/>
+          <w:szCs w:val="21"/>
+          <w:lang w:val="en-US" w:eastAsia="ru-RU"/>
+        </w:rPr>
+        <w:t xml:space="preserve">, </w:t>
+      </w:r>
+      <w:r>
+        <w:rPr>
+          <w:rFonts w:ascii="Consolas" w:eastAsia="Times New Roman" w:hAnsi="Consolas" w:cs="Times New Roman"/>
+          <w:color w:val="CE9178"/>
+          <w:sz w:val="21"/>
+          <w:szCs w:val="21"/>
+          <w:lang w:val="en-US" w:eastAsia="ru-RU"/>
+        </w:rPr>
+        <w:t>'</w:t>
+      </w:r>
+      <w:r>
+        <w:rPr>
+          <w:rFonts w:ascii="Consolas" w:eastAsia="Times New Roman" w:hAnsi="Consolas" w:cs="Times New Roman"/>
+          <w:color w:val="CE9178"/>
+          <w:sz w:val="21"/>
+          <w:szCs w:val="21"/>
+          <w:lang w:eastAsia="ru-RU"/>
+        </w:rPr>
+        <w:t>молодой</w:t>
+      </w:r>
+      <w:r>
+        <w:rPr>
+          <w:rFonts w:ascii="Consolas" w:eastAsia="Times New Roman" w:hAnsi="Consolas" w:cs="Times New Roman"/>
+          <w:color w:val="CE9178"/>
+          <w:sz w:val="21"/>
+          <w:szCs w:val="21"/>
+          <w:lang w:val="en-US" w:eastAsia="ru-RU"/>
+        </w:rPr>
+        <w:t>'</w:t>
+      </w:r>
+      <w:r>
+        <w:rPr>
+          <w:rFonts w:ascii="Consolas" w:eastAsia="Times New Roman" w:hAnsi="Consolas" w:cs="Times New Roman"/>
+          <w:color w:val="CCCCCC"/>
+          <w:sz w:val="21"/>
+          <w:szCs w:val="21"/>
+          <w:lang w:val="en-US" w:eastAsia="ru-RU"/>
+        </w:rPr>
+        <w:t>),</w:t>
+      </w:r>
+    </w:p>
+    <w:p>
+      <w:pPr>
+        <w:shd w:val="clear" w:color="auto" w:fill="1F1F1F"/>
+        <w:suppressAutoHyphens w:val="0"/>
+        <w:spacing w:after="0" w:line="285" w:lineRule="atLeast"/>
+        <w:rPr>
+          <w:rFonts w:ascii="Consolas" w:eastAsia="Times New Roman" w:hAnsi="Consolas" w:cs="Times New Roman"/>
+          <w:color w:val="CCCCCC"/>
+          <w:sz w:val="21"/>
+          <w:szCs w:val="21"/>
+          <w:lang w:eastAsia="ru-RU"/>
+        </w:rPr>
+      </w:pPr>
+      <w:r>
+        <w:rPr>
+          <w:rFonts w:ascii="Consolas" w:eastAsia="Times New Roman" w:hAnsi="Consolas" w:cs="Times New Roman"/>
+          <w:color w:val="CCCCCC"/>
+          <w:sz w:val="21"/>
+          <w:szCs w:val="21"/>
+          <w:lang w:val="en-US" w:eastAsia="ru-RU"/>
+        </w:rPr>
+        <w:t xml:space="preserve">  </w:t>
+      </w:r>
+      <w:r>
+        <w:rPr>
+          <w:rFonts w:ascii="Consolas" w:eastAsia="Times New Roman" w:hAnsi="Consolas" w:cs="Times New Roman"/>
+          <w:color w:val="CCCCCC"/>
+          <w:sz w:val="21"/>
+          <w:szCs w:val="21"/>
+          <w:lang w:eastAsia="ru-RU"/>
+        </w:rPr>
+        <w:t>(</w:t>
+      </w:r>
+      <w:r>
+        <w:rPr>
+          <w:rFonts w:ascii="Consolas" w:eastAsia="Times New Roman" w:hAnsi="Consolas" w:cs="Times New Roman"/>
+          <w:color w:val="B5CEA8"/>
+          <w:sz w:val="21"/>
+          <w:szCs w:val="21"/>
+          <w:lang w:eastAsia="ru-RU"/>
+        </w:rPr>
+        <w:t>2</w:t>
+      </w:r>
+      <w:r>
+        <w:rPr>
+          <w:rFonts w:ascii="Consolas" w:eastAsia="Times New Roman" w:hAnsi="Consolas" w:cs="Times New Roman"/>
+          <w:color w:val="CCCCCC"/>
+          <w:sz w:val="21"/>
+          <w:szCs w:val="21"/>
+          <w:lang w:eastAsia="ru-RU"/>
+        </w:rPr>
+        <w:t xml:space="preserve">, </w:t>
+      </w:r>
+      <w:r>
+        <w:rPr>
+          <w:rFonts w:ascii="Consolas" w:eastAsia="Times New Roman" w:hAnsi="Consolas" w:cs="Times New Roman"/>
+          <w:color w:val="CE9178"/>
+          <w:sz w:val="21"/>
+          <w:szCs w:val="21"/>
+          <w:lang w:eastAsia="ru-RU"/>
+        </w:rPr>
+        <w:t>'Френсис'</w:t>
+      </w:r>
+      <w:r>
+        <w:rPr>
+          <w:rFonts w:ascii="Consolas" w:eastAsia="Times New Roman" w:hAnsi="Consolas" w:cs="Times New Roman"/>
+          <w:color w:val="CCCCCC"/>
+          <w:sz w:val="21"/>
+          <w:szCs w:val="21"/>
+          <w:lang w:eastAsia="ru-RU"/>
+        </w:rPr>
+        <w:t xml:space="preserve">, </w:t>
+      </w:r>
+      <w:r>
+        <w:rPr>
+          <w:rFonts w:ascii="Consolas" w:eastAsia="Times New Roman" w:hAnsi="Consolas" w:cs="Times New Roman"/>
+          <w:color w:val="CE9178"/>
+          <w:sz w:val="21"/>
+          <w:szCs w:val="21"/>
+          <w:lang w:eastAsia="ru-RU"/>
+        </w:rPr>
+        <w:t>'Крик'</w:t>
+      </w:r>
+      <w:r>
+        <w:rPr>
+          <w:rFonts w:ascii="Consolas" w:eastAsia="Times New Roman" w:hAnsi="Consolas" w:cs="Times New Roman"/>
+          <w:color w:val="CCCCCC"/>
+          <w:sz w:val="21"/>
+          <w:szCs w:val="21"/>
+          <w:lang w:eastAsia="ru-RU"/>
+        </w:rPr>
+        <w:t xml:space="preserve">, </w:t>
+      </w:r>
+      <w:r>
+        <w:rPr>
+          <w:rFonts w:ascii="Consolas" w:eastAsia="Times New Roman" w:hAnsi="Consolas" w:cs="Times New Roman"/>
+          <w:color w:val="CE9178"/>
+          <w:sz w:val="21"/>
+          <w:szCs w:val="21"/>
+          <w:lang w:eastAsia="ru-RU"/>
+        </w:rPr>
+        <w:t>'Англия'</w:t>
+      </w:r>
+      <w:r>
+        <w:rPr>
+          <w:rFonts w:ascii="Consolas" w:eastAsia="Times New Roman" w:hAnsi="Consolas" w:cs="Times New Roman"/>
+          <w:color w:val="CCCCCC"/>
+          <w:sz w:val="21"/>
+          <w:szCs w:val="21"/>
+          <w:lang w:eastAsia="ru-RU"/>
+        </w:rPr>
+        <w:t xml:space="preserve">, </w:t>
+      </w:r>
+      <w:r>
+        <w:rPr>
+          <w:rFonts w:ascii="Consolas" w:eastAsia="Times New Roman" w:hAnsi="Consolas" w:cs="Times New Roman"/>
+          <w:color w:val="569CD6"/>
+          <w:sz w:val="21"/>
+          <w:szCs w:val="21"/>
+          <w:lang w:eastAsia="ru-RU"/>
+        </w:rPr>
+        <w:t>NULL</w:t>
+      </w:r>
+      <w:r>
+        <w:rPr>
+          <w:rFonts w:ascii="Consolas" w:eastAsia="Times New Roman" w:hAnsi="Consolas" w:cs="Times New Roman"/>
+          <w:color w:val="CCCCCC"/>
+          <w:sz w:val="21"/>
+          <w:szCs w:val="21"/>
+          <w:lang w:eastAsia="ru-RU"/>
+        </w:rPr>
+        <w:t xml:space="preserve">, </w:t>
+      </w:r>
+      <w:r>
+        <w:rPr>
+          <w:rFonts w:ascii="Consolas" w:eastAsia="Times New Roman" w:hAnsi="Consolas" w:cs="Times New Roman"/>
+          <w:color w:val="CE9178"/>
+          <w:sz w:val="21"/>
+          <w:szCs w:val="21"/>
+          <w:lang w:eastAsia="ru-RU"/>
+        </w:rPr>
+        <w:t>'молодой'</w:t>
+      </w:r>
+      <w:r>
+        <w:rPr>
+          <w:rFonts w:ascii="Consolas" w:eastAsia="Times New Roman" w:hAnsi="Consolas" w:cs="Times New Roman"/>
+          <w:color w:val="CCCCCC"/>
+          <w:sz w:val="21"/>
+          <w:szCs w:val="21"/>
+          <w:lang w:eastAsia="ru-RU"/>
+        </w:rPr>
+        <w:t>);</w:t>
+      </w:r>
+    </w:p>
+    <w:p>
+      <w:pPr>
+        <w:shd w:val="clear" w:color="auto" w:fill="1F1F1F"/>
+        <w:suppressAutoHyphens w:val="0"/>
+        <w:spacing w:after="0" w:line="285" w:lineRule="atLeast"/>
+        <w:rPr>
+          <w:rFonts w:ascii="Consolas" w:eastAsia="Times New Roman" w:hAnsi="Consolas" w:cs="Times New Roman"/>
+          <w:color w:val="CCCCCC"/>
+          <w:sz w:val="21"/>
+          <w:szCs w:val="21"/>
+          <w:lang w:val="en-US" w:eastAsia="ru-RU"/>
+        </w:rPr>
+      </w:pPr>
+      <w:r>
+        <w:rPr>
+          <w:rFonts w:ascii="Consolas" w:eastAsia="Times New Roman" w:hAnsi="Consolas" w:cs="Times New Roman"/>
+          <w:color w:val="569CD6"/>
+          <w:sz w:val="21"/>
+          <w:szCs w:val="21"/>
+          <w:lang w:val="en-US" w:eastAsia="ru-RU"/>
+        </w:rPr>
+        <w:t>INSERT INTO</w:t>
+      </w:r>
+      <w:r>
+        <w:rPr>
+          <w:rFonts w:ascii="Consolas" w:eastAsia="Times New Roman" w:hAnsi="Consolas" w:cs="Times New Roman"/>
+          <w:color w:val="CCCCCC"/>
+          <w:sz w:val="21"/>
+          <w:szCs w:val="21"/>
+          <w:lang w:val="en-US" w:eastAsia="ru-RU"/>
+        </w:rPr>
+        <w:t xml:space="preserve"> </w:t>
+      </w:r>
+      <w:r>
+        <w:rPr>
+          <w:rFonts w:ascii="Consolas" w:eastAsia="Times New Roman" w:hAnsi="Consolas" w:cs="Times New Roman"/>
+          <w:color w:val="CE9178"/>
+          <w:sz w:val="21"/>
+          <w:szCs w:val="21"/>
+          <w:lang w:val="en-US" w:eastAsia="ru-RU"/>
+        </w:rPr>
+        <w:t>"discovery"</w:t>
+      </w:r>
+      <w:r>
+        <w:rPr>
+          <w:rFonts w:ascii="Consolas" w:eastAsia="Times New Roman" w:hAnsi="Consolas" w:cs="Times New Roman"/>
+          <w:color w:val="CCCCCC"/>
+          <w:sz w:val="21"/>
+          <w:szCs w:val="21"/>
+          <w:lang w:val="en-US" w:eastAsia="ru-RU"/>
+        </w:rPr>
+        <w:t xml:space="preserve"> (</w:t>
+      </w:r>
+      <w:r>
+        <w:rPr>
+          <w:rFonts w:ascii="Consolas" w:eastAsia="Times New Roman" w:hAnsi="Consolas" w:cs="Times New Roman"/>
+          <w:color w:val="CE9178"/>
+          <w:sz w:val="21"/>
+          <w:szCs w:val="21"/>
+          <w:lang w:val="en-US" w:eastAsia="ru-RU"/>
+        </w:rPr>
+        <w:t>"id"</w:t>
+      </w:r>
+      <w:r>
+        <w:rPr>
+          <w:rFonts w:ascii="Consolas" w:eastAsia="Times New Roman" w:hAnsi="Consolas" w:cs="Times New Roman"/>
+          <w:color w:val="CCCCCC"/>
+          <w:sz w:val="21"/>
+          <w:szCs w:val="21"/>
+          <w:lang w:val="en-US" w:eastAsia="ru-RU"/>
+        </w:rPr>
+        <w:t xml:space="preserve">, </w:t>
+      </w:r>
+      <w:r>
+        <w:rPr>
+          <w:rFonts w:ascii="Consolas" w:eastAsia="Times New Roman" w:hAnsi="Consolas" w:cs="Times New Roman"/>
+          <w:color w:val="CE9178"/>
+          <w:sz w:val="21"/>
+          <w:szCs w:val="21"/>
+          <w:lang w:val="en-US" w:eastAsia="ru-RU"/>
+        </w:rPr>
+        <w:t>"title"</w:t>
+      </w:r>
+      <w:r>
+        <w:rPr>
+          <w:rFonts w:ascii="Consolas" w:eastAsia="Times New Roman" w:hAnsi="Consolas" w:cs="Times New Roman"/>
+          <w:color w:val="CCCCCC"/>
+          <w:sz w:val="21"/>
+          <w:szCs w:val="21"/>
+          <w:lang w:val="en-US" w:eastAsia="ru-RU"/>
+        </w:rPr>
+        <w:t xml:space="preserve">, </w:t>
+      </w:r>
+      <w:r>
+        <w:rPr>
+          <w:rFonts w:ascii="Consolas" w:eastAsia="Times New Roman" w:hAnsi="Consolas" w:cs="Times New Roman"/>
+          <w:color w:val="CE9178"/>
+          <w:sz w:val="21"/>
+          <w:szCs w:val="21"/>
+          <w:lang w:val="en-US" w:eastAsia="ru-RU"/>
+        </w:rPr>
+        <w:t>"d_year"</w:t>
+      </w:r>
+      <w:r>
+        <w:rPr>
+          <w:rFonts w:ascii="Consolas" w:eastAsia="Times New Roman" w:hAnsi="Consolas" w:cs="Times New Roman"/>
+          <w:color w:val="CCCCCC"/>
+          <w:sz w:val="21"/>
+          <w:szCs w:val="21"/>
+          <w:lang w:val="en-US" w:eastAsia="ru-RU"/>
+        </w:rPr>
+        <w:t xml:space="preserve">, </w:t>
+      </w:r>
+      <w:r>
+        <w:rPr>
+          <w:rFonts w:ascii="Consolas" w:eastAsia="Times New Roman" w:hAnsi="Consolas" w:cs="Times New Roman"/>
+          <w:color w:val="CE9178"/>
+          <w:sz w:val="21"/>
+          <w:szCs w:val="21"/>
+          <w:lang w:val="en-US" w:eastAsia="ru-RU"/>
+        </w:rPr>
+        <w:t>"temperament"</w:t>
+      </w:r>
+      <w:r>
+        <w:rPr>
+          <w:rFonts w:ascii="Consolas" w:eastAsia="Times New Roman" w:hAnsi="Consolas" w:cs="Times New Roman"/>
+          <w:color w:val="CCCCCC"/>
+          <w:sz w:val="21"/>
+          <w:szCs w:val="21"/>
+          <w:lang w:val="en-US" w:eastAsia="ru-RU"/>
+        </w:rPr>
+        <w:t xml:space="preserve">, </w:t>
+      </w:r>
+      <w:r>
+        <w:rPr>
+          <w:rFonts w:ascii="Consolas" w:eastAsia="Times New Roman" w:hAnsi="Consolas" w:cs="Times New Roman"/>
+          <w:color w:val="CE9178"/>
+          <w:sz w:val="21"/>
+          <w:szCs w:val="21"/>
+          <w:lang w:val="en-US" w:eastAsia="ru-RU"/>
+        </w:rPr>
+        <w:t>"sphere"</w:t>
+      </w:r>
+      <w:r>
+        <w:rPr>
+          <w:rFonts w:ascii="Consolas" w:eastAsia="Times New Roman" w:hAnsi="Consolas" w:cs="Times New Roman"/>
+          <w:color w:val="CCCCCC"/>
+          <w:sz w:val="21"/>
+          <w:szCs w:val="21"/>
+          <w:lang w:val="en-US" w:eastAsia="ru-RU"/>
+        </w:rPr>
+        <w:t xml:space="preserve">, </w:t>
+      </w:r>
+      <w:r>
+        <w:rPr>
+          <w:rFonts w:ascii="Consolas" w:eastAsia="Times New Roman" w:hAnsi="Consolas" w:cs="Times New Roman"/>
+          <w:color w:val="CE9178"/>
+          <w:sz w:val="21"/>
+          <w:szCs w:val="21"/>
+          <w:lang w:val="en-US" w:eastAsia="ru-RU"/>
+        </w:rPr>
+        <w:t>"description"</w:t>
+      </w:r>
+      <w:r>
+        <w:rPr>
+          <w:rFonts w:ascii="Consolas" w:eastAsia="Times New Roman" w:hAnsi="Consolas" w:cs="Times New Roman"/>
+          <w:color w:val="CCCCCC"/>
+          <w:sz w:val="21"/>
+          <w:szCs w:val="21"/>
+          <w:lang w:val="en-US" w:eastAsia="ru-RU"/>
+        </w:rPr>
+        <w:t>)</w:t>
+      </w:r>
+    </w:p>
+    <w:p>
+      <w:pPr>
+        <w:shd w:val="clear" w:color="auto" w:fill="1F1F1F"/>
+        <w:suppressAutoHyphens w:val="0"/>
+        <w:spacing w:after="0" w:line="285" w:lineRule="atLeast"/>
+        <w:rPr>
+          <w:rFonts w:ascii="Consolas" w:eastAsia="Times New Roman" w:hAnsi="Consolas" w:cs="Times New Roman"/>
+          <w:color w:val="CCCCCC"/>
+          <w:sz w:val="21"/>
+          <w:szCs w:val="21"/>
+          <w:lang w:eastAsia="ru-RU"/>
+        </w:rPr>
+      </w:pPr>
+      <w:r>
+        <w:rPr>
+          <w:rFonts w:ascii="Consolas" w:eastAsia="Times New Roman" w:hAnsi="Consolas" w:cs="Times New Roman"/>
+          <w:color w:val="569CD6"/>
+          <w:sz w:val="21"/>
+          <w:szCs w:val="21"/>
+          <w:lang w:eastAsia="ru-RU"/>
+        </w:rPr>
+        <w:t>VALUES</w:t>
+      </w:r>
+    </w:p>
+    <w:p>
+      <w:pPr>
+        <w:shd w:val="clear" w:color="auto" w:fill="1F1F1F"/>
+        <w:suppressAutoHyphens w:val="0"/>
+        <w:spacing w:after="0" w:line="285" w:lineRule="atLeast"/>
+        <w:rPr>
+          <w:rFonts w:ascii="Consolas" w:eastAsia="Times New Roman" w:hAnsi="Consolas" w:cs="Times New Roman"/>
+          <w:color w:val="CCCCCC"/>
+          <w:sz w:val="21"/>
+          <w:szCs w:val="21"/>
+          <w:lang w:eastAsia="ru-RU"/>
+        </w:rPr>
+      </w:pPr>
+      <w:r>
+        <w:rPr>
+          <w:rFonts w:ascii="Consolas" w:eastAsia="Times New Roman" w:hAnsi="Consolas" w:cs="Times New Roman"/>
+          <w:color w:val="CCCCCC"/>
+          <w:sz w:val="21"/>
+          <w:szCs w:val="21"/>
+          <w:lang w:eastAsia="ru-RU"/>
+        </w:rPr>
+        <w:t>  (</w:t>
+      </w:r>
+      <w:r>
+        <w:rPr>
+          <w:rFonts w:ascii="Consolas" w:eastAsia="Times New Roman" w:hAnsi="Consolas" w:cs="Times New Roman"/>
+          <w:color w:val="B5CEA8"/>
+          <w:sz w:val="21"/>
+          <w:szCs w:val="21"/>
+          <w:lang w:eastAsia="ru-RU"/>
+        </w:rPr>
+        <w:t>1</w:t>
+      </w:r>
+      <w:r>
+        <w:rPr>
+          <w:rFonts w:ascii="Consolas" w:eastAsia="Times New Roman" w:hAnsi="Consolas" w:cs="Times New Roman"/>
+          <w:color w:val="CCCCCC"/>
+          <w:sz w:val="21"/>
+          <w:szCs w:val="21"/>
+          <w:lang w:eastAsia="ru-RU"/>
+        </w:rPr>
+        <w:t xml:space="preserve">, </w:t>
+      </w:r>
+      <w:r>
+        <w:rPr>
+          <w:rFonts w:ascii="Consolas" w:eastAsia="Times New Roman" w:hAnsi="Consolas" w:cs="Times New Roman"/>
+          <w:color w:val="CE9178"/>
+          <w:sz w:val="21"/>
+          <w:szCs w:val="21"/>
+          <w:lang w:eastAsia="ru-RU"/>
+        </w:rPr>
+        <w:t>'Расшифровка структуры ДНК'</w:t>
+      </w:r>
+      <w:r>
+        <w:rPr>
+          <w:rFonts w:ascii="Consolas" w:eastAsia="Times New Roman" w:hAnsi="Consolas" w:cs="Times New Roman"/>
+          <w:color w:val="CCCCCC"/>
+          <w:sz w:val="21"/>
+          <w:szCs w:val="21"/>
+          <w:lang w:eastAsia="ru-RU"/>
+        </w:rPr>
+        <w:t xml:space="preserve">, </w:t>
+      </w:r>
+      <w:r>
+        <w:rPr>
+          <w:rFonts w:ascii="Consolas" w:eastAsia="Times New Roman" w:hAnsi="Consolas" w:cs="Times New Roman"/>
+          <w:color w:val="B5CEA8"/>
+          <w:sz w:val="21"/>
+          <w:szCs w:val="21"/>
+          <w:lang w:eastAsia="ru-RU"/>
+        </w:rPr>
+        <w:t>1953</w:t>
+      </w:r>
+      <w:r>
+        <w:rPr>
+          <w:rFonts w:ascii="Consolas" w:eastAsia="Times New Roman" w:hAnsi="Consolas" w:cs="Times New Roman"/>
+          <w:color w:val="CCCCCC"/>
+          <w:sz w:val="21"/>
+          <w:szCs w:val="21"/>
+          <w:lang w:eastAsia="ru-RU"/>
+        </w:rPr>
+        <w:t xml:space="preserve">, </w:t>
+      </w:r>
+      <w:r>
+        <w:rPr>
+          <w:rFonts w:ascii="Consolas" w:eastAsia="Times New Roman" w:hAnsi="Consolas" w:cs="Times New Roman"/>
+          <w:color w:val="CE9178"/>
+          <w:sz w:val="21"/>
+          <w:szCs w:val="21"/>
+          <w:lang w:eastAsia="ru-RU"/>
+        </w:rPr>
+        <w:t>'триумф'</w:t>
+      </w:r>
+      <w:r>
+        <w:rPr>
+          <w:rFonts w:ascii="Consolas" w:eastAsia="Times New Roman" w:hAnsi="Consolas" w:cs="Times New Roman"/>
+          <w:color w:val="CCCCCC"/>
+          <w:sz w:val="21"/>
+          <w:szCs w:val="21"/>
+          <w:lang w:eastAsia="ru-RU"/>
+        </w:rPr>
+        <w:t xml:space="preserve">, </w:t>
+      </w:r>
+      <w:r>
+        <w:rPr>
+          <w:rFonts w:ascii="Consolas" w:eastAsia="Times New Roman" w:hAnsi="Consolas" w:cs="Times New Roman"/>
+          <w:color w:val="569CD6"/>
+          <w:sz w:val="21"/>
+          <w:szCs w:val="21"/>
+          <w:lang w:eastAsia="ru-RU"/>
+        </w:rPr>
+        <w:t>NULL</w:t>
+      </w:r>
+      <w:r>
+        <w:rPr>
+          <w:rFonts w:ascii="Consolas" w:eastAsia="Times New Roman" w:hAnsi="Consolas" w:cs="Times New Roman"/>
+          <w:color w:val="CCCCCC"/>
+          <w:sz w:val="21"/>
+          <w:szCs w:val="21"/>
+          <w:lang w:eastAsia="ru-RU"/>
+        </w:rPr>
+        <w:t xml:space="preserve">, </w:t>
+      </w:r>
+      <w:r>
+        <w:rPr>
+          <w:rFonts w:ascii="Consolas" w:eastAsia="Times New Roman" w:hAnsi="Consolas" w:cs="Times New Roman"/>
+          <w:color w:val="CE9178"/>
+          <w:sz w:val="21"/>
+          <w:szCs w:val="21"/>
+          <w:lang w:eastAsia="ru-RU"/>
+        </w:rPr>
+        <w:t>'увенчало попытки постичь вселенную'</w:t>
+      </w:r>
+      <w:r>
+        <w:rPr>
+          <w:rFonts w:ascii="Consolas" w:eastAsia="Times New Roman" w:hAnsi="Consolas" w:cs="Times New Roman"/>
+          <w:color w:val="CCCCCC"/>
+          <w:sz w:val="21"/>
+          <w:szCs w:val="21"/>
+          <w:lang w:eastAsia="ru-RU"/>
+        </w:rPr>
+        <w:t>);</w:t>
+      </w:r>
+    </w:p>
+    <w:p>
+      <w:pPr>
+        <w:shd w:val="clear" w:color="auto" w:fill="1F1F1F"/>
+        <w:suppressAutoHyphens w:val="0"/>
+        <w:spacing w:after="0" w:line="285" w:lineRule="atLeast"/>
+        <w:rPr>
+          <w:rFonts w:ascii="Consolas" w:eastAsia="Times New Roman" w:hAnsi="Consolas" w:cs="Times New Roman"/>
+          <w:color w:val="CCCCCC"/>
+          <w:sz w:val="21"/>
+          <w:szCs w:val="21"/>
+          <w:lang w:val="en-US" w:eastAsia="ru-RU"/>
+        </w:rPr>
+      </w:pPr>
+      <w:r>
+        <w:rPr>
+          <w:rFonts w:ascii="Consolas" w:eastAsia="Times New Roman" w:hAnsi="Consolas" w:cs="Times New Roman"/>
+          <w:color w:val="569CD6"/>
+          <w:sz w:val="21"/>
+          <w:szCs w:val="21"/>
+          <w:lang w:val="en-US" w:eastAsia="ru-RU"/>
+        </w:rPr>
+        <w:t>INSERT INTO</w:t>
+      </w:r>
+      <w:r>
+        <w:rPr>
+          <w:rFonts w:ascii="Consolas" w:eastAsia="Times New Roman" w:hAnsi="Consolas" w:cs="Times New Roman"/>
+          <w:color w:val="CCCCCC"/>
+          <w:sz w:val="21"/>
+          <w:szCs w:val="21"/>
+          <w:lang w:val="en-US" w:eastAsia="ru-RU"/>
+        </w:rPr>
+        <w:t xml:space="preserve"> </w:t>
+      </w:r>
+      <w:r>
+        <w:rPr>
+          <w:rFonts w:ascii="Consolas" w:eastAsia="Times New Roman" w:hAnsi="Consolas" w:cs="Times New Roman"/>
+          <w:color w:val="CE9178"/>
+          <w:sz w:val="21"/>
+          <w:szCs w:val="21"/>
+          <w:lang w:val="en-US" w:eastAsia="ru-RU"/>
+        </w:rPr>
+        <w:t>"scientific_object"</w:t>
+      </w:r>
+      <w:r>
+        <w:rPr>
+          <w:rFonts w:ascii="Consolas" w:eastAsia="Times New Roman" w:hAnsi="Consolas" w:cs="Times New Roman"/>
+          <w:color w:val="CCCCCC"/>
+          <w:sz w:val="21"/>
+          <w:szCs w:val="21"/>
+          <w:lang w:val="en-US" w:eastAsia="ru-RU"/>
+        </w:rPr>
+        <w:t xml:space="preserve"> (</w:t>
+      </w:r>
+      <w:r>
+        <w:rPr>
+          <w:rFonts w:ascii="Consolas" w:eastAsia="Times New Roman" w:hAnsi="Consolas" w:cs="Times New Roman"/>
+          <w:color w:val="CE9178"/>
+          <w:sz w:val="21"/>
+          <w:szCs w:val="21"/>
+          <w:lang w:val="en-US" w:eastAsia="ru-RU"/>
+        </w:rPr>
+        <w:t>"id"</w:t>
+      </w:r>
+      <w:r>
+        <w:rPr>
+          <w:rFonts w:ascii="Consolas" w:eastAsia="Times New Roman" w:hAnsi="Consolas" w:cs="Times New Roman"/>
+          <w:color w:val="CCCCCC"/>
+          <w:sz w:val="21"/>
+          <w:szCs w:val="21"/>
+          <w:lang w:val="en-US" w:eastAsia="ru-RU"/>
+        </w:rPr>
+        <w:t xml:space="preserve">, </w:t>
+      </w:r>
+      <w:r>
+        <w:rPr>
+          <w:rFonts w:ascii="Consolas" w:eastAsia="Times New Roman" w:hAnsi="Consolas" w:cs="Times New Roman"/>
+          <w:color w:val="CE9178"/>
+          <w:sz w:val="21"/>
+          <w:szCs w:val="21"/>
+          <w:lang w:val="en-US" w:eastAsia="ru-RU"/>
+        </w:rPr>
+        <w:t>"title"</w:t>
+      </w:r>
+      <w:r>
+        <w:rPr>
+          <w:rFonts w:ascii="Consolas" w:eastAsia="Times New Roman" w:hAnsi="Consolas" w:cs="Times New Roman"/>
+          <w:color w:val="CCCCCC"/>
+          <w:sz w:val="21"/>
+          <w:szCs w:val="21"/>
+          <w:lang w:val="en-US" w:eastAsia="ru-RU"/>
+        </w:rPr>
+        <w:t xml:space="preserve">, </w:t>
+      </w:r>
+      <w:r>
+        <w:rPr>
+          <w:rFonts w:ascii="Consolas" w:eastAsia="Times New Roman" w:hAnsi="Consolas" w:cs="Times New Roman"/>
+          <w:color w:val="CE9178"/>
+          <w:sz w:val="21"/>
+          <w:szCs w:val="21"/>
+          <w:lang w:val="en-US" w:eastAsia="ru-RU"/>
+        </w:rPr>
+        <w:t>"description"</w:t>
+      </w:r>
+      <w:r>
+        <w:rPr>
+          <w:rFonts w:ascii="Consolas" w:eastAsia="Times New Roman" w:hAnsi="Consolas" w:cs="Times New Roman"/>
+          <w:color w:val="CCCCCC"/>
+          <w:sz w:val="21"/>
+          <w:szCs w:val="21"/>
+          <w:lang w:val="en-US" w:eastAsia="ru-RU"/>
+        </w:rPr>
+        <w:t>)</w:t>
+      </w:r>
+    </w:p>
+    <w:p>
+      <w:pPr>
+        <w:shd w:val="clear" w:color="auto" w:fill="1F1F1F"/>
+        <w:suppressAutoHyphens w:val="0"/>
+        <w:spacing w:after="0" w:line="285" w:lineRule="atLeast"/>
+        <w:rPr>
+          <w:rFonts w:ascii="Consolas" w:eastAsia="Times New Roman" w:hAnsi="Consolas" w:cs="Times New Roman"/>
+          <w:color w:val="CCCCCC"/>
+          <w:sz w:val="21"/>
+          <w:szCs w:val="21"/>
+          <w:lang w:eastAsia="ru-RU"/>
+        </w:rPr>
+      </w:pPr>
+      <w:r>
+        <w:rPr>
+          <w:rFonts w:ascii="Consolas" w:eastAsia="Times New Roman" w:hAnsi="Consolas" w:cs="Times New Roman"/>
+          <w:color w:val="569CD6"/>
+          <w:sz w:val="21"/>
+          <w:szCs w:val="21"/>
+          <w:lang w:val="en-US" w:eastAsia="ru-RU"/>
+        </w:rPr>
+        <w:t>VALUES</w:t>
+      </w:r>
+    </w:p>
+    <w:p>
+      <w:pPr>
+        <w:shd w:val="clear" w:color="auto" w:fill="1F1F1F"/>
+        <w:suppressAutoHyphens w:val="0"/>
+        <w:spacing w:after="0" w:line="285" w:lineRule="atLeast"/>
+        <w:rPr>
+          <w:rFonts w:ascii="Consolas" w:eastAsia="Times New Roman" w:hAnsi="Consolas" w:cs="Times New Roman"/>
+          <w:color w:val="CCCCCC"/>
+          <w:sz w:val="21"/>
+          <w:szCs w:val="21"/>
+          <w:lang w:val="en-US" w:eastAsia="ru-RU"/>
+        </w:rPr>
+      </w:pPr>
+      <w:r>
+        <w:rPr>
+          <w:rFonts w:ascii="Consolas" w:eastAsia="Times New Roman" w:hAnsi="Consolas" w:cs="Times New Roman"/>
+          <w:color w:val="CCCCCC"/>
+          <w:sz w:val="21"/>
+          <w:szCs w:val="21"/>
+          <w:lang w:val="en-US" w:eastAsia="ru-RU"/>
+        </w:rPr>
+        <w:t>  (</w:t>
+      </w:r>
+      <w:r>
+        <w:rPr>
+          <w:rFonts w:ascii="Consolas" w:eastAsia="Times New Roman" w:hAnsi="Consolas" w:cs="Times New Roman"/>
+          <w:color w:val="B5CEA8"/>
+          <w:sz w:val="21"/>
+          <w:szCs w:val="21"/>
+          <w:lang w:val="en-US" w:eastAsia="ru-RU"/>
+        </w:rPr>
+        <w:t>1</w:t>
+      </w:r>
+      <w:r>
+        <w:rPr>
+          <w:rFonts w:ascii="Consolas" w:eastAsia="Times New Roman" w:hAnsi="Consolas" w:cs="Times New Roman"/>
+          <w:color w:val="CCCCCC"/>
+          <w:sz w:val="21"/>
+          <w:szCs w:val="21"/>
+          <w:lang w:val="en-US" w:eastAsia="ru-RU"/>
+        </w:rPr>
+        <w:t xml:space="preserve">, </w:t>
+      </w:r>
+      <w:r>
+        <w:rPr>
+          <w:rFonts w:ascii="Consolas" w:eastAsia="Times New Roman" w:hAnsi="Consolas" w:cs="Times New Roman"/>
+          <w:color w:val="CE9178"/>
+          <w:sz w:val="21"/>
+          <w:szCs w:val="21"/>
+          <w:lang w:val="en-US" w:eastAsia="ru-RU"/>
+        </w:rPr>
+        <w:t>'</w:t>
+      </w:r>
+      <w:r>
+        <w:rPr>
+          <w:rFonts w:ascii="Consolas" w:eastAsia="Times New Roman" w:hAnsi="Consolas" w:cs="Times New Roman"/>
+          <w:color w:val="CE9178"/>
+          <w:sz w:val="21"/>
+          <w:szCs w:val="21"/>
+          <w:lang w:eastAsia="ru-RU"/>
+        </w:rPr>
+        <w:t>ДНК</w:t>
+      </w:r>
+      <w:r>
+        <w:rPr>
+          <w:rFonts w:ascii="Consolas" w:eastAsia="Times New Roman" w:hAnsi="Consolas" w:cs="Times New Roman"/>
+          <w:color w:val="CE9178"/>
+          <w:sz w:val="21"/>
+          <w:szCs w:val="21"/>
+          <w:lang w:val="en-US" w:eastAsia="ru-RU"/>
+        </w:rPr>
+        <w:t>'</w:t>
+      </w:r>
+      <w:r>
+        <w:rPr>
+          <w:rFonts w:ascii="Consolas" w:eastAsia="Times New Roman" w:hAnsi="Consolas" w:cs="Times New Roman"/>
+          <w:color w:val="CCCCCC"/>
+          <w:sz w:val="21"/>
+          <w:szCs w:val="21"/>
+          <w:lang w:val="en-US" w:eastAsia="ru-RU"/>
+        </w:rPr>
+        <w:t xml:space="preserve">, </w:t>
+      </w:r>
+      <w:r>
+        <w:rPr>
+          <w:rFonts w:ascii="Consolas" w:eastAsia="Times New Roman" w:hAnsi="Consolas" w:cs="Times New Roman"/>
+          <w:color w:val="569CD6"/>
+          <w:sz w:val="21"/>
+          <w:szCs w:val="21"/>
+          <w:lang w:val="en-US" w:eastAsia="ru-RU"/>
+        </w:rPr>
+        <w:t>NULL</w:t>
+      </w:r>
+      <w:r>
+        <w:rPr>
+          <w:rFonts w:ascii="Consolas" w:eastAsia="Times New Roman" w:hAnsi="Consolas" w:cs="Times New Roman"/>
+          <w:color w:val="CCCCCC"/>
+          <w:sz w:val="21"/>
+          <w:szCs w:val="21"/>
+          <w:lang w:val="en-US" w:eastAsia="ru-RU"/>
+        </w:rPr>
+        <w:t>);</w:t>
+      </w:r>
+    </w:p>
+    <w:p>
+      <w:pPr>
+        <w:shd w:val="clear" w:color="auto" w:fill="1F1F1F"/>
+        <w:suppressAutoHyphens w:val="0"/>
+        <w:spacing w:after="0" w:line="285" w:lineRule="atLeast"/>
+        <w:rPr>
+          <w:rFonts w:ascii="Consolas" w:eastAsia="Times New Roman" w:hAnsi="Consolas" w:cs="Times New Roman"/>
+          <w:color w:val="CCCCCC"/>
+          <w:sz w:val="21"/>
+          <w:szCs w:val="21"/>
+          <w:lang w:val="en-US" w:eastAsia="ru-RU"/>
+        </w:rPr>
+      </w:pPr>
+      <w:r>
+        <w:rPr>
+          <w:rFonts w:ascii="Consolas" w:eastAsia="Times New Roman" w:hAnsi="Consolas" w:cs="Times New Roman"/>
+          <w:color w:val="569CD6"/>
+          <w:sz w:val="21"/>
+          <w:szCs w:val="21"/>
+          <w:lang w:val="en-US" w:eastAsia="ru-RU"/>
+        </w:rPr>
+        <w:t>INSERT INTO</w:t>
+      </w:r>
+      <w:r>
+        <w:rPr>
+          <w:rFonts w:ascii="Consolas" w:eastAsia="Times New Roman" w:hAnsi="Consolas" w:cs="Times New Roman"/>
+          <w:color w:val="CCCCCC"/>
+          <w:sz w:val="21"/>
+          <w:szCs w:val="21"/>
+          <w:lang w:val="en-US" w:eastAsia="ru-RU"/>
+        </w:rPr>
+        <w:t xml:space="preserve"> </w:t>
+      </w:r>
+      <w:r>
+        <w:rPr>
+          <w:rFonts w:ascii="Consolas" w:eastAsia="Times New Roman" w:hAnsi="Consolas" w:cs="Times New Roman"/>
+          <w:color w:val="CE9178"/>
+          <w:sz w:val="21"/>
+          <w:szCs w:val="21"/>
+          <w:lang w:val="en-US" w:eastAsia="ru-RU"/>
+        </w:rPr>
+        <w:t>"research"</w:t>
+      </w:r>
+      <w:r>
+        <w:rPr>
+          <w:rFonts w:ascii="Consolas" w:eastAsia="Times New Roman" w:hAnsi="Consolas" w:cs="Times New Roman"/>
+          <w:color w:val="CCCCCC"/>
+          <w:sz w:val="21"/>
+          <w:szCs w:val="21"/>
+          <w:lang w:val="en-US" w:eastAsia="ru-RU"/>
+        </w:rPr>
+        <w:t xml:space="preserve"> (</w:t>
+      </w:r>
+      <w:r>
+        <w:rPr>
+          <w:rFonts w:ascii="Consolas" w:eastAsia="Times New Roman" w:hAnsi="Consolas" w:cs="Times New Roman"/>
+          <w:color w:val="CE9178"/>
+          <w:sz w:val="21"/>
+          <w:szCs w:val="21"/>
+          <w:lang w:val="en-US" w:eastAsia="ru-RU"/>
+        </w:rPr>
+        <w:t>"id"</w:t>
+      </w:r>
+      <w:r>
+        <w:rPr>
+          <w:rFonts w:ascii="Consolas" w:eastAsia="Times New Roman" w:hAnsi="Consolas" w:cs="Times New Roman"/>
+          <w:color w:val="CCCCCC"/>
+          <w:sz w:val="21"/>
+          <w:szCs w:val="21"/>
+          <w:lang w:val="en-US" w:eastAsia="ru-RU"/>
+        </w:rPr>
+        <w:t xml:space="preserve">, </w:t>
+      </w:r>
+      <w:r>
+        <w:rPr>
+          <w:rFonts w:ascii="Consolas" w:eastAsia="Times New Roman" w:hAnsi="Consolas" w:cs="Times New Roman"/>
+          <w:color w:val="CE9178"/>
+          <w:sz w:val="21"/>
+          <w:szCs w:val="21"/>
+          <w:lang w:val="en-US" w:eastAsia="ru-RU"/>
+        </w:rPr>
+        <w:t>"id_researcher"</w:t>
+      </w:r>
+      <w:r>
+        <w:rPr>
+          <w:rFonts w:ascii="Consolas" w:eastAsia="Times New Roman" w:hAnsi="Consolas" w:cs="Times New Roman"/>
+          <w:color w:val="CCCCCC"/>
+          <w:sz w:val="21"/>
+          <w:szCs w:val="21"/>
+          <w:lang w:val="en-US" w:eastAsia="ru-RU"/>
+        </w:rPr>
+        <w:t xml:space="preserve">, </w:t>
+      </w:r>
+      <w:r>
+        <w:rPr>
+          <w:rFonts w:ascii="Consolas" w:eastAsia="Times New Roman" w:hAnsi="Consolas" w:cs="Times New Roman"/>
+          <w:color w:val="CE9178"/>
+          <w:sz w:val="21"/>
+          <w:szCs w:val="21"/>
+          <w:lang w:val="en-US" w:eastAsia="ru-RU"/>
+        </w:rPr>
+        <w:t>"id_discovery"</w:t>
+      </w:r>
+      <w:r>
+        <w:rPr>
+          <w:rFonts w:ascii="Consolas" w:eastAsia="Times New Roman" w:hAnsi="Consolas" w:cs="Times New Roman"/>
+          <w:color w:val="CCCCCC"/>
+          <w:sz w:val="21"/>
+          <w:szCs w:val="21"/>
+          <w:lang w:val="en-US" w:eastAsia="ru-RU"/>
+        </w:rPr>
+        <w:t xml:space="preserve">, </w:t>
+      </w:r>
+      <w:r>
+        <w:rPr>
+          <w:rFonts w:ascii="Consolas" w:eastAsia="Times New Roman" w:hAnsi="Consolas" w:cs="Times New Roman"/>
+          <w:color w:val="CE9178"/>
+          <w:sz w:val="21"/>
+          <w:szCs w:val="21"/>
+          <w:lang w:val="en-US" w:eastAsia="ru-RU"/>
+        </w:rPr>
+        <w:t>"id_sc_object"</w:t>
+      </w:r>
+      <w:r>
+        <w:rPr>
+          <w:rFonts w:ascii="Consolas" w:eastAsia="Times New Roman" w:hAnsi="Consolas" w:cs="Times New Roman"/>
+          <w:color w:val="CCCCCC"/>
+          <w:sz w:val="21"/>
+          <w:szCs w:val="21"/>
+          <w:lang w:val="en-US" w:eastAsia="ru-RU"/>
+        </w:rPr>
+        <w:t>)</w:t>
+      </w:r>
+    </w:p>
+    <w:p>
+      <w:pPr>
+        <w:shd w:val="clear" w:color="auto" w:fill="1F1F1F"/>
+        <w:suppressAutoHyphens w:val="0"/>
+        <w:spacing w:after="0" w:line="285" w:lineRule="atLeast"/>
+        <w:rPr>
+          <w:rFonts w:ascii="Consolas" w:eastAsia="Times New Roman" w:hAnsi="Consolas" w:cs="Times New Roman"/>
+          <w:color w:val="CCCCCC"/>
+          <w:sz w:val="21"/>
+          <w:szCs w:val="21"/>
+          <w:lang w:val="en-US" w:eastAsia="ru-RU"/>
+        </w:rPr>
+      </w:pPr>
+      <w:r>
+        <w:rPr>
+          <w:rFonts w:ascii="Consolas" w:eastAsia="Times New Roman" w:hAnsi="Consolas" w:cs="Times New Roman"/>
+          <w:color w:val="569CD6"/>
+          <w:sz w:val="21"/>
+          <w:szCs w:val="21"/>
+          <w:lang w:val="en-US" w:eastAsia="ru-RU"/>
+        </w:rPr>
+        <w:t>VALUES</w:t>
+      </w:r>
+    </w:p>
+    <w:p>
+      <w:pPr>
+        <w:shd w:val="clear" w:color="auto" w:fill="1F1F1F"/>
+        <w:suppressAutoHyphens w:val="0"/>
+        <w:spacing w:after="0" w:line="285" w:lineRule="atLeast"/>
+        <w:rPr>
+          <w:rFonts w:ascii="Consolas" w:eastAsia="Times New Roman" w:hAnsi="Consolas" w:cs="Times New Roman"/>
+          <w:color w:val="CCCCCC"/>
+          <w:sz w:val="21"/>
+          <w:szCs w:val="21"/>
+          <w:lang w:val="en-US" w:eastAsia="ru-RU"/>
+        </w:rPr>
+      </w:pPr>
+      <w:r>
+        <w:rPr>
+          <w:rFonts w:ascii="Consolas" w:eastAsia="Times New Roman" w:hAnsi="Consolas" w:cs="Times New Roman"/>
+          <w:color w:val="CCCCCC"/>
+          <w:sz w:val="21"/>
+          <w:szCs w:val="21"/>
+          <w:lang w:val="en-US" w:eastAsia="ru-RU"/>
+        </w:rPr>
+        <w:t>  (</w:t>
+      </w:r>
+      <w:r>
+        <w:rPr>
+          <w:rFonts w:ascii="Consolas" w:eastAsia="Times New Roman" w:hAnsi="Consolas" w:cs="Times New Roman"/>
+          <w:color w:val="B5CEA8"/>
+          <w:sz w:val="21"/>
+          <w:szCs w:val="21"/>
+          <w:lang w:val="en-US" w:eastAsia="ru-RU"/>
+        </w:rPr>
+        <w:t>1</w:t>
+      </w:r>
+      <w:r>
+        <w:rPr>
+          <w:rFonts w:ascii="Consolas" w:eastAsia="Times New Roman" w:hAnsi="Consolas" w:cs="Times New Roman"/>
+          <w:color w:val="CCCCCC"/>
+          <w:sz w:val="21"/>
+          <w:szCs w:val="21"/>
+          <w:lang w:val="en-US" w:eastAsia="ru-RU"/>
+        </w:rPr>
+        <w:t xml:space="preserve">, </w:t>
+      </w:r>
+      <w:r>
+        <w:rPr>
+          <w:rFonts w:ascii="Consolas" w:eastAsia="Times New Roman" w:hAnsi="Consolas" w:cs="Times New Roman"/>
+          <w:color w:val="B5CEA8"/>
+          <w:sz w:val="21"/>
+          <w:szCs w:val="21"/>
+          <w:lang w:val="en-US" w:eastAsia="ru-RU"/>
+        </w:rPr>
+        <w:t>1</w:t>
+      </w:r>
+      <w:r>
+        <w:rPr>
+          <w:rFonts w:ascii="Consolas" w:eastAsia="Times New Roman" w:hAnsi="Consolas" w:cs="Times New Roman"/>
+          <w:color w:val="CCCCCC"/>
+          <w:sz w:val="21"/>
+          <w:szCs w:val="21"/>
+          <w:lang w:val="en-US" w:eastAsia="ru-RU"/>
+        </w:rPr>
+        <w:t xml:space="preserve">, </w:t>
+      </w:r>
+      <w:r>
+        <w:rPr>
+          <w:rFonts w:ascii="Consolas" w:eastAsia="Times New Roman" w:hAnsi="Consolas" w:cs="Times New Roman"/>
+          <w:color w:val="B5CEA8"/>
+          <w:sz w:val="21"/>
+          <w:szCs w:val="21"/>
+          <w:lang w:val="en-US" w:eastAsia="ru-RU"/>
+        </w:rPr>
+        <w:t>1</w:t>
+      </w:r>
+      <w:r>
+        <w:rPr>
+          <w:rFonts w:ascii="Consolas" w:eastAsia="Times New Roman" w:hAnsi="Consolas" w:cs="Times New Roman"/>
+          <w:color w:val="CCCCCC"/>
+          <w:sz w:val="21"/>
+          <w:szCs w:val="21"/>
+          <w:lang w:val="en-US" w:eastAsia="ru-RU"/>
+        </w:rPr>
+        <w:t xml:space="preserve">, </w:t>
+      </w:r>
+      <w:r>
+        <w:rPr>
+          <w:rFonts w:ascii="Consolas" w:eastAsia="Times New Roman" w:hAnsi="Consolas" w:cs="Times New Roman"/>
+          <w:color w:val="B5CEA8"/>
+          <w:sz w:val="21"/>
+          <w:szCs w:val="21"/>
+          <w:lang w:val="en-US" w:eastAsia="ru-RU"/>
+        </w:rPr>
+        <w:t>1</w:t>
+      </w:r>
+      <w:r>
+        <w:rPr>
+          <w:rFonts w:ascii="Consolas" w:eastAsia="Times New Roman" w:hAnsi="Consolas" w:cs="Times New Roman"/>
+          <w:color w:val="CCCCCC"/>
+          <w:sz w:val="21"/>
+          <w:szCs w:val="21"/>
+          <w:lang w:val="en-US" w:eastAsia="ru-RU"/>
+        </w:rPr>
+        <w:t>),</w:t>
+      </w:r>
+    </w:p>
+    <w:p>
+      <w:pPr>
+        <w:shd w:val="clear" w:color="auto" w:fill="1F1F1F"/>
+        <w:suppressAutoHyphens w:val="0"/>
+        <w:spacing w:after="0" w:line="285" w:lineRule="atLeast"/>
+        <w:rPr>
+          <w:rFonts w:ascii="Consolas" w:eastAsia="Times New Roman" w:hAnsi="Consolas" w:cs="Times New Roman"/>
+          <w:color w:val="CCCCCC"/>
+          <w:sz w:val="21"/>
+          <w:szCs w:val="21"/>
+          <w:lang w:val="en-US" w:eastAsia="ru-RU"/>
+        </w:rPr>
+      </w:pPr>
+      <w:r>
+        <w:rPr>
+          <w:rFonts w:ascii="Consolas" w:eastAsia="Times New Roman" w:hAnsi="Consolas" w:cs="Times New Roman"/>
+          <w:color w:val="CCCCCC"/>
+          <w:sz w:val="21"/>
+          <w:szCs w:val="21"/>
+          <w:lang w:val="en-US" w:eastAsia="ru-RU"/>
+        </w:rPr>
+        <w:t>  (</w:t>
+      </w:r>
+      <w:r>
+        <w:rPr>
+          <w:rFonts w:ascii="Consolas" w:eastAsia="Times New Roman" w:hAnsi="Consolas" w:cs="Times New Roman"/>
+          <w:color w:val="B5CEA8"/>
+          <w:sz w:val="21"/>
+          <w:szCs w:val="21"/>
+          <w:lang w:val="en-US" w:eastAsia="ru-RU"/>
+        </w:rPr>
+        <w:t>2</w:t>
+      </w:r>
+      <w:r>
+        <w:rPr>
+          <w:rFonts w:ascii="Consolas" w:eastAsia="Times New Roman" w:hAnsi="Consolas" w:cs="Times New Roman"/>
+          <w:color w:val="CCCCCC"/>
+          <w:sz w:val="21"/>
+          <w:szCs w:val="21"/>
+          <w:lang w:val="en-US" w:eastAsia="ru-RU"/>
+        </w:rPr>
+        <w:t xml:space="preserve">, </w:t>
+      </w:r>
+      <w:r>
+        <w:rPr>
+          <w:rFonts w:ascii="Consolas" w:eastAsia="Times New Roman" w:hAnsi="Consolas" w:cs="Times New Roman"/>
+          <w:color w:val="B5CEA8"/>
+          <w:sz w:val="21"/>
+          <w:szCs w:val="21"/>
+          <w:lang w:val="en-US" w:eastAsia="ru-RU"/>
+        </w:rPr>
+        <w:t>2</w:t>
+      </w:r>
+      <w:r>
+        <w:rPr>
+          <w:rFonts w:ascii="Consolas" w:eastAsia="Times New Roman" w:hAnsi="Consolas" w:cs="Times New Roman"/>
+          <w:color w:val="CCCCCC"/>
+          <w:sz w:val="21"/>
+          <w:szCs w:val="21"/>
+          <w:lang w:val="en-US" w:eastAsia="ru-RU"/>
+        </w:rPr>
+        <w:t xml:space="preserve">, </w:t>
+      </w:r>
+      <w:r>
+        <w:rPr>
+          <w:rFonts w:ascii="Consolas" w:eastAsia="Times New Roman" w:hAnsi="Consolas" w:cs="Times New Roman"/>
+          <w:color w:val="B5CEA8"/>
+          <w:sz w:val="21"/>
+          <w:szCs w:val="21"/>
+          <w:lang w:val="en-US" w:eastAsia="ru-RU"/>
+        </w:rPr>
+        <w:t>1</w:t>
+      </w:r>
+      <w:r>
+        <w:rPr>
+          <w:rFonts w:ascii="Consolas" w:eastAsia="Times New Roman" w:hAnsi="Consolas" w:cs="Times New Roman"/>
+          <w:color w:val="CCCCCC"/>
+          <w:sz w:val="21"/>
+          <w:szCs w:val="21"/>
+          <w:lang w:val="en-US" w:eastAsia="ru-RU"/>
+        </w:rPr>
+        <w:t xml:space="preserve">, </w:t>
+      </w:r>
+      <w:r>
+        <w:rPr>
+          <w:rFonts w:ascii="Consolas" w:eastAsia="Times New Roman" w:hAnsi="Consolas" w:cs="Times New Roman"/>
+          <w:color w:val="B5CEA8"/>
+          <w:sz w:val="21"/>
+          <w:szCs w:val="21"/>
+          <w:lang w:val="en-US" w:eastAsia="ru-RU"/>
+        </w:rPr>
+        <w:t>1</w:t>
+      </w:r>
+      <w:r>
+        <w:rPr>
+          <w:rFonts w:ascii="Consolas" w:eastAsia="Times New Roman" w:hAnsi="Consolas" w:cs="Times New Roman"/>
+          <w:color w:val="CCCCCC"/>
+          <w:sz w:val="21"/>
+          <w:szCs w:val="21"/>
+          <w:lang w:val="en-US" w:eastAsia="ru-RU"/>
+        </w:rPr>
+        <w:t>);</w:t>
+      </w:r>
+    </w:p>
+    <w:p>
+      <w:pPr>
+        <w:shd w:val="clear" w:color="auto" w:fill="1F1F1F"/>
+        <w:suppressAutoHyphens w:val="0"/>
+        <w:spacing w:after="0" w:line="285" w:lineRule="atLeast"/>
+        <w:rPr>
+          <w:rFonts w:ascii="Consolas" w:eastAsia="Times New Roman" w:hAnsi="Consolas" w:cs="Times New Roman"/>
+          <w:color w:val="CCCCCC"/>
+          <w:sz w:val="21"/>
+          <w:szCs w:val="21"/>
+          <w:lang w:val="en-US" w:eastAsia="ru-RU"/>
+        </w:rPr>
+      </w:pPr>
+      <w:r>
+        <w:rPr>
+          <w:rFonts w:ascii="Consolas" w:eastAsia="Times New Roman" w:hAnsi="Consolas" w:cs="Times New Roman"/>
+          <w:color w:val="569CD6"/>
+          <w:sz w:val="21"/>
+          <w:szCs w:val="21"/>
+          <w:lang w:val="en-US" w:eastAsia="ru-RU"/>
+        </w:rPr>
+        <w:t>INSERT INTO</w:t>
+      </w:r>
+      <w:r>
+        <w:rPr>
+          <w:rFonts w:ascii="Consolas" w:eastAsia="Times New Roman" w:hAnsi="Consolas" w:cs="Times New Roman"/>
+          <w:color w:val="CCCCCC"/>
+          <w:sz w:val="21"/>
+          <w:szCs w:val="21"/>
+          <w:lang w:val="en-US" w:eastAsia="ru-RU"/>
+        </w:rPr>
+        <w:t xml:space="preserve"> </w:t>
+      </w:r>
+      <w:r>
+        <w:rPr>
+          <w:rFonts w:ascii="Consolas" w:eastAsia="Times New Roman" w:hAnsi="Consolas" w:cs="Times New Roman"/>
+          <w:color w:val="CE9178"/>
+          <w:sz w:val="21"/>
+          <w:szCs w:val="21"/>
+          <w:lang w:val="en-US" w:eastAsia="ru-RU"/>
+        </w:rPr>
+        <w:t>"purpose"</w:t>
+      </w:r>
+      <w:r>
+        <w:rPr>
+          <w:rFonts w:ascii="Consolas" w:eastAsia="Times New Roman" w:hAnsi="Consolas" w:cs="Times New Roman"/>
+          <w:color w:val="CCCCCC"/>
+          <w:sz w:val="21"/>
+          <w:szCs w:val="21"/>
+          <w:lang w:val="en-US" w:eastAsia="ru-RU"/>
+        </w:rPr>
+        <w:t xml:space="preserve"> (</w:t>
+      </w:r>
+      <w:r>
+        <w:rPr>
+          <w:rFonts w:ascii="Consolas" w:eastAsia="Times New Roman" w:hAnsi="Consolas" w:cs="Times New Roman"/>
+          <w:color w:val="CE9178"/>
+          <w:sz w:val="21"/>
+          <w:szCs w:val="21"/>
+          <w:lang w:val="en-US" w:eastAsia="ru-RU"/>
+        </w:rPr>
+        <w:t>"id"</w:t>
+      </w:r>
+      <w:r>
+        <w:rPr>
+          <w:rFonts w:ascii="Consolas" w:eastAsia="Times New Roman" w:hAnsi="Consolas" w:cs="Times New Roman"/>
+          <w:color w:val="CCCCCC"/>
+          <w:sz w:val="21"/>
+          <w:szCs w:val="21"/>
+          <w:lang w:val="en-US" w:eastAsia="ru-RU"/>
+        </w:rPr>
+        <w:t xml:space="preserve">, </w:t>
+      </w:r>
+      <w:r>
+        <w:rPr>
+          <w:rFonts w:ascii="Consolas" w:eastAsia="Times New Roman" w:hAnsi="Consolas" w:cs="Times New Roman"/>
+          <w:color w:val="CE9178"/>
+          <w:sz w:val="21"/>
+          <w:szCs w:val="21"/>
+          <w:lang w:val="en-US" w:eastAsia="ru-RU"/>
+        </w:rPr>
+        <w:t>"description"</w:t>
+      </w:r>
+      <w:r>
+        <w:rPr>
+          <w:rFonts w:ascii="Consolas" w:eastAsia="Times New Roman" w:hAnsi="Consolas" w:cs="Times New Roman"/>
+          <w:color w:val="CCCCCC"/>
+          <w:sz w:val="21"/>
+          <w:szCs w:val="21"/>
+          <w:lang w:val="en-US" w:eastAsia="ru-RU"/>
+        </w:rPr>
+        <w:t>)</w:t>
+      </w:r>
+    </w:p>
+    <w:p>
+      <w:pPr>
+        <w:shd w:val="clear" w:color="auto" w:fill="1F1F1F"/>
+        <w:suppressAutoHyphens w:val="0"/>
+        <w:spacing w:after="0" w:line="285" w:lineRule="atLeast"/>
+        <w:rPr>
+          <w:rFonts w:ascii="Consolas" w:eastAsia="Times New Roman" w:hAnsi="Consolas" w:cs="Times New Roman"/>
+          <w:color w:val="CCCCCC"/>
+          <w:sz w:val="21"/>
+          <w:szCs w:val="21"/>
+          <w:lang w:val="en-US" w:eastAsia="ru-RU"/>
+        </w:rPr>
+      </w:pPr>
+      <w:r>
+        <w:rPr>
+          <w:rFonts w:ascii="Consolas" w:eastAsia="Times New Roman" w:hAnsi="Consolas" w:cs="Times New Roman"/>
+          <w:color w:val="569CD6"/>
+          <w:sz w:val="21"/>
+          <w:szCs w:val="21"/>
+          <w:lang w:val="en-US" w:eastAsia="ru-RU"/>
+        </w:rPr>
+        <w:t>VALUES</w:t>
+      </w:r>
+    </w:p>
+    <w:p>
+      <w:pPr>
+        <w:shd w:val="clear" w:color="auto" w:fill="1F1F1F"/>
+        <w:suppressAutoHyphens w:val="0"/>
+        <w:spacing w:after="0" w:line="285" w:lineRule="atLeast"/>
+        <w:rPr>
+          <w:rFonts w:ascii="Consolas" w:eastAsia="Times New Roman" w:hAnsi="Consolas" w:cs="Times New Roman"/>
+          <w:color w:val="CCCCCC"/>
+          <w:sz w:val="21"/>
+          <w:szCs w:val="21"/>
+          <w:lang w:val="en-US" w:eastAsia="ru-RU"/>
+        </w:rPr>
+      </w:pPr>
+      <w:r>
+        <w:rPr>
+          <w:rFonts w:ascii="Consolas" w:eastAsia="Times New Roman" w:hAnsi="Consolas" w:cs="Times New Roman"/>
+          <w:color w:val="CCCCCC"/>
+          <w:sz w:val="21"/>
+          <w:szCs w:val="21"/>
+          <w:lang w:val="en-US" w:eastAsia="ru-RU"/>
+        </w:rPr>
+        <w:t>  (</w:t>
+      </w:r>
+      <w:r>
+        <w:rPr>
+          <w:rFonts w:ascii="Consolas" w:eastAsia="Times New Roman" w:hAnsi="Consolas" w:cs="Times New Roman"/>
+          <w:color w:val="B5CEA8"/>
+          <w:sz w:val="21"/>
+          <w:szCs w:val="21"/>
+          <w:lang w:val="en-US" w:eastAsia="ru-RU"/>
+        </w:rPr>
+        <w:t>1</w:t>
+      </w:r>
+      <w:r>
+        <w:rPr>
+          <w:rFonts w:ascii="Consolas" w:eastAsia="Times New Roman" w:hAnsi="Consolas" w:cs="Times New Roman"/>
+          <w:color w:val="CCCCCC"/>
+          <w:sz w:val="21"/>
+          <w:szCs w:val="21"/>
+          <w:lang w:val="en-US" w:eastAsia="ru-RU"/>
+        </w:rPr>
+        <w:t xml:space="preserve">, </w:t>
+      </w:r>
+      <w:r>
+        <w:rPr>
+          <w:rFonts w:ascii="Consolas" w:eastAsia="Times New Roman" w:hAnsi="Consolas" w:cs="Times New Roman"/>
+          <w:color w:val="CE9178"/>
+          <w:sz w:val="21"/>
+          <w:szCs w:val="21"/>
+          <w:lang w:val="en-US" w:eastAsia="ru-RU"/>
+        </w:rPr>
+        <w:t>'</w:t>
+      </w:r>
+      <w:r>
+        <w:rPr>
+          <w:rFonts w:ascii="Consolas" w:eastAsia="Times New Roman" w:hAnsi="Consolas" w:cs="Times New Roman"/>
+          <w:color w:val="CE9178"/>
+          <w:sz w:val="21"/>
+          <w:szCs w:val="21"/>
+          <w:lang w:eastAsia="ru-RU"/>
+        </w:rPr>
+        <w:t>служить</w:t>
+      </w:r>
+      <w:r>
+        <w:rPr>
+          <w:rFonts w:ascii="Consolas" w:eastAsia="Times New Roman" w:hAnsi="Consolas" w:cs="Times New Roman"/>
+          <w:color w:val="CE9178"/>
+          <w:sz w:val="21"/>
+          <w:szCs w:val="21"/>
+          <w:lang w:val="en-US" w:eastAsia="ru-RU"/>
+        </w:rPr>
+        <w:t xml:space="preserve"> </w:t>
+      </w:r>
+      <w:r>
+        <w:rPr>
+          <w:rFonts w:ascii="Consolas" w:eastAsia="Times New Roman" w:hAnsi="Consolas" w:cs="Times New Roman"/>
+          <w:color w:val="CE9178"/>
+          <w:sz w:val="21"/>
+          <w:szCs w:val="21"/>
+          <w:lang w:eastAsia="ru-RU"/>
+        </w:rPr>
+        <w:t>во</w:t>
+      </w:r>
+      <w:r>
+        <w:rPr>
+          <w:rFonts w:ascii="Consolas" w:eastAsia="Times New Roman" w:hAnsi="Consolas" w:cs="Times New Roman"/>
+          <w:color w:val="CE9178"/>
+          <w:sz w:val="21"/>
+          <w:szCs w:val="21"/>
+          <w:lang w:val="en-US" w:eastAsia="ru-RU"/>
+        </w:rPr>
+        <w:t xml:space="preserve"> </w:t>
+      </w:r>
+      <w:r>
+        <w:rPr>
+          <w:rFonts w:ascii="Consolas" w:eastAsia="Times New Roman" w:hAnsi="Consolas" w:cs="Times New Roman"/>
+          <w:color w:val="CE9178"/>
+          <w:sz w:val="21"/>
+          <w:szCs w:val="21"/>
+          <w:lang w:eastAsia="ru-RU"/>
+        </w:rPr>
+        <w:t>благо</w:t>
+      </w:r>
+      <w:r>
+        <w:rPr>
+          <w:rFonts w:ascii="Consolas" w:eastAsia="Times New Roman" w:hAnsi="Consolas" w:cs="Times New Roman"/>
+          <w:color w:val="CE9178"/>
+          <w:sz w:val="21"/>
+          <w:szCs w:val="21"/>
+          <w:lang w:val="en-US" w:eastAsia="ru-RU"/>
+        </w:rPr>
+        <w:t>'</w:t>
+      </w:r>
+      <w:r>
+        <w:rPr>
+          <w:rFonts w:ascii="Consolas" w:eastAsia="Times New Roman" w:hAnsi="Consolas" w:cs="Times New Roman"/>
+          <w:color w:val="CCCCCC"/>
+          <w:sz w:val="21"/>
+          <w:szCs w:val="21"/>
+          <w:lang w:val="en-US" w:eastAsia="ru-RU"/>
+        </w:rPr>
+        <w:t>);    </w:t>
+      </w:r>
+    </w:p>
+    <w:p>
+      <w:pPr>
+        <w:shd w:val="clear" w:color="auto" w:fill="1F1F1F"/>
+        <w:suppressAutoHyphens w:val="0"/>
+        <w:spacing w:after="0" w:line="285" w:lineRule="atLeast"/>
+        <w:rPr>
+          <w:rFonts w:ascii="Consolas" w:eastAsia="Times New Roman" w:hAnsi="Consolas" w:cs="Times New Roman"/>
+          <w:color w:val="CCCCCC"/>
+          <w:sz w:val="21"/>
+          <w:szCs w:val="21"/>
+          <w:lang w:val="en-US" w:eastAsia="ru-RU"/>
+        </w:rPr>
+      </w:pPr>
+      <w:r>
+        <w:rPr>
+          <w:rFonts w:ascii="Consolas" w:eastAsia="Times New Roman" w:hAnsi="Consolas" w:cs="Times New Roman"/>
+          <w:color w:val="569CD6"/>
+          <w:sz w:val="21"/>
+          <w:szCs w:val="21"/>
+          <w:lang w:val="en-US" w:eastAsia="ru-RU"/>
+        </w:rPr>
+        <w:t>INSERT INTO</w:t>
+      </w:r>
+      <w:r>
+        <w:rPr>
+          <w:rFonts w:ascii="Consolas" w:eastAsia="Times New Roman" w:hAnsi="Consolas" w:cs="Times New Roman"/>
+          <w:color w:val="CCCCCC"/>
+          <w:sz w:val="21"/>
+          <w:szCs w:val="21"/>
+          <w:lang w:val="en-US" w:eastAsia="ru-RU"/>
+        </w:rPr>
+        <w:t xml:space="preserve"> </w:t>
+      </w:r>
+      <w:r>
+        <w:rPr>
+          <w:rFonts w:ascii="Consolas" w:eastAsia="Times New Roman" w:hAnsi="Consolas" w:cs="Times New Roman"/>
+          <w:color w:val="CE9178"/>
+          <w:sz w:val="21"/>
+          <w:szCs w:val="21"/>
+          <w:lang w:val="en-US" w:eastAsia="ru-RU"/>
+        </w:rPr>
+        <w:t>"expectation"</w:t>
+      </w:r>
+      <w:r>
+        <w:rPr>
+          <w:rFonts w:ascii="Consolas" w:eastAsia="Times New Roman" w:hAnsi="Consolas" w:cs="Times New Roman"/>
+          <w:color w:val="CCCCCC"/>
+          <w:sz w:val="21"/>
+          <w:szCs w:val="21"/>
+          <w:lang w:val="en-US" w:eastAsia="ru-RU"/>
+        </w:rPr>
+        <w:t xml:space="preserve"> (</w:t>
+      </w:r>
+      <w:r>
+        <w:rPr>
+          <w:rFonts w:ascii="Consolas" w:eastAsia="Times New Roman" w:hAnsi="Consolas" w:cs="Times New Roman"/>
+          <w:color w:val="CE9178"/>
+          <w:sz w:val="21"/>
+          <w:szCs w:val="21"/>
+          <w:lang w:val="en-US" w:eastAsia="ru-RU"/>
+        </w:rPr>
+        <w:t>"id"</w:t>
+      </w:r>
+      <w:r>
+        <w:rPr>
+          <w:rFonts w:ascii="Consolas" w:eastAsia="Times New Roman" w:hAnsi="Consolas" w:cs="Times New Roman"/>
+          <w:color w:val="CCCCCC"/>
+          <w:sz w:val="21"/>
+          <w:szCs w:val="21"/>
+          <w:lang w:val="en-US" w:eastAsia="ru-RU"/>
+        </w:rPr>
+        <w:t xml:space="preserve">, </w:t>
+      </w:r>
+      <w:r>
+        <w:rPr>
+          <w:rFonts w:ascii="Consolas" w:eastAsia="Times New Roman" w:hAnsi="Consolas" w:cs="Times New Roman"/>
+          <w:color w:val="CE9178"/>
+          <w:sz w:val="21"/>
+          <w:szCs w:val="21"/>
+          <w:lang w:val="en-US" w:eastAsia="ru-RU"/>
+        </w:rPr>
+        <w:t>"object"</w:t>
+      </w:r>
+      <w:r>
+        <w:rPr>
+          <w:rFonts w:ascii="Consolas" w:eastAsia="Times New Roman" w:hAnsi="Consolas" w:cs="Times New Roman"/>
+          <w:color w:val="CCCCCC"/>
+          <w:sz w:val="21"/>
+          <w:szCs w:val="21"/>
+          <w:lang w:val="en-US" w:eastAsia="ru-RU"/>
+        </w:rPr>
+        <w:t xml:space="preserve">, </w:t>
+      </w:r>
+      <w:r>
+        <w:rPr>
+          <w:rFonts w:ascii="Consolas" w:eastAsia="Times New Roman" w:hAnsi="Consolas" w:cs="Times New Roman"/>
+          <w:color w:val="CE9178"/>
+          <w:sz w:val="21"/>
+          <w:szCs w:val="21"/>
+          <w:lang w:val="en-US" w:eastAsia="ru-RU"/>
+        </w:rPr>
+        <w:t>"discovery_id"</w:t>
+      </w:r>
+      <w:r>
+        <w:rPr>
+          <w:rFonts w:ascii="Consolas" w:eastAsia="Times New Roman" w:hAnsi="Consolas" w:cs="Times New Roman"/>
+          <w:color w:val="CCCCCC"/>
+          <w:sz w:val="21"/>
+          <w:szCs w:val="21"/>
+          <w:lang w:val="en-US" w:eastAsia="ru-RU"/>
+        </w:rPr>
+        <w:t xml:space="preserve">, </w:t>
+      </w:r>
+      <w:r>
+        <w:rPr>
+          <w:rFonts w:ascii="Consolas" w:eastAsia="Times New Roman" w:hAnsi="Consolas" w:cs="Times New Roman"/>
+          <w:color w:val="CE9178"/>
+          <w:sz w:val="21"/>
+          <w:szCs w:val="21"/>
+          <w:lang w:val="en-US" w:eastAsia="ru-RU"/>
+        </w:rPr>
+        <w:t>"title"</w:t>
+      </w:r>
+      <w:r>
+        <w:rPr>
+          <w:rFonts w:ascii="Consolas" w:eastAsia="Times New Roman" w:hAnsi="Consolas" w:cs="Times New Roman"/>
+          <w:color w:val="CCCCCC"/>
+          <w:sz w:val="21"/>
+          <w:szCs w:val="21"/>
+          <w:lang w:val="en-US" w:eastAsia="ru-RU"/>
+        </w:rPr>
+        <w:t xml:space="preserve">, </w:t>
+      </w:r>
+      <w:r>
+        <w:rPr>
+          <w:rFonts w:ascii="Consolas" w:eastAsia="Times New Roman" w:hAnsi="Consolas" w:cs="Times New Roman"/>
+          <w:color w:val="CE9178"/>
+          <w:sz w:val="21"/>
+          <w:szCs w:val="21"/>
+          <w:lang w:val="en-US" w:eastAsia="ru-RU"/>
+        </w:rPr>
+        <w:t>"purpose_id"</w:t>
+      </w:r>
+      <w:r>
+        <w:rPr>
+          <w:rFonts w:ascii="Consolas" w:eastAsia="Times New Roman" w:hAnsi="Consolas" w:cs="Times New Roman"/>
+          <w:color w:val="CCCCCC"/>
+          <w:sz w:val="21"/>
+          <w:szCs w:val="21"/>
+          <w:lang w:val="en-US" w:eastAsia="ru-RU"/>
+        </w:rPr>
+        <w:t xml:space="preserve">, </w:t>
+      </w:r>
+      <w:r>
+        <w:rPr>
+          <w:rFonts w:ascii="Consolas" w:eastAsia="Times New Roman" w:hAnsi="Consolas" w:cs="Times New Roman"/>
+          <w:color w:val="CE9178"/>
+          <w:sz w:val="21"/>
+          <w:szCs w:val="21"/>
+          <w:lang w:val="en-US" w:eastAsia="ru-RU"/>
+        </w:rPr>
+        <w:t>"certainty"</w:t>
+      </w:r>
+      <w:r>
+        <w:rPr>
+          <w:rFonts w:ascii="Consolas" w:eastAsia="Times New Roman" w:hAnsi="Consolas" w:cs="Times New Roman"/>
+          <w:color w:val="CCCCCC"/>
+          <w:sz w:val="21"/>
+          <w:szCs w:val="21"/>
+          <w:lang w:val="en-US" w:eastAsia="ru-RU"/>
+        </w:rPr>
+        <w:t>)</w:t>
+      </w:r>
+    </w:p>
+    <w:p>
+      <w:pPr>
+        <w:shd w:val="clear" w:color="auto" w:fill="1F1F1F"/>
+        <w:suppressAutoHyphens w:val="0"/>
+        <w:spacing w:after="0" w:line="285" w:lineRule="atLeast"/>
+        <w:rPr>
+          <w:rFonts w:ascii="Consolas" w:eastAsia="Times New Roman" w:hAnsi="Consolas" w:cs="Times New Roman"/>
+          <w:color w:val="CCCCCC"/>
+          <w:sz w:val="21"/>
+          <w:szCs w:val="21"/>
+          <w:lang w:val="en-US" w:eastAsia="ru-RU"/>
+        </w:rPr>
+      </w:pPr>
+      <w:r>
+        <w:rPr>
+          <w:rFonts w:ascii="Consolas" w:eastAsia="Times New Roman" w:hAnsi="Consolas" w:cs="Times New Roman"/>
+          <w:color w:val="569CD6"/>
+          <w:sz w:val="21"/>
+          <w:szCs w:val="21"/>
+          <w:lang w:val="en-US" w:eastAsia="ru-RU"/>
+        </w:rPr>
+        <w:t>VALUES</w:t>
+      </w:r>
+    </w:p>
+    <w:p>
+      <w:pPr>
+        <w:shd w:val="clear" w:color="auto" w:fill="1F1F1F"/>
+        <w:suppressAutoHyphens w:val="0"/>
+        <w:spacing w:after="0" w:line="285" w:lineRule="atLeast"/>
+        <w:rPr>
+          <w:rFonts w:ascii="Consolas" w:eastAsia="Times New Roman" w:hAnsi="Consolas" w:cs="Times New Roman"/>
+          <w:color w:val="CCCCCC"/>
+          <w:sz w:val="21"/>
+          <w:szCs w:val="21"/>
+          <w:lang w:val="en-US" w:eastAsia="ru-RU"/>
+        </w:rPr>
+      </w:pPr>
+      <w:r>
+        <w:rPr>
+          <w:rFonts w:ascii="Consolas" w:eastAsia="Times New Roman" w:hAnsi="Consolas" w:cs="Times New Roman"/>
+          <w:color w:val="CCCCCC"/>
+          <w:sz w:val="21"/>
+          <w:szCs w:val="21"/>
+          <w:lang w:val="en-US" w:eastAsia="ru-RU"/>
+        </w:rPr>
+        <w:t>  (</w:t>
+      </w:r>
+      <w:r>
+        <w:rPr>
+          <w:rFonts w:ascii="Consolas" w:eastAsia="Times New Roman" w:hAnsi="Consolas" w:cs="Times New Roman"/>
+          <w:color w:val="B5CEA8"/>
+          <w:sz w:val="21"/>
+          <w:szCs w:val="21"/>
+          <w:lang w:val="en-US" w:eastAsia="ru-RU"/>
+        </w:rPr>
+        <w:t>1</w:t>
+      </w:r>
+      <w:r>
+        <w:rPr>
+          <w:rFonts w:ascii="Consolas" w:eastAsia="Times New Roman" w:hAnsi="Consolas" w:cs="Times New Roman"/>
+          <w:color w:val="CCCCCC"/>
+          <w:sz w:val="21"/>
+          <w:szCs w:val="21"/>
+          <w:lang w:val="en-US" w:eastAsia="ru-RU"/>
+        </w:rPr>
+        <w:t xml:space="preserve">, </w:t>
+      </w:r>
+      <w:r>
+        <w:rPr>
+          <w:rFonts w:ascii="Consolas" w:eastAsia="Times New Roman" w:hAnsi="Consolas" w:cs="Times New Roman"/>
+          <w:color w:val="CE9178"/>
+          <w:sz w:val="21"/>
+          <w:szCs w:val="21"/>
+          <w:lang w:val="en-US" w:eastAsia="ru-RU"/>
+        </w:rPr>
+        <w:t>'</w:t>
+      </w:r>
+      <w:r>
+        <w:rPr>
+          <w:rFonts w:ascii="Consolas" w:eastAsia="Times New Roman" w:hAnsi="Consolas" w:cs="Times New Roman"/>
+          <w:color w:val="CE9178"/>
+          <w:sz w:val="21"/>
+          <w:szCs w:val="21"/>
+          <w:lang w:eastAsia="ru-RU"/>
+        </w:rPr>
+        <w:t>все</w:t>
+      </w:r>
+      <w:r>
+        <w:rPr>
+          <w:rFonts w:ascii="Consolas" w:eastAsia="Times New Roman" w:hAnsi="Consolas" w:cs="Times New Roman"/>
+          <w:color w:val="CE9178"/>
+          <w:sz w:val="21"/>
+          <w:szCs w:val="21"/>
+          <w:lang w:val="en-US" w:eastAsia="ru-RU"/>
+        </w:rPr>
+        <w:t>'</w:t>
+      </w:r>
+      <w:r>
+        <w:rPr>
+          <w:rFonts w:ascii="Consolas" w:eastAsia="Times New Roman" w:hAnsi="Consolas" w:cs="Times New Roman"/>
+          <w:color w:val="CCCCCC"/>
+          <w:sz w:val="21"/>
+          <w:szCs w:val="21"/>
+          <w:lang w:val="en-US" w:eastAsia="ru-RU"/>
+        </w:rPr>
+        <w:t xml:space="preserve">, </w:t>
+      </w:r>
+      <w:r>
+        <w:rPr>
+          <w:rFonts w:ascii="Consolas" w:eastAsia="Times New Roman" w:hAnsi="Consolas" w:cs="Times New Roman"/>
+          <w:color w:val="B5CEA8"/>
+          <w:sz w:val="21"/>
+          <w:szCs w:val="21"/>
+          <w:lang w:val="en-US" w:eastAsia="ru-RU"/>
+        </w:rPr>
+        <w:t>1</w:t>
+      </w:r>
+      <w:r>
+        <w:rPr>
+          <w:rFonts w:ascii="Consolas" w:eastAsia="Times New Roman" w:hAnsi="Consolas" w:cs="Times New Roman"/>
+          <w:color w:val="CCCCCC"/>
+          <w:sz w:val="21"/>
+          <w:szCs w:val="21"/>
+          <w:lang w:val="en-US" w:eastAsia="ru-RU"/>
+        </w:rPr>
+        <w:t xml:space="preserve">, </w:t>
+      </w:r>
+      <w:r>
+        <w:rPr>
+          <w:rFonts w:ascii="Consolas" w:eastAsia="Times New Roman" w:hAnsi="Consolas" w:cs="Times New Roman"/>
+          <w:color w:val="CE9178"/>
+          <w:sz w:val="21"/>
+          <w:szCs w:val="21"/>
+          <w:lang w:val="en-US" w:eastAsia="ru-RU"/>
+        </w:rPr>
+        <w:t>'</w:t>
+      </w:r>
+      <w:r>
+        <w:rPr>
+          <w:rFonts w:ascii="Consolas" w:eastAsia="Times New Roman" w:hAnsi="Consolas" w:cs="Times New Roman"/>
+          <w:color w:val="CE9178"/>
+          <w:sz w:val="21"/>
+          <w:szCs w:val="21"/>
+          <w:lang w:eastAsia="ru-RU"/>
+        </w:rPr>
+        <w:t>отдадут</w:t>
+      </w:r>
+      <w:r>
+        <w:rPr>
+          <w:rFonts w:ascii="Consolas" w:eastAsia="Times New Roman" w:hAnsi="Consolas" w:cs="Times New Roman"/>
+          <w:color w:val="CE9178"/>
+          <w:sz w:val="21"/>
+          <w:szCs w:val="21"/>
+          <w:lang w:val="en-US" w:eastAsia="ru-RU"/>
+        </w:rPr>
+        <w:t xml:space="preserve"> </w:t>
+      </w:r>
+      <w:r>
+        <w:rPr>
+          <w:rFonts w:ascii="Consolas" w:eastAsia="Times New Roman" w:hAnsi="Consolas" w:cs="Times New Roman"/>
+          <w:color w:val="CE9178"/>
+          <w:sz w:val="21"/>
+          <w:szCs w:val="21"/>
+          <w:lang w:eastAsia="ru-RU"/>
+        </w:rPr>
+        <w:t>людям</w:t>
+      </w:r>
+      <w:r>
+        <w:rPr>
+          <w:rFonts w:ascii="Consolas" w:eastAsia="Times New Roman" w:hAnsi="Consolas" w:cs="Times New Roman"/>
+          <w:color w:val="CE9178"/>
+          <w:sz w:val="21"/>
+          <w:szCs w:val="21"/>
+          <w:lang w:val="en-US" w:eastAsia="ru-RU"/>
+        </w:rPr>
+        <w:t>'</w:t>
+      </w:r>
+      <w:r>
+        <w:rPr>
+          <w:rFonts w:ascii="Consolas" w:eastAsia="Times New Roman" w:hAnsi="Consolas" w:cs="Times New Roman"/>
+          <w:color w:val="CCCCCC"/>
+          <w:sz w:val="21"/>
+          <w:szCs w:val="21"/>
+          <w:lang w:val="en-US" w:eastAsia="ru-RU"/>
+        </w:rPr>
+        <w:t xml:space="preserve">, </w:t>
+      </w:r>
+      <w:r>
+        <w:rPr>
+          <w:rFonts w:ascii="Consolas" w:eastAsia="Times New Roman" w:hAnsi="Consolas" w:cs="Times New Roman"/>
+          <w:color w:val="B5CEA8"/>
+          <w:sz w:val="21"/>
+          <w:szCs w:val="21"/>
+          <w:lang w:val="en-US" w:eastAsia="ru-RU"/>
+        </w:rPr>
+        <w:t>1</w:t>
+      </w:r>
+      <w:r>
+        <w:rPr>
+          <w:rFonts w:ascii="Consolas" w:eastAsia="Times New Roman" w:hAnsi="Consolas" w:cs="Times New Roman"/>
+          <w:color w:val="CCCCCC"/>
+          <w:sz w:val="21"/>
+          <w:szCs w:val="21"/>
+          <w:lang w:val="en-US" w:eastAsia="ru-RU"/>
+        </w:rPr>
+        <w:t xml:space="preserve">, </w:t>
+      </w:r>
+      <w:r>
+        <w:rPr>
+          <w:rFonts w:ascii="Consolas" w:eastAsia="Times New Roman" w:hAnsi="Consolas" w:cs="Times New Roman"/>
+          <w:color w:val="B5CEA8"/>
+          <w:sz w:val="21"/>
+          <w:szCs w:val="21"/>
+          <w:lang w:val="en-US" w:eastAsia="ru-RU"/>
+        </w:rPr>
+        <w:t>90</w:t>
+      </w:r>
+      <w:r>
+        <w:rPr>
+          <w:rFonts w:ascii="Consolas" w:eastAsia="Times New Roman" w:hAnsi="Consolas" w:cs="Times New Roman"/>
+          <w:color w:val="CCCCCC"/>
+          <w:sz w:val="21"/>
+          <w:szCs w:val="21"/>
+          <w:lang w:val="en-US" w:eastAsia="ru-RU"/>
+        </w:rPr>
+        <w:t>);</w:t>
+      </w:r>
+    </w:p>
+    <w:p>
+      <w:pPr>
+        <w:shd w:val="clear" w:color="auto" w:fill="1F1F1F"/>
+        <w:suppressAutoHyphens w:val="0"/>
+        <w:spacing w:after="0" w:line="285" w:lineRule="atLeast"/>
+        <w:rPr>
+          <w:rFonts w:ascii="Consolas" w:eastAsia="Times New Roman" w:hAnsi="Consolas" w:cs="Times New Roman"/>
+          <w:color w:val="CCCCCC"/>
+          <w:sz w:val="21"/>
+          <w:szCs w:val="21"/>
+          <w:lang w:val="en-US" w:eastAsia="ru-RU"/>
+        </w:rPr>
+      </w:pPr>
+    </w:p>
+    <w:p>
+      <w:pPr>
+        <w:shd w:val="clear" w:color="auto" w:fill="1F1F1F"/>
+        <w:suppressAutoHyphens w:val="0"/>
+        <w:spacing w:after="0" w:line="285" w:lineRule="atLeast"/>
+        <w:rPr>
+          <w:rFonts w:ascii="Consolas" w:eastAsia="Times New Roman" w:hAnsi="Consolas" w:cs="Times New Roman"/>
+          <w:color w:val="CCCCCC"/>
+          <w:sz w:val="21"/>
+          <w:szCs w:val="21"/>
+          <w:lang w:val="en-US" w:eastAsia="ru-RU"/>
+        </w:rPr>
+      </w:pPr>
+      <w:r>
+        <w:rPr>
+          <w:rFonts w:ascii="Consolas" w:eastAsia="Times New Roman" w:hAnsi="Consolas" w:cs="Times New Roman"/>
+          <w:color w:val="569CD6"/>
+          <w:sz w:val="21"/>
+          <w:szCs w:val="21"/>
+          <w:lang w:val="en-US" w:eastAsia="ru-RU"/>
+        </w:rPr>
+        <w:t>SET</w:t>
+      </w:r>
+      <w:r>
+        <w:rPr>
+          <w:rFonts w:ascii="Consolas" w:eastAsia="Times New Roman" w:hAnsi="Consolas" w:cs="Times New Roman"/>
+          <w:color w:val="CCCCCC"/>
+          <w:sz w:val="21"/>
+          <w:szCs w:val="21"/>
+          <w:lang w:val="en-US" w:eastAsia="ru-RU"/>
+        </w:rPr>
+        <w:t xml:space="preserve"> CONSTRAINTS ALL </w:t>
+      </w:r>
+      <w:r>
+        <w:rPr>
+          <w:rFonts w:ascii="Consolas" w:eastAsia="Times New Roman" w:hAnsi="Consolas" w:cs="Times New Roman"/>
+          <w:color w:val="569CD6"/>
+          <w:sz w:val="21"/>
+          <w:szCs w:val="21"/>
+          <w:lang w:val="en-US" w:eastAsia="ru-RU"/>
+        </w:rPr>
+        <w:t>IMMEDIATE</w:t>
+      </w:r>
+      <w:r>
+        <w:rPr>
+          <w:rFonts w:ascii="Consolas" w:eastAsia="Times New Roman" w:hAnsi="Consolas" w:cs="Times New Roman"/>
+          <w:color w:val="CCCCCC"/>
+          <w:sz w:val="21"/>
+          <w:szCs w:val="21"/>
+          <w:lang w:val="en-US" w:eastAsia="ru-RU"/>
+        </w:rPr>
+        <w:t>;</w:t>
+      </w:r>
+    </w:p>
+    <w:p>
+      <w:pPr>
+        <w:shd w:val="clear" w:color="auto" w:fill="1F1F1F"/>
+        <w:suppressAutoHyphens w:val="0"/>
+        <w:spacing w:after="0" w:line="285" w:lineRule="atLeast"/>
+        <w:rPr>
+          <w:rFonts w:ascii="Consolas" w:eastAsia="Times New Roman" w:hAnsi="Consolas" w:cs="Times New Roman"/>
+          <w:color w:val="CCCCCC"/>
+          <w:sz w:val="21"/>
+          <w:szCs w:val="21"/>
+          <w:lang w:eastAsia="ru-RU"/>
+        </w:rPr>
+      </w:pPr>
+      <w:r>
+        <w:rPr>
+          <w:rFonts w:ascii="Consolas" w:eastAsia="Times New Roman" w:hAnsi="Consolas" w:cs="Times New Roman"/>
+          <w:color w:val="569CD6"/>
+          <w:sz w:val="21"/>
+          <w:szCs w:val="21"/>
+          <w:lang w:eastAsia="ru-RU"/>
+        </w:rPr>
+        <w:t>COMMIT</w:t>
+      </w:r>
+      <w:r>
+        <w:rPr>
+          <w:rFonts w:ascii="Consolas" w:eastAsia="Times New Roman" w:hAnsi="Consolas" w:cs="Times New Roman"/>
+          <w:color w:val="CCCCCC"/>
+          <w:sz w:val="21"/>
+          <w:szCs w:val="21"/>
+          <w:lang w:eastAsia="ru-RU"/>
+        </w:rPr>
+        <w:t>;</w:t>
+      </w:r>
+    </w:p>
+    <w:p>
+      <w:pPr>
+        <w:pStyle w:val="af2"/>
+        <w:spacing w:line="259" w:lineRule="auto"/>
+        <w:rPr>
+          <w:rFonts w:ascii="Arial" w:eastAsia="Times New Roman" w:hAnsi="Arial" w:cs="Times New Roman"/>
+          <w:b/>
+          <w:color w:val="000000" w:themeColor="text1"/>
+          <w:sz w:val="32"/>
+          <w:szCs w:val="32"/>
+          <w:lang w:val="en-US" w:eastAsia="ru-RU"/>
+        </w:rPr>
+      </w:pPr>
+    </w:p>
+    <w:p>
+      <w:pPr>
+        <w:pStyle w:val="af2"/>
+        <w:spacing w:line="259" w:lineRule="auto"/>
+        <w:rPr>
+          <w:rFonts w:ascii="Arial" w:eastAsia="Times New Roman" w:hAnsi="Arial" w:cs="Times New Roman"/>
+          <w:b/>
+          <w:color w:val="000000" w:themeColor="text1"/>
+          <w:sz w:val="32"/>
+          <w:szCs w:val="32"/>
+          <w:lang w:eastAsia="ru-RU"/>
+        </w:rPr>
       </w:pPr>
     </w:p>
     <w:p>
@@ -901,7 +7689,6 @@
           <w:lang w:eastAsia="ru-RU"/>
         </w:rPr>
         <w:tab/>
-        <w:t xml:space="preserve">Выполнив эту лабораторную работу я изучил основы линукса, изучив базовые команды. Узнал как устроенна файловая система </w:t>
       </w:r>
       <w:r>
         <w:rPr>
@@ -910,9 +7697,9 @@
           <w:color w:val="000000" w:themeColor="text1"/>
           <w:sz w:val="24"/>
           <w:szCs w:val="20"/>
-          <w:lang w:val="en-US" w:eastAsia="ru-RU"/>
-        </w:rPr>
-        <w:t>Unix</w:t>
+          <w:lang w:eastAsia="ru-RU"/>
+        </w:rPr>
+        <w:t xml:space="preserve">При выполнении лабораторной работы я познакомился с принципом проектирования </w:t>
       </w:r>
       <w:r>
         <w:rPr>
@@ -923,7 +7710,7 @@
           <w:szCs w:val="20"/>
           <w:lang w:eastAsia="ru-RU"/>
         </w:rPr>
-        <w:t xml:space="preserve">, как создовать файлы и дериктории, работать с путями и ссылками, как устроенны потоки ввода и вывода, также научился работать непосредственно с самими файлами и настраивать права доступа. Вычислил ошибки в правах и смог их исправить чтобы выполнить необходимые </w:t>
+        <w:t>“</w:t>
       </w:r>
       <w:r>
         <w:rPr>
@@ -932,10 +7719,9 @@
           <w:color w:val="000000" w:themeColor="text1"/>
           <w:sz w:val="24"/>
           <w:szCs w:val="20"/>
-          <w:lang w:eastAsia="ru-RU"/>
-        </w:rPr>
-        <w:lastRenderedPageBreak/>
-        <w:t xml:space="preserve">задания. По итогу выполнения научился писать </w:t>
+          <w:lang w:val="en-US" w:eastAsia="ru-RU"/>
+        </w:rPr>
+        <w:t>Top</w:t>
       </w:r>
       <w:r>
         <w:rPr>
@@ -944,9 +7730,9 @@
           <w:color w:val="000000" w:themeColor="text1"/>
           <w:sz w:val="24"/>
           <w:szCs w:val="20"/>
-          <w:lang w:val="en-US" w:eastAsia="ru-RU"/>
-        </w:rPr>
-        <w:t>bash</w:t>
+          <w:lang w:eastAsia="ru-RU"/>
+        </w:rPr>
+        <w:t>-</w:t>
       </w:r>
       <w:r>
         <w:rPr>
@@ -955,9 +7741,9 @@
           <w:color w:val="000000" w:themeColor="text1"/>
           <w:sz w:val="24"/>
           <w:szCs w:val="20"/>
-          <w:lang w:eastAsia="ru-RU"/>
-        </w:rPr>
-        <w:t xml:space="preserve"> </w:t>
+          <w:lang w:val="en-US" w:eastAsia="ru-RU"/>
+        </w:rPr>
+        <w:t>Down</w:t>
       </w:r>
       <w:r>
         <w:rPr>
@@ -966,9 +7752,9 @@
           <w:color w:val="000000" w:themeColor="text1"/>
           <w:sz w:val="24"/>
           <w:szCs w:val="20"/>
-          <w:lang w:val="en-US" w:eastAsia="ru-RU"/>
-        </w:rPr>
-        <w:t>script</w:t>
+          <w:lang w:eastAsia="ru-RU"/>
+        </w:rPr>
+        <w:t>”</w:t>
       </w:r>
       <w:r>
         <w:rPr>
@@ -979,16 +7765,35 @@
           <w:szCs w:val="20"/>
           <w:lang w:eastAsia="ru-RU"/>
         </w:rPr>
-        <w:t xml:space="preserve"> который автоматизирует процес выполнения.</w:t>
+        <w:t xml:space="preserve">, научился составлять инфологическую и даталогическую модель сущностей, по которым реализовал базу данных с помощью </w:t>
+      </w:r>
+      <w:r>
+        <w:rPr>
+          <w:rFonts w:ascii="Arial" w:eastAsia="Times New Roman" w:hAnsi="Arial" w:cs="Times New Roman"/>
+          <w:b/>
+          <w:color w:val="000000" w:themeColor="text1"/>
+          <w:sz w:val="24"/>
+          <w:szCs w:val="20"/>
+          <w:lang w:val="en-US" w:eastAsia="ru-RU"/>
+        </w:rPr>
+        <w:t>SQL</w:t>
+      </w:r>
+      <w:r>
+        <w:rPr>
+          <w:rFonts w:ascii="Arial" w:eastAsia="Times New Roman" w:hAnsi="Arial" w:cs="Times New Roman"/>
+          <w:b/>
+          <w:color w:val="000000" w:themeColor="text1"/>
+          <w:sz w:val="24"/>
+          <w:szCs w:val="20"/>
+          <w:lang w:eastAsia="ru-RU"/>
+        </w:rPr>
+        <w:t>.</w:t>
       </w:r>
     </w:p>
     <w:sectPr>
-      <w:headerReference w:type="even" r:id="rId8"/>
-      <w:headerReference w:type="default" r:id="rId9"/>
-      <w:footerReference w:type="even" r:id="rId10"/>
-      <w:footerReference w:type="default" r:id="rId11"/>
-      <w:headerReference w:type="first" r:id="rId12"/>
-      <w:footerReference w:type="first" r:id="rId13"/>
+      <w:footerReference w:type="default" r:id="rId10"/>
+      <w:headerReference w:type="first" r:id="rId11"/>
+      <w:footerReference w:type="first" r:id="rId12"/>
       <w:pgSz w:w="11906" w:h="16838"/>
       <w:pgMar w:top="709" w:right="566" w:bottom="624" w:left="426" w:header="624" w:footer="567" w:gutter="0"/>
       <w:pgNumType w:start="1"/>
@@ -1027,16 +7832,6 @@
 </file>
 
 <file path=word/footer1.xml><?xml version="1.0" encoding="utf-8"?>
-<w:ftr xmlns:wpc="http://schemas.microsoft.com/office/word/2010/wordprocessingCanvas" xmlns:cx="http://schemas.microsoft.com/office/drawing/2014/chartex" xmlns:cx1="http://schemas.microsoft.com/office/drawing/2015/9/8/chartex" xmlns:cx2="http://schemas.microsoft.com/office/drawing/2015/10/21/chartex" xmlns:cx3="http://schemas.microsoft.com/office/drawing/2016/5/9/chartex" xmlns:cx4="http://schemas.microsoft.com/office/drawing/2016/5/10/chartex" xmlns:cx5="http://schemas.microsoft.com/office/drawing/2016/5/11/chartex" xmlns:cx6="http://schemas.microsoft.com/office/drawing/2016/5/12/chartex" xmlns:cx7="http://schemas.microsoft.com/office/drawing/2016/5/13/chartex" xmlns:cx8="http://schemas.microsoft.com/office/drawing/2016/5/14/chartex" xmlns:mc="http://schemas.openxmlformats.org/markup-compatibility/2006" xmlns:aink="http://schemas.microsoft.com/office/drawing/2016/ink" xmlns:am3d="http://schemas.microsoft.com/office/drawing/2017/model3d" xmlns:o="urn:schemas-microsoft-com:office:office" xmlns:r="http://schemas.openxmlformats.org/officeDocument/2006/relationships" xmlns:m="http://schemas.openxmlformats.org/officeDocument/2006/math" xmlns:v="urn:schemas-microsoft-com:vml" xmlns:wp14="http://schemas.microsoft.com/office/word/2010/wordprocessingDrawing" xmlns:wp="http://schemas.openxmlformats.org/drawingml/2006/wordprocessingDrawing" xmlns:w10="urn:schemas-microsoft-com:office:word" xmlns:w="http://schemas.openxmlformats.org/wordprocessingml/2006/main" xmlns:w14="http://schemas.microsoft.com/office/word/2010/wordml" xmlns:w15="http://schemas.microsoft.com/office/word/2012/wordml" xmlns:w16cex="http://schemas.microsoft.com/office/word/2018/wordml/cex" xmlns:w16cid="http://schemas.microsoft.com/office/word/2016/wordml/cid" xmlns:w16="http://schemas.microsoft.com/office/word/2018/wordml" xmlns:w16sdtdh="http://schemas.microsoft.com/office/word/2020/wordml/sdtdatahash" xmlns:w16se="http://schemas.microsoft.com/office/word/2015/wordml/symex" xmlns:wpg="http://schemas.microsoft.com/office/word/2010/wordprocessingGroup" xmlns:wpi="http://schemas.microsoft.com/office/word/2010/wordprocessingInk" xmlns:wne="http://schemas.microsoft.com/office/word/2006/wordml" xmlns:wps="http://schemas.microsoft.com/office/word/2010/wordprocessingShape" mc:Ignorable="w14 w15 w16se w16cid w16 w16cex w16sdtdh wp14">
-  <w:p>
-    <w:pPr>
-      <w:pStyle w:val="a7"/>
-    </w:pPr>
-  </w:p>
-</w:ftr>
-</file>
-
-<file path=word/footer2.xml><?xml version="1.0" encoding="utf-8"?>
 <w:ftr xmlns:wpc="http://schemas.microsoft.com/office/word/2010/wordprocessingCanvas" xmlns:cx="http://schemas.microsoft.com/office/drawing/2014/chartex" xmlns:cx1="http://schemas.microsoft.com/office/drawing/2015/9/8/chartex" xmlns:cx2="http://schemas.microsoft.com/office/drawing/2015/10/21/chartex" xmlns:cx3="http://schemas.microsoft.com/office/drawing/2016/5/9/chartex" xmlns:cx4="http://schemas.microsoft.com/office/drawing/2016/5/10/chartex" xmlns:cx5="http://schemas.microsoft.com/office/drawing/2016/5/11/chartex" xmlns:cx6="http://schemas.microsoft.com/office/drawing/2016/5/12/chartex" xmlns:cx7="http://schemas.microsoft.com/office/drawing/2016/5/13/chartex" xmlns:cx8="http://schemas.microsoft.com/office/drawing/2016/5/14/chartex" xmlns:mc="http://schemas.openxmlformats.org/markup-compatibility/2006" xmlns:aink="http://schemas.microsoft.com/office/drawing/2016/ink" xmlns:am3d="http://schemas.microsoft.com/office/drawing/2017/model3d" xmlns:o="urn:schemas-microsoft-com:office:office" xmlns:r="http://schemas.openxmlformats.org/officeDocument/2006/relationships" xmlns:m="http://schemas.openxmlformats.org/officeDocument/2006/math" xmlns:v="urn:schemas-microsoft-com:vml" xmlns:wp14="http://schemas.microsoft.com/office/word/2010/wordprocessingDrawing" xmlns:wp="http://schemas.openxmlformats.org/drawingml/2006/wordprocessingDrawing" xmlns:w10="urn:schemas-microsoft-com:office:word" xmlns:w="http://schemas.openxmlformats.org/wordprocessingml/2006/main" xmlns:w14="http://schemas.microsoft.com/office/word/2010/wordml" xmlns:w15="http://schemas.microsoft.com/office/word/2012/wordml" xmlns:w16cex="http://schemas.microsoft.com/office/word/2018/wordml/cex" xmlns:w16cid="http://schemas.microsoft.com/office/word/2016/wordml/cid" xmlns:w16="http://schemas.microsoft.com/office/word/2018/wordml" xmlns:w16sdtdh="http://schemas.microsoft.com/office/word/2020/wordml/sdtdatahash" xmlns:w16se="http://schemas.microsoft.com/office/word/2015/wordml/symex" xmlns:wpg="http://schemas.microsoft.com/office/word/2010/wordprocessingGroup" xmlns:wpi="http://schemas.microsoft.com/office/word/2010/wordprocessingInk" xmlns:wne="http://schemas.microsoft.com/office/word/2006/wordml" xmlns:wps="http://schemas.microsoft.com/office/word/2010/wordprocessingShape" mc:Ignorable="w14 w15 w16se w16cid w16 w16cex w16sdtdh wp14">
   <w:p>
     <w:pPr>
@@ -1067,7 +7862,7 @@
 </w:ftr>
 </file>
 
-<file path=word/footer3.xml><?xml version="1.0" encoding="utf-8"?>
+<file path=word/footer2.xml><?xml version="1.0" encoding="utf-8"?>
 <w:ftr xmlns:wpc="http://schemas.microsoft.com/office/word/2010/wordprocessingCanvas" xmlns:cx="http://schemas.microsoft.com/office/drawing/2014/chartex" xmlns:cx1="http://schemas.microsoft.com/office/drawing/2015/9/8/chartex" xmlns:cx2="http://schemas.microsoft.com/office/drawing/2015/10/21/chartex" xmlns:cx3="http://schemas.microsoft.com/office/drawing/2016/5/9/chartex" xmlns:cx4="http://schemas.microsoft.com/office/drawing/2016/5/10/chartex" xmlns:cx5="http://schemas.microsoft.com/office/drawing/2016/5/11/chartex" xmlns:cx6="http://schemas.microsoft.com/office/drawing/2016/5/12/chartex" xmlns:cx7="http://schemas.microsoft.com/office/drawing/2016/5/13/chartex" xmlns:cx8="http://schemas.microsoft.com/office/drawing/2016/5/14/chartex" xmlns:mc="http://schemas.openxmlformats.org/markup-compatibility/2006" xmlns:aink="http://schemas.microsoft.com/office/drawing/2016/ink" xmlns:am3d="http://schemas.microsoft.com/office/drawing/2017/model3d" xmlns:o="urn:schemas-microsoft-com:office:office" xmlns:r="http://schemas.openxmlformats.org/officeDocument/2006/relationships" xmlns:m="http://schemas.openxmlformats.org/officeDocument/2006/math" xmlns:v="urn:schemas-microsoft-com:vml" xmlns:wp14="http://schemas.microsoft.com/office/word/2010/wordprocessingDrawing" xmlns:wp="http://schemas.openxmlformats.org/drawingml/2006/wordprocessingDrawing" xmlns:w10="urn:schemas-microsoft-com:office:word" xmlns:w="http://schemas.openxmlformats.org/wordprocessingml/2006/main" xmlns:w14="http://schemas.microsoft.com/office/word/2010/wordml" xmlns:w15="http://schemas.microsoft.com/office/word/2012/wordml" xmlns:w16cex="http://schemas.microsoft.com/office/word/2018/wordml/cex" xmlns:w16cid="http://schemas.microsoft.com/office/word/2016/wordml/cid" xmlns:w16="http://schemas.microsoft.com/office/word/2018/wordml" xmlns:w16sdtdh="http://schemas.microsoft.com/office/word/2020/wordml/sdtdatahash" xmlns:w16se="http://schemas.microsoft.com/office/word/2015/wordml/symex" xmlns:wpg="http://schemas.microsoft.com/office/word/2010/wordprocessingGroup" xmlns:wpi="http://schemas.microsoft.com/office/word/2010/wordprocessingInk" xmlns:wne="http://schemas.microsoft.com/office/word/2006/wordml" xmlns:wps="http://schemas.microsoft.com/office/word/2010/wordprocessingShape" mc:Ignorable="w14 w15 w16se w16cid w16 w16cex w16sdtdh wp14">
   <w:p>
     <w:pPr>
@@ -1108,7 +7903,16 @@
         <w:sz w:val="28"/>
         <w:szCs w:val="28"/>
       </w:rPr>
-      <w:t>2025</w:t>
+      <w:t>202</w:t>
+    </w:r>
+    <w:r>
+      <w:rPr>
+        <w:b/>
+        <w:bCs/>
+        <w:sz w:val="28"/>
+        <w:szCs w:val="28"/>
+      </w:rPr>
+      <w:t>6</w:t>
     </w:r>
   </w:p>
   <w:p>
@@ -1152,26 +7956,6 @@
 </file>
 
 <file path=word/header1.xml><?xml version="1.0" encoding="utf-8"?>
-<w:hdr xmlns:wpc="http://schemas.microsoft.com/office/word/2010/wordprocessingCanvas" xmlns:cx="http://schemas.microsoft.com/office/drawing/2014/chartex" xmlns:cx1="http://schemas.microsoft.com/office/drawing/2015/9/8/chartex" xmlns:cx2="http://schemas.microsoft.com/office/drawing/2015/10/21/chartex" xmlns:cx3="http://schemas.microsoft.com/office/drawing/2016/5/9/chartex" xmlns:cx4="http://schemas.microsoft.com/office/drawing/2016/5/10/chartex" xmlns:cx5="http://schemas.microsoft.com/office/drawing/2016/5/11/chartex" xmlns:cx6="http://schemas.microsoft.com/office/drawing/2016/5/12/chartex" xmlns:cx7="http://schemas.microsoft.com/office/drawing/2016/5/13/chartex" xmlns:cx8="http://schemas.microsoft.com/office/drawing/2016/5/14/chartex" xmlns:mc="http://schemas.openxmlformats.org/markup-compatibility/2006" xmlns:aink="http://schemas.microsoft.com/office/drawing/2016/ink" xmlns:am3d="http://schemas.microsoft.com/office/drawing/2017/model3d" xmlns:o="urn:schemas-microsoft-com:office:office" xmlns:r="http://schemas.openxmlformats.org/officeDocument/2006/relationships" xmlns:m="http://schemas.openxmlformats.org/officeDocument/2006/math" xmlns:v="urn:schemas-microsoft-com:vml" xmlns:wp14="http://schemas.microsoft.com/office/word/2010/wordprocessingDrawing" xmlns:wp="http://schemas.openxmlformats.org/drawingml/2006/wordprocessingDrawing" xmlns:w10="urn:schemas-microsoft-com:office:word" xmlns:w="http://schemas.openxmlformats.org/wordprocessingml/2006/main" xmlns:w14="http://schemas.microsoft.com/office/word/2010/wordml" xmlns:w15="http://schemas.microsoft.com/office/word/2012/wordml" xmlns:w16cex="http://schemas.microsoft.com/office/word/2018/wordml/cex" xmlns:w16cid="http://schemas.microsoft.com/office/word/2016/wordml/cid" xmlns:w16="http://schemas.microsoft.com/office/word/2018/wordml" xmlns:w16sdtdh="http://schemas.microsoft.com/office/word/2020/wordml/sdtdatahash" xmlns:w16se="http://schemas.microsoft.com/office/word/2015/wordml/symex" xmlns:wpg="http://schemas.microsoft.com/office/word/2010/wordprocessingGroup" xmlns:wpi="http://schemas.microsoft.com/office/word/2010/wordprocessingInk" xmlns:wne="http://schemas.microsoft.com/office/word/2006/wordml" xmlns:wps="http://schemas.microsoft.com/office/word/2010/wordprocessingShape" mc:Ignorable="w14 w15 w16se w16cid w16 w16cex w16sdtdh wp14">
-  <w:p>
-    <w:pPr>
-      <w:pStyle w:val="a5"/>
-    </w:pPr>
-  </w:p>
-</w:hdr>
-</file>
-
-<file path=word/header2.xml><?xml version="1.0" encoding="utf-8"?>
-<w:hdr xmlns:wpc="http://schemas.microsoft.com/office/word/2010/wordprocessingCanvas" xmlns:cx="http://schemas.microsoft.com/office/drawing/2014/chartex" xmlns:cx1="http://schemas.microsoft.com/office/drawing/2015/9/8/chartex" xmlns:cx2="http://schemas.microsoft.com/office/drawing/2015/10/21/chartex" xmlns:cx3="http://schemas.microsoft.com/office/drawing/2016/5/9/chartex" xmlns:cx4="http://schemas.microsoft.com/office/drawing/2016/5/10/chartex" xmlns:cx5="http://schemas.microsoft.com/office/drawing/2016/5/11/chartex" xmlns:cx6="http://schemas.microsoft.com/office/drawing/2016/5/12/chartex" xmlns:cx7="http://schemas.microsoft.com/office/drawing/2016/5/13/chartex" xmlns:cx8="http://schemas.microsoft.com/office/drawing/2016/5/14/chartex" xmlns:mc="http://schemas.openxmlformats.org/markup-compatibility/2006" xmlns:aink="http://schemas.microsoft.com/office/drawing/2016/ink" xmlns:am3d="http://schemas.microsoft.com/office/drawing/2017/model3d" xmlns:o="urn:schemas-microsoft-com:office:office" xmlns:r="http://schemas.openxmlformats.org/officeDocument/2006/relationships" xmlns:m="http://schemas.openxmlformats.org/officeDocument/2006/math" xmlns:v="urn:schemas-microsoft-com:vml" xmlns:wp14="http://schemas.microsoft.com/office/word/2010/wordprocessingDrawing" xmlns:wp="http://schemas.openxmlformats.org/drawingml/2006/wordprocessingDrawing" xmlns:w10="urn:schemas-microsoft-com:office:word" xmlns:w="http://schemas.openxmlformats.org/wordprocessingml/2006/main" xmlns:w14="http://schemas.microsoft.com/office/word/2010/wordml" xmlns:w15="http://schemas.microsoft.com/office/word/2012/wordml" xmlns:w16cex="http://schemas.microsoft.com/office/word/2018/wordml/cex" xmlns:w16cid="http://schemas.microsoft.com/office/word/2016/wordml/cid" xmlns:w16="http://schemas.microsoft.com/office/word/2018/wordml" xmlns:w16sdtdh="http://schemas.microsoft.com/office/word/2020/wordml/sdtdatahash" xmlns:w16se="http://schemas.microsoft.com/office/word/2015/wordml/symex" xmlns:wpg="http://schemas.microsoft.com/office/word/2010/wordprocessingGroup" xmlns:wpi="http://schemas.microsoft.com/office/word/2010/wordprocessingInk" xmlns:wne="http://schemas.microsoft.com/office/word/2006/wordml" xmlns:wps="http://schemas.microsoft.com/office/word/2010/wordprocessingShape" mc:Ignorable="w14 w15 w16se w16cid w16 w16cex w16sdtdh wp14">
-  <w:p>
-    <w:pPr>
-      <w:pStyle w:val="a5"/>
-    </w:pPr>
-  </w:p>
-</w:hdr>
-</file>
-
-<file path=word/header3.xml><?xml version="1.0" encoding="utf-8"?>
 <w:hdr xmlns:wpc="http://schemas.microsoft.com/office/word/2010/wordprocessingCanvas" xmlns:cx="http://schemas.microsoft.com/office/drawing/2014/chartex" xmlns:cx1="http://schemas.microsoft.com/office/drawing/2015/9/8/chartex" xmlns:cx2="http://schemas.microsoft.com/office/drawing/2015/10/21/chartex" xmlns:cx3="http://schemas.microsoft.com/office/drawing/2016/5/9/chartex" xmlns:cx4="http://schemas.microsoft.com/office/drawing/2016/5/10/chartex" xmlns:cx5="http://schemas.microsoft.com/office/drawing/2016/5/11/chartex" xmlns:cx6="http://schemas.microsoft.com/office/drawing/2016/5/12/chartex" xmlns:cx7="http://schemas.microsoft.com/office/drawing/2016/5/13/chartex" xmlns:cx8="http://schemas.microsoft.com/office/drawing/2016/5/14/chartex" xmlns:mc="http://schemas.openxmlformats.org/markup-compatibility/2006" xmlns:aink="http://schemas.microsoft.com/office/drawing/2016/ink" xmlns:am3d="http://schemas.microsoft.com/office/drawing/2017/model3d" xmlns:o="urn:schemas-microsoft-com:office:office" xmlns:r="http://schemas.openxmlformats.org/officeDocument/2006/relationships" xmlns:m="http://schemas.openxmlformats.org/officeDocument/2006/math" xmlns:v="urn:schemas-microsoft-com:vml" xmlns:wp14="http://schemas.microsoft.com/office/word/2010/wordprocessingDrawing" xmlns:wp="http://schemas.openxmlformats.org/drawingml/2006/wordprocessingDrawing" xmlns:w10="urn:schemas-microsoft-com:office:word" xmlns:w="http://schemas.openxmlformats.org/wordprocessingml/2006/main" xmlns:w14="http://schemas.microsoft.com/office/word/2010/wordml" xmlns:w15="http://schemas.microsoft.com/office/word/2012/wordml" xmlns:w16cex="http://schemas.microsoft.com/office/word/2018/wordml/cex" xmlns:w16cid="http://schemas.microsoft.com/office/word/2016/wordml/cid" xmlns:w16="http://schemas.microsoft.com/office/word/2018/wordml" xmlns:w16sdtdh="http://schemas.microsoft.com/office/word/2020/wordml/sdtdatahash" xmlns:w16se="http://schemas.microsoft.com/office/word/2015/wordml/symex" xmlns:wpg="http://schemas.microsoft.com/office/word/2010/wordprocessingGroup" xmlns:wpi="http://schemas.microsoft.com/office/word/2010/wordprocessingInk" xmlns:wne="http://schemas.microsoft.com/office/word/2006/wordml" xmlns:wps="http://schemas.microsoft.com/office/word/2010/wordprocessingShape" mc:Ignorable="w14 w15 w16se w16cid w16 w16cex w16sdtdh wp14">
   <w:p>
     <w:pPr>

--- a/DataBases/lab1/Лабораторная работа 1. Кучерявый Игорь.docx
+++ b/DataBases/lab1/Лабораторная работа 1. Кучерявый Игорь.docx
@@ -1431,6 +1431,26 @@
           <w:szCs w:val="21"/>
           <w:lang w:val="en-US" w:eastAsia="ru-RU"/>
         </w:rPr>
+        <w:t xml:space="preserve"> </w:t>
+      </w:r>
+      <w:r>
+        <w:rPr>
+          <w:rFonts w:ascii="Consolas" w:eastAsia="Times New Roman" w:hAnsi="Consolas" w:cs="Times New Roman"/>
+          <w:color w:val="569CD6"/>
+          <w:sz w:val="21"/>
+          <w:szCs w:val="21"/>
+          <w:lang w:val="en-US" w:eastAsia="ru-RU"/>
+        </w:rPr>
+        <w:t>NOT NULL</w:t>
+      </w:r>
+      <w:r>
+        <w:rPr>
+          <w:rFonts w:ascii="Consolas" w:eastAsia="Times New Roman" w:hAnsi="Consolas" w:cs="Times New Roman"/>
+          <w:color w:val="CCCCCC"/>
+          <w:sz w:val="21"/>
+          <w:szCs w:val="21"/>
+          <w:lang w:val="en-US" w:eastAsia="ru-RU"/>
+        </w:rPr>
         <w:t>,</w:t>
       </w:r>
     </w:p>
@@ -1495,6 +1515,26 @@
           <w:szCs w:val="21"/>
           <w:lang w:val="en-US" w:eastAsia="ru-RU"/>
         </w:rPr>
+        <w:t xml:space="preserve"> </w:t>
+      </w:r>
+      <w:r>
+        <w:rPr>
+          <w:rFonts w:ascii="Consolas" w:eastAsia="Times New Roman" w:hAnsi="Consolas" w:cs="Times New Roman"/>
+          <w:color w:val="569CD6"/>
+          <w:sz w:val="21"/>
+          <w:szCs w:val="21"/>
+          <w:lang w:val="en-US" w:eastAsia="ru-RU"/>
+        </w:rPr>
+        <w:t>NOT NULL</w:t>
+      </w:r>
+      <w:r>
+        <w:rPr>
+          <w:rFonts w:ascii="Consolas" w:eastAsia="Times New Roman" w:hAnsi="Consolas" w:cs="Times New Roman"/>
+          <w:color w:val="CCCCCC"/>
+          <w:sz w:val="21"/>
+          <w:szCs w:val="21"/>
+          <w:lang w:val="en-US" w:eastAsia="ru-RU"/>
+        </w:rPr>
         <w:t>,</w:t>
       </w:r>
     </w:p>
@@ -1937,7 +1977,27 @@
           <w:szCs w:val="21"/>
           <w:lang w:val="en-US" w:eastAsia="ru-RU"/>
         </w:rPr>
-        <w:t>,</w:t>
+        <w:t xml:space="preserve"> </w:t>
+      </w:r>
+      <w:r>
+        <w:rPr>
+          <w:rFonts w:ascii="Consolas" w:eastAsia="Times New Roman" w:hAnsi="Consolas" w:cs="Times New Roman"/>
+          <w:color w:val="569CD6"/>
+          <w:sz w:val="21"/>
+          <w:szCs w:val="21"/>
+          <w:lang w:val="en-US" w:eastAsia="ru-RU"/>
+        </w:rPr>
+        <w:t>NOT NULL</w:t>
+      </w:r>
+      <w:r>
+        <w:rPr>
+          <w:rFonts w:ascii="Consolas" w:eastAsia="Times New Roman" w:hAnsi="Consolas" w:cs="Times New Roman"/>
+          <w:color w:val="CCCCCC"/>
+          <w:sz w:val="21"/>
+          <w:szCs w:val="21"/>
+          <w:lang w:val="en-US" w:eastAsia="ru-RU"/>
+        </w:rPr>
+        <w:t xml:space="preserve">, </w:t>
       </w:r>
     </w:p>
     <w:p>
@@ -2001,6 +2061,26 @@
           <w:szCs w:val="21"/>
           <w:lang w:val="en-US" w:eastAsia="ru-RU"/>
         </w:rPr>
+        <w:t xml:space="preserve"> </w:t>
+      </w:r>
+      <w:r>
+        <w:rPr>
+          <w:rFonts w:ascii="Consolas" w:eastAsia="Times New Roman" w:hAnsi="Consolas" w:cs="Times New Roman"/>
+          <w:color w:val="569CD6"/>
+          <w:sz w:val="21"/>
+          <w:szCs w:val="21"/>
+          <w:lang w:val="en-US" w:eastAsia="ru-RU"/>
+        </w:rPr>
+        <w:t>NOT NULL</w:t>
+      </w:r>
+      <w:r>
+        <w:rPr>
+          <w:rFonts w:ascii="Consolas" w:eastAsia="Times New Roman" w:hAnsi="Consolas" w:cs="Times New Roman"/>
+          <w:color w:val="CCCCCC"/>
+          <w:sz w:val="21"/>
+          <w:szCs w:val="21"/>
+          <w:lang w:val="en-US" w:eastAsia="ru-RU"/>
+        </w:rPr>
         <w:t>,</w:t>
       </w:r>
     </w:p>
@@ -2443,6 +2523,26 @@
           <w:szCs w:val="21"/>
           <w:lang w:val="en-US" w:eastAsia="ru-RU"/>
         </w:rPr>
+        <w:t xml:space="preserve"> </w:t>
+      </w:r>
+      <w:r>
+        <w:rPr>
+          <w:rFonts w:ascii="Consolas" w:eastAsia="Times New Roman" w:hAnsi="Consolas" w:cs="Times New Roman"/>
+          <w:color w:val="569CD6"/>
+          <w:sz w:val="21"/>
+          <w:szCs w:val="21"/>
+          <w:lang w:val="en-US" w:eastAsia="ru-RU"/>
+        </w:rPr>
+        <w:t>NOT NULL</w:t>
+      </w:r>
+      <w:r>
+        <w:rPr>
+          <w:rFonts w:ascii="Consolas" w:eastAsia="Times New Roman" w:hAnsi="Consolas" w:cs="Times New Roman"/>
+          <w:color w:val="CCCCCC"/>
+          <w:sz w:val="21"/>
+          <w:szCs w:val="21"/>
+          <w:lang w:val="en-US" w:eastAsia="ru-RU"/>
+        </w:rPr>
         <w:t>,</w:t>
       </w:r>
     </w:p>
@@ -3175,6 +3275,26 @@
           <w:szCs w:val="21"/>
           <w:lang w:val="en-US" w:eastAsia="ru-RU"/>
         </w:rPr>
+        <w:t xml:space="preserve"> </w:t>
+      </w:r>
+      <w:r>
+        <w:rPr>
+          <w:rFonts w:ascii="Consolas" w:eastAsia="Times New Roman" w:hAnsi="Consolas" w:cs="Times New Roman"/>
+          <w:color w:val="569CD6"/>
+          <w:sz w:val="21"/>
+          <w:szCs w:val="21"/>
+          <w:lang w:val="en-US" w:eastAsia="ru-RU"/>
+        </w:rPr>
+        <w:t>NOT NULL</w:t>
+      </w:r>
+      <w:r>
+        <w:rPr>
+          <w:rFonts w:ascii="Consolas" w:eastAsia="Times New Roman" w:hAnsi="Consolas" w:cs="Times New Roman"/>
+          <w:color w:val="CCCCCC"/>
+          <w:sz w:val="21"/>
+          <w:szCs w:val="21"/>
+          <w:lang w:val="en-US" w:eastAsia="ru-RU"/>
+        </w:rPr>
         <w:t>,</w:t>
       </w:r>
     </w:p>
@@ -3323,6 +3443,26 @@
           <w:szCs w:val="21"/>
           <w:lang w:val="en-US" w:eastAsia="ru-RU"/>
         </w:rPr>
+        <w:t xml:space="preserve"> </w:t>
+      </w:r>
+      <w:r>
+        <w:rPr>
+          <w:rFonts w:ascii="Consolas" w:eastAsia="Times New Roman" w:hAnsi="Consolas" w:cs="Times New Roman"/>
+          <w:color w:val="569CD6"/>
+          <w:sz w:val="21"/>
+          <w:szCs w:val="21"/>
+          <w:lang w:val="en-US" w:eastAsia="ru-RU"/>
+        </w:rPr>
+        <w:t>NOT NULL</w:t>
+      </w:r>
+      <w:r>
+        <w:rPr>
+          <w:rFonts w:ascii="Consolas" w:eastAsia="Times New Roman" w:hAnsi="Consolas" w:cs="Times New Roman"/>
+          <w:color w:val="CCCCCC"/>
+          <w:sz w:val="21"/>
+          <w:szCs w:val="21"/>
+          <w:lang w:val="en-US" w:eastAsia="ru-RU"/>
+        </w:rPr>
         <w:t>,</w:t>
       </w:r>
     </w:p>
@@ -3923,6 +4063,26 @@
         </w:rPr>
         <w:t>text</w:t>
       </w:r>
+      <w:r>
+        <w:rPr>
+          <w:rFonts w:ascii="Consolas" w:eastAsia="Times New Roman" w:hAnsi="Consolas" w:cs="Times New Roman"/>
+          <w:color w:val="CCCCCC"/>
+          <w:sz w:val="21"/>
+          <w:szCs w:val="21"/>
+          <w:lang w:val="en-US" w:eastAsia="ru-RU"/>
+        </w:rPr>
+        <w:t xml:space="preserve"> </w:t>
+      </w:r>
+      <w:r>
+        <w:rPr>
+          <w:rFonts w:ascii="Consolas" w:eastAsia="Times New Roman" w:hAnsi="Consolas" w:cs="Times New Roman"/>
+          <w:color w:val="569CD6"/>
+          <w:sz w:val="21"/>
+          <w:szCs w:val="21"/>
+          <w:lang w:val="en-US" w:eastAsia="ru-RU"/>
+        </w:rPr>
+        <w:t>NOT NULL</w:t>
+      </w:r>
     </w:p>
     <w:p>
       <w:pPr>
@@ -6369,7 +6529,7 @@
           <w:color w:val="CCCCCC"/>
           <w:sz w:val="21"/>
           <w:szCs w:val="21"/>
-          <w:lang w:eastAsia="ru-RU"/>
+          <w:lang w:val="en-US" w:eastAsia="ru-RU"/>
         </w:rPr>
       </w:pPr>
       <w:r>
